--- a/TrabPrat/PaperV2.docx
+++ b/TrabPrat/PaperV2.docx
@@ -14,7 +14,197 @@
           <w:u w:val="single"/>
         </w:rPr>
       </w:pPr>
-      <w:r>
+    </w:p>
+    <w:p>
+      <w:pPr>
+        <w:jc w:val="both"/>
+        <w:rPr>
+          <w:rFonts w:ascii="Calibri" w:hAnsi="Calibri" w:cs="Calibri"/>
+          <w:b/>
+          <w:bCs/>
+          <w:sz w:val="32"/>
+          <w:szCs w:val="32"/>
+        </w:rPr>
+      </w:pPr>
+      <w:r>
+        <w:rPr>
+          <w:rFonts w:ascii="Calibri" w:hAnsi="Calibri" w:cs="Calibri"/>
+          <w:b/>
+          <w:bCs/>
+          <w:noProof/>
+          <w:sz w:val="32"/>
+          <w:szCs w:val="32"/>
+        </w:rPr>
+        <mc:AlternateContent>
+          <mc:Choice Requires="wps">
+            <w:drawing>
+              <wp:anchor distT="45720" distB="45720" distL="114300" distR="114300" simplePos="0" relativeHeight="251666432" behindDoc="0" locked="0" layoutInCell="1" allowOverlap="1" wp14:anchorId="15FD0BBD" wp14:editId="22D9BBFE">
+                <wp:simplePos x="0" y="0"/>
+                <wp:positionH relativeFrom="margin">
+                  <wp:posOffset>2739390</wp:posOffset>
+                </wp:positionH>
+                <wp:positionV relativeFrom="paragraph">
+                  <wp:posOffset>435610</wp:posOffset>
+                </wp:positionV>
+                <wp:extent cx="2676525" cy="1404620"/>
+                <wp:effectExtent l="0" t="0" r="9525" b="6350"/>
+                <wp:wrapSquare wrapText="bothSides"/>
+                <wp:docPr id="217" name="Caixa de Texto 2"/>
+                <wp:cNvGraphicFramePr>
+                  <a:graphicFrameLocks xmlns:a="http://schemas.openxmlformats.org/drawingml/2006/main"/>
+                </wp:cNvGraphicFramePr>
+                <a:graphic xmlns:a="http://schemas.openxmlformats.org/drawingml/2006/main">
+                  <a:graphicData uri="http://schemas.microsoft.com/office/word/2010/wordprocessingShape">
+                    <wps:wsp>
+                      <wps:cNvSpPr txBox="1">
+                        <a:spLocks noChangeArrowheads="1"/>
+                      </wps:cNvSpPr>
+                      <wps:spPr bwMode="auto">
+                        <a:xfrm>
+                          <a:off x="0" y="0"/>
+                          <a:ext cx="2676525" cy="1404620"/>
+                        </a:xfrm>
+                        <a:prstGeom prst="rect">
+                          <a:avLst/>
+                        </a:prstGeom>
+                        <a:solidFill>
+                          <a:srgbClr val="FFFFFF"/>
+                        </a:solidFill>
+                        <a:ln w="9525">
+                          <a:noFill/>
+                          <a:miter lim="800000"/>
+                          <a:headEnd/>
+                          <a:tailEnd/>
+                        </a:ln>
+                      </wps:spPr>
+                      <wps:txbx>
+                        <w:txbxContent>
+                          <w:p>
+                            <w:pPr>
+                              <w:jc w:val="both"/>
+                              <w:rPr>
+                                <w:rFonts w:ascii="Calibri" w:hAnsi="Calibri" w:cs="Calibri"/>
+                                <w:b/>
+                                <w:bCs/>
+                                <w:sz w:val="32"/>
+                                <w:szCs w:val="32"/>
+                              </w:rPr>
+                            </w:pPr>
+                            <w:r>
+                              <w:rPr>
+                                <w:rFonts w:ascii="Calibri" w:hAnsi="Calibri" w:cs="Calibri"/>
+                                <w:b/>
+                                <w:bCs/>
+                                <w:sz w:val="32"/>
+                                <w:szCs w:val="32"/>
+                              </w:rPr>
+                              <w:t>High Performance Computing</w:t>
+                            </w:r>
+                          </w:p>
+                        </w:txbxContent>
+                      </wps:txbx>
+                      <wps:bodyPr rot="0" vert="horz" wrap="square" lIns="91440" tIns="45720" rIns="91440" bIns="45720" anchor="t" anchorCtr="0">
+                        <a:spAutoFit/>
+                      </wps:bodyPr>
+                    </wps:wsp>
+                  </a:graphicData>
+                </a:graphic>
+                <wp14:sizeRelH relativeFrom="margin">
+                  <wp14:pctWidth>0</wp14:pctWidth>
+                </wp14:sizeRelH>
+                <wp14:sizeRelV relativeFrom="margin">
+                  <wp14:pctHeight>20000</wp14:pctHeight>
+                </wp14:sizeRelV>
+              </wp:anchor>
+            </w:drawing>
+          </mc:Choice>
+          <mc:Fallback>
+            <w:pict>
+              <v:shapetype w14:anchorId="15FD0BBD" id="_x0000_t202" coordsize="21600,21600" o:spt="202" path="m,l,21600r21600,l21600,xe">
+                <v:stroke joinstyle="miter"/>
+                <v:path gradientshapeok="t" o:connecttype="rect"/>
+              </v:shapetype>
+              <v:shape id="Caixa de Texto 2" o:spid="_x0000_s1026" type="#_x0000_t202" style="position:absolute;left:0;text-align:left;margin-left:215.7pt;margin-top:34.3pt;width:210.75pt;height:110.6pt;z-index:251666432;visibility:visible;mso-wrap-style:square;mso-width-percent:0;mso-height-percent:200;mso-wrap-distance-left:9pt;mso-wrap-distance-top:3.6pt;mso-wrap-distance-right:9pt;mso-wrap-distance-bottom:3.6pt;mso-position-horizontal:absolute;mso-position-horizontal-relative:margin;mso-position-vertical:absolute;mso-position-vertical-relative:text;mso-width-percent:0;mso-height-percent:200;mso-width-relative:margin;mso-height-relative:margin;v-text-anchor:top" o:gfxdata="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" stroked="f">
+                <v:textbox style="mso-fit-shape-to-text:t">
+                  <w:txbxContent>
+                    <w:p>
+                      <w:pPr>
+                        <w:jc w:val="both"/>
+                        <w:rPr>
+                          <w:rFonts w:ascii="Calibri" w:hAnsi="Calibri" w:cs="Calibri"/>
+                          <w:b/>
+                          <w:bCs/>
+                          <w:sz w:val="32"/>
+                          <w:szCs w:val="32"/>
+                        </w:rPr>
+                      </w:pPr>
+                      <w:r>
+                        <w:rPr>
+                          <w:rFonts w:ascii="Calibri" w:hAnsi="Calibri" w:cs="Calibri"/>
+                          <w:b/>
+                          <w:bCs/>
+                          <w:sz w:val="32"/>
+                          <w:szCs w:val="32"/>
+                        </w:rPr>
+                        <w:t>High Performance Computing</w:t>
+                      </w:r>
+                    </w:p>
+                  </w:txbxContent>
+                </v:textbox>
+                <w10:wrap type="square" anchorx="margin"/>
+              </v:shape>
+            </w:pict>
+          </mc:Fallback>
+        </mc:AlternateContent>
+      </w:r>
+      <w:r>
+        <w:rPr>
+          <w:rFonts w:ascii="Calibri" w:hAnsi="Calibri" w:cs="Calibri"/>
+          <w:b/>
+          <w:bCs/>
+          <w:sz w:val="32"/>
+          <w:szCs w:val="32"/>
+        </w:rPr>
+        <w:drawing>
+          <wp:inline distT="0" distB="0" distL="0" distR="0" wp14:anchorId="5A043E52" wp14:editId="6FD7ACD9">
+            <wp:extent cx="2419688" cy="1143160"/>
+            <wp:effectExtent l="0" t="0" r="0" b="0"/>
+            <wp:docPr id="428526053" name="Imagem 1" descr="Uma imagem com Tipo de letra, Azul elétrico, Gráficos, texto&#10;&#10;Descrição gerada automaticamente"/>
+            <wp:cNvGraphicFramePr>
+              <a:graphicFrameLocks xmlns:a="http://schemas.openxmlformats.org/drawingml/2006/main" noChangeAspect="1"/>
+            </wp:cNvGraphicFramePr>
+            <a:graphic xmlns:a="http://schemas.openxmlformats.org/drawingml/2006/main">
+              <a:graphicData uri="http://schemas.openxmlformats.org/drawingml/2006/picture">
+                <pic:pic xmlns:pic="http://schemas.openxmlformats.org/drawingml/2006/picture">
+                  <pic:nvPicPr>
+                    <pic:cNvPr id="428526053" name="Imagem 1" descr="Uma imagem com Tipo de letra, Azul elétrico, Gráficos, texto&#10;&#10;Descrição gerada automaticamente"/>
+                    <pic:cNvPicPr/>
+                  </pic:nvPicPr>
+                  <pic:blipFill>
+                    <a:blip r:embed="rId6"/>
+                    <a:stretch>
+                      <a:fillRect/>
+                    </a:stretch>
+                  </pic:blipFill>
+                  <pic:spPr>
+                    <a:xfrm>
+                      <a:off x="0" y="0"/>
+                      <a:ext cx="2419688" cy="1143160"/>
+                    </a:xfrm>
+                    <a:prstGeom prst="rect">
+                      <a:avLst/>
+                    </a:prstGeom>
+                  </pic:spPr>
+                </pic:pic>
+              </a:graphicData>
+            </a:graphic>
+          </wp:inline>
+        </w:drawing>
+      </w:r>
+    </w:p>
+    <w:p>
+      <w:pPr>
+        <w:jc w:val="both"/>
         <w:rPr>
           <w:rFonts w:ascii="Calibri" w:hAnsi="Calibri" w:cs="Calibri"/>
           <w:b/>
@@ -23,9 +213,11 @@
           <w:szCs w:val="32"/>
           <w:u w:val="single"/>
         </w:rPr>
-        <w:t>B.3</w:t>
-      </w:r>
-      <w:r>
+      </w:pPr>
+    </w:p>
+    <w:p>
+      <w:pPr>
+        <w:jc w:val="both"/>
         <w:rPr>
           <w:rFonts w:ascii="Calibri" w:hAnsi="Calibri" w:cs="Calibri"/>
           <w:b/>
@@ -34,16 +226,178 @@
           <w:szCs w:val="32"/>
           <w:u w:val="single"/>
         </w:rPr>
-        <w:t>)</w:t>
-      </w:r>
-    </w:p>
-    <w:p>
-      <w:pPr>
-        <w:jc w:val="both"/>
-        <w:rPr>
-          <w:rFonts w:ascii="Calibri" w:hAnsi="Calibri" w:cs="Calibri"/>
-          <w:b/>
-          <w:bCs/>
+      </w:pPr>
+    </w:p>
+    <w:p>
+      <w:pPr>
+        <w:jc w:val="both"/>
+        <w:rPr>
+          <w:rFonts w:ascii="Calibri" w:hAnsi="Calibri" w:cs="Calibri"/>
+          <w:b/>
+          <w:bCs/>
+          <w:sz w:val="32"/>
+          <w:szCs w:val="32"/>
+          <w:u w:val="single"/>
+        </w:rPr>
+      </w:pPr>
+    </w:p>
+    <w:p>
+      <w:pPr>
+        <w:jc w:val="both"/>
+        <w:rPr>
+          <w:rFonts w:ascii="Calibri" w:hAnsi="Calibri" w:cs="Calibri"/>
+          <w:b/>
+          <w:bCs/>
+          <w:sz w:val="32"/>
+          <w:szCs w:val="32"/>
+          <w:u w:val="single"/>
+        </w:rPr>
+      </w:pPr>
+    </w:p>
+    <w:p>
+      <w:pPr>
+        <w:jc w:val="both"/>
+        <w:rPr>
+          <w:rFonts w:ascii="Calibri" w:hAnsi="Calibri" w:cs="Calibri"/>
+          <w:b/>
+          <w:bCs/>
+          <w:sz w:val="32"/>
+          <w:szCs w:val="32"/>
+          <w:u w:val="single"/>
+        </w:rPr>
+      </w:pPr>
+    </w:p>
+    <w:p>
+      <w:pPr>
+        <w:jc w:val="both"/>
+        <w:rPr>
+          <w:rFonts w:ascii="Calibri" w:hAnsi="Calibri" w:cs="Calibri"/>
+          <w:b/>
+          <w:bCs/>
+          <w:sz w:val="32"/>
+          <w:szCs w:val="32"/>
+          <w:u w:val="single"/>
+        </w:rPr>
+      </w:pPr>
+    </w:p>
+    <w:p>
+      <w:pPr>
+        <w:jc w:val="both"/>
+        <w:rPr>
+          <w:rFonts w:ascii="Calibri" w:hAnsi="Calibri" w:cs="Calibri"/>
+          <w:b/>
+          <w:bCs/>
+          <w:sz w:val="32"/>
+          <w:szCs w:val="32"/>
+          <w:u w:val="single"/>
+        </w:rPr>
+      </w:pPr>
+    </w:p>
+    <w:p>
+      <w:pPr>
+        <w:jc w:val="center"/>
+        <w:rPr>
+          <w:rFonts w:ascii="Calibri" w:hAnsi="Calibri" w:cs="Calibri"/>
+          <w:b/>
+          <w:bCs/>
+          <w:sz w:val="44"/>
+          <w:szCs w:val="44"/>
+        </w:rPr>
+      </w:pPr>
+      <w:r>
+        <w:rPr>
+          <w:rFonts w:ascii="Calibri" w:hAnsi="Calibri" w:cs="Calibri"/>
+          <w:b/>
+          <w:bCs/>
+          <w:sz w:val="44"/>
+          <w:szCs w:val="44"/>
+        </w:rPr>
+        <w:t>Job-Shop Scheduling Problem</w:t>
+      </w:r>
+    </w:p>
+    <w:p>
+      <w:pPr>
+        <w:jc w:val="both"/>
+        <w:rPr>
+          <w:rFonts w:ascii="Calibri" w:hAnsi="Calibri" w:cs="Calibri"/>
+          <w:b/>
+          <w:bCs/>
+          <w:sz w:val="32"/>
+          <w:szCs w:val="32"/>
+          <w:u w:val="single"/>
+        </w:rPr>
+      </w:pPr>
+    </w:p>
+    <w:p>
+      <w:pPr>
+        <w:jc w:val="both"/>
+        <w:rPr>
+          <w:rFonts w:ascii="Calibri" w:hAnsi="Calibri" w:cs="Calibri"/>
+          <w:b/>
+          <w:bCs/>
+          <w:sz w:val="32"/>
+          <w:szCs w:val="32"/>
+          <w:u w:val="single"/>
+        </w:rPr>
+      </w:pPr>
+    </w:p>
+    <w:p>
+      <w:pPr>
+        <w:jc w:val="both"/>
+        <w:rPr>
+          <w:rFonts w:ascii="Calibri" w:hAnsi="Calibri" w:cs="Calibri"/>
+          <w:b/>
+          <w:bCs/>
+          <w:sz w:val="32"/>
+          <w:szCs w:val="32"/>
+          <w:u w:val="single"/>
+        </w:rPr>
+      </w:pPr>
+    </w:p>
+    <w:p>
+      <w:pPr>
+        <w:jc w:val="both"/>
+        <w:rPr>
+          <w:rFonts w:ascii="Calibri" w:hAnsi="Calibri" w:cs="Calibri"/>
+          <w:b/>
+          <w:bCs/>
+          <w:sz w:val="32"/>
+          <w:szCs w:val="32"/>
+          <w:u w:val="single"/>
+        </w:rPr>
+      </w:pPr>
+    </w:p>
+    <w:p>
+      <w:pPr>
+        <w:jc w:val="both"/>
+        <w:rPr>
+          <w:rFonts w:ascii="Calibri" w:hAnsi="Calibri" w:cs="Calibri"/>
+          <w:b/>
+          <w:bCs/>
+          <w:sz w:val="32"/>
+          <w:szCs w:val="32"/>
+          <w:u w:val="single"/>
+        </w:rPr>
+      </w:pPr>
+    </w:p>
+    <w:p>
+      <w:pPr>
+        <w:jc w:val="both"/>
+        <w:rPr>
+          <w:rFonts w:ascii="Calibri" w:hAnsi="Calibri" w:cs="Calibri"/>
+          <w:b/>
+          <w:bCs/>
+          <w:sz w:val="32"/>
+          <w:szCs w:val="32"/>
+          <w:u w:val="single"/>
+        </w:rPr>
+      </w:pPr>
+    </w:p>
+    <w:p>
+      <w:pPr>
+        <w:jc w:val="right"/>
+        <w:rPr>
+          <w:rFonts w:ascii="Calibri" w:hAnsi="Calibri" w:cs="Calibri"/>
           <w:sz w:val="28"/>
           <w:szCs w:val="28"/>
         </w:rPr>
@@ -51,42 +405,1266 @@
       <w:r>
         <w:rPr>
           <w:rFonts w:ascii="Calibri" w:hAnsi="Calibri" w:cs="Calibri"/>
-          <w:b/>
-          <w:bCs/>
           <w:sz w:val="28"/>
           <w:szCs w:val="28"/>
         </w:rPr>
-        <w:t>W</w:t>
-      </w:r>
-      <w:r>
-        <w:rPr>
-          <w:rFonts w:ascii="Calibri" w:hAnsi="Calibri" w:cs="Calibri"/>
-          <w:b/>
-          <w:bCs/>
+        <w:t>Students:</w:t>
+      </w:r>
+    </w:p>
+    <w:p>
+      <w:pPr>
+        <w:jc w:val="right"/>
+        <w:rPr>
+          <w:rFonts w:ascii="Calibri" w:hAnsi="Calibri" w:cs="Calibri"/>
           <w:sz w:val="28"/>
           <w:szCs w:val="28"/>
         </w:rPr>
-        <w:t>hich global variables are shared (read-only and read/write), and the local (private)</w:t>
-      </w:r>
-      <w:r>
-        <w:rPr>
-          <w:rFonts w:ascii="Calibri" w:hAnsi="Calibri" w:cs="Calibri"/>
-          <w:b/>
-          <w:bCs/>
+      </w:pPr>
+      <w:r>
+        <w:rPr>
+          <w:rFonts w:ascii="Calibri" w:hAnsi="Calibri" w:cs="Calibri"/>
           <w:sz w:val="28"/>
           <w:szCs w:val="28"/>
         </w:rPr>
-        <w:t xml:space="preserve"> </w:t>
-      </w:r>
-      <w:r>
-        <w:rPr>
-          <w:rFonts w:ascii="Calibri" w:hAnsi="Calibri" w:cs="Calibri"/>
-          <w:b/>
-          <w:bCs/>
+        <w:t xml:space="preserve">Fernando </w:t>
+      </w:r>
+      <w:r>
+        <w:rPr>
+          <w:rFonts w:ascii="Calibri" w:hAnsi="Calibri" w:cs="Calibri"/>
           <w:sz w:val="28"/>
           <w:szCs w:val="28"/>
         </w:rPr>
-        <w:t>variables of each thread?</w:t>
+        <w:t>Acúrcio</w:t>
+      </w:r>
+      <w:r>
+        <w:rPr>
+          <w:rFonts w:ascii="Calibri" w:hAnsi="Calibri" w:cs="Calibri"/>
+          <w:sz w:val="28"/>
+          <w:szCs w:val="28"/>
+        </w:rPr>
+        <w:t xml:space="preserve"> </w:t>
+      </w:r>
+      <w:r>
+        <w:rPr>
+          <w:rFonts w:ascii="Calibri" w:hAnsi="Calibri" w:cs="Calibri"/>
+          <w:sz w:val="28"/>
+          <w:szCs w:val="28"/>
+        </w:rPr>
+        <w:t xml:space="preserve">- </w:t>
+      </w:r>
+      <w:r>
+        <w:rPr>
+          <w:rFonts w:ascii="Calibri" w:hAnsi="Calibri" w:cs="Calibri"/>
+          <w:sz w:val="28"/>
+          <w:szCs w:val="28"/>
+        </w:rPr>
+        <w:t>9950</w:t>
+      </w:r>
+    </w:p>
+    <w:p>
+      <w:pPr>
+        <w:jc w:val="right"/>
+        <w:rPr>
+          <w:rFonts w:ascii="Calibri" w:hAnsi="Calibri" w:cs="Calibri"/>
+          <w:sz w:val="28"/>
+          <w:szCs w:val="28"/>
+        </w:rPr>
+      </w:pPr>
+      <w:r>
+        <w:rPr>
+          <w:rFonts w:ascii="Calibri" w:hAnsi="Calibri" w:cs="Calibri"/>
+          <w:sz w:val="28"/>
+          <w:szCs w:val="28"/>
+        </w:rPr>
+        <w:t xml:space="preserve">Rafael Silva </w:t>
+      </w:r>
+      <w:r>
+        <w:rPr>
+          <w:rFonts w:ascii="Calibri" w:hAnsi="Calibri" w:cs="Calibri"/>
+          <w:sz w:val="28"/>
+          <w:szCs w:val="28"/>
+        </w:rPr>
+        <w:t xml:space="preserve">- </w:t>
+      </w:r>
+      <w:r>
+        <w:rPr>
+          <w:rFonts w:ascii="Calibri" w:hAnsi="Calibri" w:cs="Calibri"/>
+          <w:sz w:val="28"/>
+          <w:szCs w:val="28"/>
+        </w:rPr>
+        <w:t>21089</w:t>
+      </w:r>
+    </w:p>
+    <w:p>
+      <w:pPr>
+        <w:jc w:val="right"/>
+        <w:rPr>
+          <w:rFonts w:ascii="Calibri" w:hAnsi="Calibri" w:cs="Calibri"/>
+          <w:sz w:val="28"/>
+          <w:szCs w:val="28"/>
+        </w:rPr>
+      </w:pPr>
+      <w:r>
+        <w:rPr>
+          <w:rFonts w:ascii="Calibri" w:hAnsi="Calibri" w:cs="Calibri"/>
+          <w:sz w:val="28"/>
+          <w:szCs w:val="28"/>
+        </w:rPr>
+        <w:t>Ulisses Ferreira - 4561</w:t>
+      </w:r>
+    </w:p>
+    <w:p>
+      <w:pPr>
+        <w:jc w:val="both"/>
+        <w:rPr>
+          <w:rFonts w:ascii="Calibri" w:hAnsi="Calibri" w:cs="Calibri"/>
+          <w:b/>
+          <w:bCs/>
+          <w:sz w:val="32"/>
+          <w:szCs w:val="32"/>
+          <w:u w:val="single"/>
+          <w:lang w:val="pt-PT"/>
+        </w:rPr>
+      </w:pPr>
+    </w:p>
+    <w:p>
+      <w:pPr>
+        <w:rPr>
+          <w:rFonts w:ascii="Calibri" w:hAnsi="Calibri" w:cs="Calibri"/>
+          <w:b/>
+          <w:bCs/>
+          <w:sz w:val="44"/>
+          <w:szCs w:val="44"/>
+        </w:rPr>
+      </w:pPr>
+      <w:r>
+        <w:rPr>
+          <w:rFonts w:ascii="Calibri" w:hAnsi="Calibri" w:cs="Calibri"/>
+          <w:b/>
+          <w:bCs/>
+          <w:sz w:val="44"/>
+          <w:szCs w:val="44"/>
+        </w:rPr>
+        <w:lastRenderedPageBreak/>
+        <w:t>Problem Description</w:t>
+      </w:r>
+    </w:p>
+    <w:p>
+      <w:pPr>
+        <w:rPr>
+          <w:rFonts w:ascii="Calibri" w:hAnsi="Calibri" w:cs="Calibri"/>
+          <w:b/>
+          <w:bCs/>
+          <w:sz w:val="44"/>
+          <w:szCs w:val="44"/>
+        </w:rPr>
+      </w:pPr>
+    </w:p>
+    <w:p>
+      <w:pPr>
+        <w:spacing w:before="100" w:beforeAutospacing="1" w:after="100" w:afterAutospacing="1" w:line="240" w:lineRule="auto"/>
+        <w:jc w:val="both"/>
+        <w:rPr>
+          <w:rFonts w:ascii="Calibri" w:eastAsia="Times New Roman" w:hAnsi="Calibri" w:cs="Calibri"/>
+          <w:kern w:val="0"/>
+          <w:sz w:val="28"/>
+          <w:szCs w:val="28"/>
+          <w:lang w:eastAsia="pt-PT"/>
+          <w14:ligatures w14:val="none"/>
+        </w:rPr>
+      </w:pPr>
+      <w:r>
+        <w:rPr>
+          <w:rFonts w:ascii="Calibri" w:eastAsia="Times New Roman" w:hAnsi="Calibri" w:cs="Calibri"/>
+          <w:kern w:val="0"/>
+          <w:sz w:val="28"/>
+          <w:szCs w:val="28"/>
+          <w:lang w:eastAsia="pt-PT"/>
+          <w14:ligatures w14:val="none"/>
+        </w:rPr>
+        <w:t>In a job-shop environment, multiple jobs need to be processed, each consisting of several operations that must be performed in a specified order. Each operation is assigned to a specific machine and has a fixed processing time. The challenge is to schedule these operations on the available machines in such a way that the overall completion time is minimized, and the following constraints are met:</w:t>
+      </w:r>
+    </w:p>
+    <w:p>
+      <w:pPr>
+        <w:spacing w:before="100" w:beforeAutospacing="1" w:after="100" w:afterAutospacing="1" w:line="240" w:lineRule="auto"/>
+        <w:rPr>
+          <w:rFonts w:ascii="Calibri" w:eastAsia="Times New Roman" w:hAnsi="Calibri" w:cs="Calibri"/>
+          <w:kern w:val="0"/>
+          <w:sz w:val="28"/>
+          <w:szCs w:val="28"/>
+          <w:lang w:eastAsia="pt-PT"/>
+          <w14:ligatures w14:val="none"/>
+        </w:rPr>
+      </w:pPr>
+      <w:r>
+        <w:rPr>
+          <w:rFonts w:ascii="Calibri" w:eastAsia="Times New Roman" w:hAnsi="Calibri" w:cs="Calibri"/>
+          <w:b/>
+          <w:bCs/>
+          <w:kern w:val="0"/>
+          <w:sz w:val="28"/>
+          <w:szCs w:val="28"/>
+          <w:lang w:eastAsia="pt-PT"/>
+          <w14:ligatures w14:val="none"/>
+        </w:rPr>
+        <w:t>Job Sequence Constraint</w:t>
+      </w:r>
+      <w:r>
+        <w:rPr>
+          <w:rFonts w:ascii="Calibri" w:eastAsia="Times New Roman" w:hAnsi="Calibri" w:cs="Calibri"/>
+          <w:kern w:val="0"/>
+          <w:sz w:val="28"/>
+          <w:szCs w:val="28"/>
+          <w:lang w:eastAsia="pt-PT"/>
+          <w14:ligatures w14:val="none"/>
+        </w:rPr>
+        <w:t>: The operations of each job must be performed in a predefined sequence.</w:t>
+      </w:r>
+    </w:p>
+    <w:p>
+      <w:pPr>
+        <w:spacing w:before="100" w:beforeAutospacing="1" w:after="100" w:afterAutospacing="1" w:line="240" w:lineRule="auto"/>
+        <w:rPr>
+          <w:rFonts w:ascii="Calibri" w:eastAsia="Times New Roman" w:hAnsi="Calibri" w:cs="Calibri"/>
+          <w:kern w:val="0"/>
+          <w:sz w:val="28"/>
+          <w:szCs w:val="28"/>
+          <w:lang w:eastAsia="pt-PT"/>
+          <w14:ligatures w14:val="none"/>
+        </w:rPr>
+      </w:pPr>
+      <w:r>
+        <w:rPr>
+          <w:rFonts w:ascii="Calibri" w:eastAsia="Times New Roman" w:hAnsi="Calibri" w:cs="Calibri"/>
+          <w:b/>
+          <w:bCs/>
+          <w:kern w:val="0"/>
+          <w:sz w:val="28"/>
+          <w:szCs w:val="28"/>
+          <w:lang w:eastAsia="pt-PT"/>
+          <w14:ligatures w14:val="none"/>
+        </w:rPr>
+        <w:t>Machine Availability Constraint</w:t>
+      </w:r>
+      <w:r>
+        <w:rPr>
+          <w:rFonts w:ascii="Calibri" w:eastAsia="Times New Roman" w:hAnsi="Calibri" w:cs="Calibri"/>
+          <w:kern w:val="0"/>
+          <w:sz w:val="28"/>
+          <w:szCs w:val="28"/>
+          <w:lang w:eastAsia="pt-PT"/>
+          <w14:ligatures w14:val="none"/>
+        </w:rPr>
+        <w:t>: Each machine can only process one operation at a time.</w:t>
+      </w:r>
+    </w:p>
+    <w:p>
+      <w:pPr>
+        <w:spacing w:before="100" w:beforeAutospacing="1" w:after="100" w:afterAutospacing="1" w:line="240" w:lineRule="auto"/>
+        <w:jc w:val="center"/>
+        <w:rPr>
+          <w:rFonts w:ascii="Calibri" w:eastAsia="Times New Roman" w:hAnsi="Calibri" w:cs="Calibri"/>
+          <w:kern w:val="0"/>
+          <w:sz w:val="28"/>
+          <w:szCs w:val="28"/>
+          <w:lang w:eastAsia="pt-PT"/>
+          <w14:ligatures w14:val="none"/>
+        </w:rPr>
+      </w:pPr>
+      <w:r>
+        <w:rPr>
+          <w:rFonts w:ascii="Calibri" w:eastAsia="Times New Roman" w:hAnsi="Calibri" w:cs="Calibri"/>
+          <w:kern w:val="0"/>
+          <w:sz w:val="28"/>
+          <w:szCs w:val="28"/>
+          <w:lang w:eastAsia="pt-PT"/>
+          <w14:ligatures w14:val="none"/>
+        </w:rPr>
+        <w:drawing>
+          <wp:inline distT="0" distB="0" distL="0" distR="0" wp14:anchorId="7537124B" wp14:editId="6397B7B4">
+            <wp:extent cx="4816800" cy="4824000"/>
+            <wp:effectExtent l="0" t="0" r="3175" b="0"/>
+            <wp:docPr id="1451087114" name="Imagem 1" descr="Uma imagem com carro, veículo, Veículo terrestre, circuito&#10;&#10;Descrição gerada automaticamente"/>
+            <wp:cNvGraphicFramePr>
+              <a:graphicFrameLocks xmlns:a="http://schemas.openxmlformats.org/drawingml/2006/main" noChangeAspect="1"/>
+            </wp:cNvGraphicFramePr>
+            <a:graphic xmlns:a="http://schemas.openxmlformats.org/drawingml/2006/main">
+              <a:graphicData uri="http://schemas.openxmlformats.org/drawingml/2006/picture">
+                <pic:pic xmlns:pic="http://schemas.openxmlformats.org/drawingml/2006/picture">
+                  <pic:nvPicPr>
+                    <pic:cNvPr id="1451087114" name="Imagem 1" descr="Uma imagem com carro, veículo, Veículo terrestre, circuito&#10;&#10;Descrição gerada automaticamente"/>
+                    <pic:cNvPicPr/>
+                  </pic:nvPicPr>
+                  <pic:blipFill>
+                    <a:blip r:embed="rId7"/>
+                    <a:stretch>
+                      <a:fillRect/>
+                    </a:stretch>
+                  </pic:blipFill>
+                  <pic:spPr>
+                    <a:xfrm>
+                      <a:off x="0" y="0"/>
+                      <a:ext cx="4816800" cy="4824000"/>
+                    </a:xfrm>
+                    <a:prstGeom prst="rect">
+                      <a:avLst/>
+                    </a:prstGeom>
+                  </pic:spPr>
+                </pic:pic>
+              </a:graphicData>
+            </a:graphic>
+          </wp:inline>
+        </w:drawing>
+      </w:r>
+    </w:p>
+    <w:p>
+      <w:pPr>
+        <w:rPr>
+          <w:rFonts w:ascii="Calibri" w:hAnsi="Calibri" w:cs="Calibri"/>
+          <w:b/>
+          <w:bCs/>
+          <w:sz w:val="40"/>
+          <w:szCs w:val="40"/>
+        </w:rPr>
+      </w:pPr>
+      <w:r>
+        <w:rPr>
+          <w:rFonts w:ascii="Calibri" w:hAnsi="Calibri" w:cs="Calibri"/>
+          <w:b/>
+          <w:bCs/>
+          <w:sz w:val="40"/>
+          <w:szCs w:val="40"/>
+        </w:rPr>
+        <w:lastRenderedPageBreak/>
+        <w:t xml:space="preserve">A </w:t>
+      </w:r>
+      <w:r>
+        <w:rPr>
+          <w:rFonts w:ascii="Calibri" w:hAnsi="Calibri" w:cs="Calibri"/>
+          <w:b/>
+          <w:bCs/>
+          <w:sz w:val="40"/>
+          <w:szCs w:val="40"/>
+        </w:rPr>
+        <w:t>–</w:t>
+      </w:r>
+      <w:r>
+        <w:rPr>
+          <w:rFonts w:ascii="Calibri" w:hAnsi="Calibri" w:cs="Calibri"/>
+          <w:b/>
+          <w:bCs/>
+          <w:sz w:val="40"/>
+          <w:szCs w:val="40"/>
+        </w:rPr>
+        <w:t xml:space="preserve"> Sequen</w:t>
+      </w:r>
+      <w:r>
+        <w:rPr>
+          <w:rFonts w:ascii="Calibri" w:hAnsi="Calibri" w:cs="Calibri"/>
+          <w:b/>
+          <w:bCs/>
+          <w:sz w:val="40"/>
+          <w:szCs w:val="40"/>
+        </w:rPr>
+        <w:t>tial Implementation</w:t>
+      </w:r>
+    </w:p>
+    <w:p>
+      <w:pPr>
+        <w:spacing w:before="100" w:beforeAutospacing="1" w:after="100" w:afterAutospacing="1" w:line="240" w:lineRule="auto"/>
+        <w:jc w:val="both"/>
+        <w:rPr>
+          <w:rFonts w:ascii="Calibri" w:eastAsia="Times New Roman" w:hAnsi="Calibri" w:cs="Calibri"/>
+          <w:kern w:val="0"/>
+          <w:sz w:val="28"/>
+          <w:szCs w:val="28"/>
+          <w:lang w:eastAsia="pt-PT"/>
+          <w14:ligatures w14:val="none"/>
+        </w:rPr>
+      </w:pPr>
+      <w:r>
+        <w:rPr>
+          <w:rFonts w:ascii="Calibri" w:eastAsia="Times New Roman" w:hAnsi="Calibri" w:cs="Calibri"/>
+          <w:kern w:val="0"/>
+          <w:sz w:val="28"/>
+          <w:szCs w:val="28"/>
+          <w:lang w:eastAsia="pt-PT"/>
+          <w14:ligatures w14:val="none"/>
+        </w:rPr>
+        <w:t>The algorithm chosen for scheduling the operations in a job shop problem is a simple greedy approach. The primary idea is to assign the earliest possible start time to each operation while ensuring that no two operations overlap on the same machine. The steps of the algorithm are as follows:</w:t>
+      </w:r>
+    </w:p>
+    <w:p>
+      <w:pPr>
+        <w:spacing w:before="100" w:beforeAutospacing="1" w:after="100" w:afterAutospacing="1" w:line="240" w:lineRule="auto"/>
+        <w:rPr>
+          <w:rFonts w:ascii="Calibri" w:eastAsia="Times New Roman" w:hAnsi="Calibri" w:cs="Calibri"/>
+          <w:kern w:val="0"/>
+          <w:sz w:val="28"/>
+          <w:szCs w:val="28"/>
+          <w:lang w:val="pt-PT" w:eastAsia="pt-PT"/>
+          <w14:ligatures w14:val="none"/>
+        </w:rPr>
+      </w:pPr>
+      <w:proofErr w:type="spellStart"/>
+      <w:r>
+        <w:rPr>
+          <w:rFonts w:ascii="Calibri" w:eastAsia="Times New Roman" w:hAnsi="Calibri" w:cs="Calibri"/>
+          <w:b/>
+          <w:bCs/>
+          <w:kern w:val="0"/>
+          <w:sz w:val="28"/>
+          <w:szCs w:val="28"/>
+          <w:lang w:val="pt-PT" w:eastAsia="pt-PT"/>
+          <w14:ligatures w14:val="none"/>
+        </w:rPr>
+        <w:t>Initialization</w:t>
+      </w:r>
+      <w:proofErr w:type="spellEnd"/>
+      <w:r>
+        <w:rPr>
+          <w:rFonts w:ascii="Calibri" w:eastAsia="Times New Roman" w:hAnsi="Calibri" w:cs="Calibri"/>
+          <w:kern w:val="0"/>
+          <w:sz w:val="28"/>
+          <w:szCs w:val="28"/>
+          <w:lang w:val="pt-PT" w:eastAsia="pt-PT"/>
+          <w14:ligatures w14:val="none"/>
+        </w:rPr>
+        <w:t>:</w:t>
+      </w:r>
+    </w:p>
+    <w:p>
+      <w:pPr>
+        <w:numPr>
+          <w:ilvl w:val="0"/>
+          <w:numId w:val="7"/>
+        </w:numPr>
+        <w:spacing w:before="100" w:beforeAutospacing="1" w:after="100" w:afterAutospacing="1" w:line="240" w:lineRule="auto"/>
+        <w:rPr>
+          <w:rFonts w:ascii="Calibri" w:eastAsia="Times New Roman" w:hAnsi="Calibri" w:cs="Calibri"/>
+          <w:kern w:val="0"/>
+          <w:lang w:eastAsia="pt-PT"/>
+          <w14:ligatures w14:val="none"/>
+        </w:rPr>
+      </w:pPr>
+      <w:r>
+        <w:rPr>
+          <w:rFonts w:ascii="Calibri" w:eastAsia="Times New Roman" w:hAnsi="Calibri" w:cs="Calibri"/>
+          <w:kern w:val="0"/>
+          <w:lang w:eastAsia="pt-PT"/>
+          <w14:ligatures w14:val="none"/>
+        </w:rPr>
+        <w:t>Read the number of machines and jobs from the input.</w:t>
+      </w:r>
+    </w:p>
+    <w:p>
+      <w:pPr>
+        <w:numPr>
+          <w:ilvl w:val="0"/>
+          <w:numId w:val="7"/>
+        </w:numPr>
+        <w:spacing w:before="100" w:beforeAutospacing="1" w:after="100" w:afterAutospacing="1" w:line="240" w:lineRule="auto"/>
+        <w:rPr>
+          <w:rFonts w:ascii="Calibri" w:eastAsia="Times New Roman" w:hAnsi="Calibri" w:cs="Calibri"/>
+          <w:kern w:val="0"/>
+          <w:lang w:eastAsia="pt-PT"/>
+          <w14:ligatures w14:val="none"/>
+        </w:rPr>
+      </w:pPr>
+      <w:r>
+        <w:rPr>
+          <w:rFonts w:ascii="Calibri" w:eastAsia="Times New Roman" w:hAnsi="Calibri" w:cs="Calibri"/>
+          <w:kern w:val="0"/>
+          <w:lang w:eastAsia="pt-PT"/>
+          <w14:ligatures w14:val="none"/>
+        </w:rPr>
+        <w:t>Parse the operations for each job, which includes the machine ID and the duration for each operation.</w:t>
+      </w:r>
+    </w:p>
+    <w:p>
+      <w:pPr>
+        <w:spacing w:before="100" w:beforeAutospacing="1" w:after="100" w:afterAutospacing="1" w:line="240" w:lineRule="auto"/>
+        <w:jc w:val="center"/>
+        <w:rPr>
+          <w:rFonts w:ascii="Times New Roman" w:eastAsia="Times New Roman" w:hAnsi="Times New Roman" w:cs="Times New Roman"/>
+          <w:kern w:val="0"/>
+          <w:lang w:eastAsia="pt-PT"/>
+          <w14:ligatures w14:val="none"/>
+        </w:rPr>
+      </w:pPr>
+      <w:r>
+        <w:rPr>
+          <w:rFonts w:ascii="Times New Roman" w:eastAsia="Times New Roman" w:hAnsi="Times New Roman" w:cs="Times New Roman"/>
+          <w:kern w:val="0"/>
+          <w:lang w:eastAsia="pt-PT"/>
+          <w14:ligatures w14:val="none"/>
+        </w:rPr>
+        <w:drawing>
+          <wp:inline distT="0" distB="0" distL="0" distR="0" wp14:anchorId="499D47F1" wp14:editId="71740917">
+            <wp:extent cx="4453200" cy="3038400"/>
+            <wp:effectExtent l="0" t="0" r="5080" b="0"/>
+            <wp:docPr id="1879038835" name="Imagem 1" descr="Uma imagem com texto, captura de ecrã, Tipo de letra&#10;&#10;Descrição gerada automaticamente"/>
+            <wp:cNvGraphicFramePr>
+              <a:graphicFrameLocks xmlns:a="http://schemas.openxmlformats.org/drawingml/2006/main" noChangeAspect="1"/>
+            </wp:cNvGraphicFramePr>
+            <a:graphic xmlns:a="http://schemas.openxmlformats.org/drawingml/2006/main">
+              <a:graphicData uri="http://schemas.openxmlformats.org/drawingml/2006/picture">
+                <pic:pic xmlns:pic="http://schemas.openxmlformats.org/drawingml/2006/picture">
+                  <pic:nvPicPr>
+                    <pic:cNvPr id="1879038835" name="Imagem 1" descr="Uma imagem com texto, captura de ecrã, Tipo de letra&#10;&#10;Descrição gerada automaticamente"/>
+                    <pic:cNvPicPr/>
+                  </pic:nvPicPr>
+                  <pic:blipFill>
+                    <a:blip r:embed="rId8"/>
+                    <a:stretch>
+                      <a:fillRect/>
+                    </a:stretch>
+                  </pic:blipFill>
+                  <pic:spPr>
+                    <a:xfrm>
+                      <a:off x="0" y="0"/>
+                      <a:ext cx="4453200" cy="3038400"/>
+                    </a:xfrm>
+                    <a:prstGeom prst="rect">
+                      <a:avLst/>
+                    </a:prstGeom>
+                  </pic:spPr>
+                </pic:pic>
+              </a:graphicData>
+            </a:graphic>
+          </wp:inline>
+        </w:drawing>
+      </w:r>
+    </w:p>
+    <w:p>
+      <w:pPr>
+        <w:spacing w:before="100" w:beforeAutospacing="1" w:after="100" w:afterAutospacing="1" w:line="240" w:lineRule="auto"/>
+        <w:jc w:val="center"/>
+        <w:rPr>
+          <w:rFonts w:ascii="Times New Roman" w:eastAsia="Times New Roman" w:hAnsi="Times New Roman" w:cs="Times New Roman"/>
+          <w:kern w:val="0"/>
+          <w:lang w:eastAsia="pt-PT"/>
+          <w14:ligatures w14:val="none"/>
+        </w:rPr>
+      </w:pPr>
+      <w:r>
+        <w:rPr>
+          <w:rFonts w:ascii="Times New Roman" w:eastAsia="Times New Roman" w:hAnsi="Times New Roman" w:cs="Times New Roman"/>
+          <w:kern w:val="0"/>
+          <w:lang w:eastAsia="pt-PT"/>
+          <w14:ligatures w14:val="none"/>
+        </w:rPr>
+        <w:drawing>
+          <wp:inline distT="0" distB="0" distL="0" distR="0" wp14:anchorId="6A946BA3" wp14:editId="3ACECFC7">
+            <wp:extent cx="4467225" cy="2447815"/>
+            <wp:effectExtent l="0" t="0" r="0" b="0"/>
+            <wp:docPr id="1689495559" name="Imagem 1" descr="Uma imagem com texto, captura de ecrã, Tipo de letra&#10;&#10;Descrição gerada automaticamente"/>
+            <wp:cNvGraphicFramePr>
+              <a:graphicFrameLocks xmlns:a="http://schemas.openxmlformats.org/drawingml/2006/main" noChangeAspect="1"/>
+            </wp:cNvGraphicFramePr>
+            <a:graphic xmlns:a="http://schemas.openxmlformats.org/drawingml/2006/main">
+              <a:graphicData uri="http://schemas.openxmlformats.org/drawingml/2006/picture">
+                <pic:pic xmlns:pic="http://schemas.openxmlformats.org/drawingml/2006/picture">
+                  <pic:nvPicPr>
+                    <pic:cNvPr id="1689495559" name="Imagem 1" descr="Uma imagem com texto, captura de ecrã, Tipo de letra&#10;&#10;Descrição gerada automaticamente"/>
+                    <pic:cNvPicPr/>
+                  </pic:nvPicPr>
+                  <pic:blipFill>
+                    <a:blip r:embed="rId9"/>
+                    <a:stretch>
+                      <a:fillRect/>
+                    </a:stretch>
+                  </pic:blipFill>
+                  <pic:spPr>
+                    <a:xfrm>
+                      <a:off x="0" y="0"/>
+                      <a:ext cx="4471396" cy="2450100"/>
+                    </a:xfrm>
+                    <a:prstGeom prst="rect">
+                      <a:avLst/>
+                    </a:prstGeom>
+                  </pic:spPr>
+                </pic:pic>
+              </a:graphicData>
+            </a:graphic>
+          </wp:inline>
+        </w:drawing>
+      </w:r>
+    </w:p>
+    <w:p>
+      <w:pPr>
+        <w:spacing w:before="100" w:beforeAutospacing="1" w:after="100" w:afterAutospacing="1" w:line="240" w:lineRule="auto"/>
+        <w:rPr>
+          <w:rFonts w:ascii="Times New Roman" w:eastAsia="Times New Roman" w:hAnsi="Times New Roman" w:cs="Times New Roman"/>
+          <w:kern w:val="0"/>
+          <w:lang w:eastAsia="pt-PT"/>
+          <w14:ligatures w14:val="none"/>
+        </w:rPr>
+      </w:pPr>
+    </w:p>
+    <w:p>
+      <w:pPr>
+        <w:spacing w:before="100" w:beforeAutospacing="1" w:after="100" w:afterAutospacing="1" w:line="240" w:lineRule="auto"/>
+        <w:rPr>
+          <w:rFonts w:ascii="Calibri" w:eastAsia="Times New Roman" w:hAnsi="Calibri" w:cs="Calibri"/>
+          <w:kern w:val="0"/>
+          <w:sz w:val="28"/>
+          <w:szCs w:val="28"/>
+          <w:lang w:val="pt-PT" w:eastAsia="pt-PT"/>
+          <w14:ligatures w14:val="none"/>
+        </w:rPr>
+      </w:pPr>
+      <w:proofErr w:type="spellStart"/>
+      <w:r>
+        <w:rPr>
+          <w:rFonts w:ascii="Calibri" w:eastAsia="Times New Roman" w:hAnsi="Calibri" w:cs="Calibri"/>
+          <w:b/>
+          <w:bCs/>
+          <w:kern w:val="0"/>
+          <w:sz w:val="28"/>
+          <w:szCs w:val="28"/>
+          <w:lang w:val="pt-PT" w:eastAsia="pt-PT"/>
+          <w14:ligatures w14:val="none"/>
+        </w:rPr>
+        <w:lastRenderedPageBreak/>
+        <w:t>Scheduling</w:t>
+      </w:r>
+      <w:proofErr w:type="spellEnd"/>
+      <w:r>
+        <w:rPr>
+          <w:rFonts w:ascii="Calibri" w:eastAsia="Times New Roman" w:hAnsi="Calibri" w:cs="Calibri"/>
+          <w:kern w:val="0"/>
+          <w:sz w:val="28"/>
+          <w:szCs w:val="28"/>
+          <w:lang w:val="pt-PT" w:eastAsia="pt-PT"/>
+          <w14:ligatures w14:val="none"/>
+        </w:rPr>
+        <w:t>:</w:t>
+      </w:r>
+    </w:p>
+    <w:p>
+      <w:pPr>
+        <w:numPr>
+          <w:ilvl w:val="0"/>
+          <w:numId w:val="8"/>
+        </w:numPr>
+        <w:spacing w:before="100" w:beforeAutospacing="1" w:after="100" w:afterAutospacing="1" w:line="240" w:lineRule="auto"/>
+        <w:rPr>
+          <w:rFonts w:ascii="Calibri" w:eastAsia="Times New Roman" w:hAnsi="Calibri" w:cs="Calibri"/>
+          <w:kern w:val="0"/>
+          <w:lang w:eastAsia="pt-PT"/>
+          <w14:ligatures w14:val="none"/>
+        </w:rPr>
+      </w:pPr>
+      <w:r>
+        <w:rPr>
+          <w:rFonts w:ascii="Calibri" w:eastAsia="Times New Roman" w:hAnsi="Calibri" w:cs="Calibri"/>
+          <w:kern w:val="0"/>
+          <w:lang w:eastAsia="pt-PT"/>
+          <w14:ligatures w14:val="none"/>
+        </w:rPr>
+        <w:t xml:space="preserve">Maintain an array </w:t>
+      </w:r>
+      <w:proofErr w:type="spellStart"/>
+      <w:r>
+        <w:rPr>
+          <w:rFonts w:ascii="Calibri" w:eastAsia="Times New Roman" w:hAnsi="Calibri" w:cs="Calibri"/>
+          <w:kern w:val="0"/>
+          <w:lang w:eastAsia="pt-PT"/>
+          <w14:ligatures w14:val="none"/>
+        </w:rPr>
+        <w:t>machine_end_time</w:t>
+      </w:r>
+      <w:proofErr w:type="spellEnd"/>
+      <w:r>
+        <w:rPr>
+          <w:rFonts w:ascii="Calibri" w:eastAsia="Times New Roman" w:hAnsi="Calibri" w:cs="Calibri"/>
+          <w:kern w:val="0"/>
+          <w:lang w:eastAsia="pt-PT"/>
+          <w14:ligatures w14:val="none"/>
+        </w:rPr>
+        <w:t xml:space="preserve"> to keep track of the latest end time for each machine.</w:t>
+      </w:r>
+    </w:p>
+    <w:p>
+      <w:pPr>
+        <w:numPr>
+          <w:ilvl w:val="0"/>
+          <w:numId w:val="8"/>
+        </w:numPr>
+        <w:spacing w:before="100" w:beforeAutospacing="1" w:after="100" w:afterAutospacing="1" w:line="240" w:lineRule="auto"/>
+        <w:rPr>
+          <w:rFonts w:ascii="Calibri" w:eastAsia="Times New Roman" w:hAnsi="Calibri" w:cs="Calibri"/>
+          <w:kern w:val="0"/>
+          <w:lang w:eastAsia="pt-PT"/>
+          <w14:ligatures w14:val="none"/>
+        </w:rPr>
+      </w:pPr>
+      <w:r>
+        <w:rPr>
+          <w:rFonts w:ascii="Calibri" w:eastAsia="Times New Roman" w:hAnsi="Calibri" w:cs="Calibri"/>
+          <w:kern w:val="0"/>
+          <w:lang w:eastAsia="pt-PT"/>
+          <w14:ligatures w14:val="none"/>
+        </w:rPr>
+        <w:t xml:space="preserve">For each job, initialize </w:t>
+      </w:r>
+      <w:proofErr w:type="spellStart"/>
+      <w:r>
+        <w:rPr>
+          <w:rFonts w:ascii="Calibri" w:eastAsia="Times New Roman" w:hAnsi="Calibri" w:cs="Calibri"/>
+          <w:kern w:val="0"/>
+          <w:lang w:eastAsia="pt-PT"/>
+          <w14:ligatures w14:val="none"/>
+        </w:rPr>
+        <w:t>current_time</w:t>
+      </w:r>
+      <w:proofErr w:type="spellEnd"/>
+      <w:r>
+        <w:rPr>
+          <w:rFonts w:ascii="Calibri" w:eastAsia="Times New Roman" w:hAnsi="Calibri" w:cs="Calibri"/>
+          <w:kern w:val="0"/>
+          <w:lang w:eastAsia="pt-PT"/>
+          <w14:ligatures w14:val="none"/>
+        </w:rPr>
+        <w:t xml:space="preserve"> to zero.</w:t>
+      </w:r>
+    </w:p>
+    <w:p>
+      <w:pPr>
+        <w:numPr>
+          <w:ilvl w:val="0"/>
+          <w:numId w:val="8"/>
+        </w:numPr>
+        <w:spacing w:before="100" w:beforeAutospacing="1" w:after="100" w:afterAutospacing="1" w:line="240" w:lineRule="auto"/>
+        <w:rPr>
+          <w:rFonts w:ascii="Calibri" w:eastAsia="Times New Roman" w:hAnsi="Calibri" w:cs="Calibri"/>
+          <w:kern w:val="0"/>
+          <w:lang w:eastAsia="pt-PT"/>
+          <w14:ligatures w14:val="none"/>
+        </w:rPr>
+      </w:pPr>
+      <w:r>
+        <w:rPr>
+          <w:rFonts w:ascii="Calibri" w:eastAsia="Times New Roman" w:hAnsi="Calibri" w:cs="Calibri"/>
+          <w:kern w:val="0"/>
+          <w:lang w:eastAsia="pt-PT"/>
+          <w14:ligatures w14:val="none"/>
+        </w:rPr>
+        <w:t xml:space="preserve">For each operation in the job, calculate the </w:t>
+      </w:r>
+      <w:proofErr w:type="spellStart"/>
+      <w:r>
+        <w:rPr>
+          <w:rFonts w:ascii="Calibri" w:eastAsia="Times New Roman" w:hAnsi="Calibri" w:cs="Calibri"/>
+          <w:kern w:val="0"/>
+          <w:lang w:eastAsia="pt-PT"/>
+          <w14:ligatures w14:val="none"/>
+        </w:rPr>
+        <w:t>start_time</w:t>
+      </w:r>
+      <w:proofErr w:type="spellEnd"/>
+      <w:r>
+        <w:rPr>
+          <w:rFonts w:ascii="Calibri" w:eastAsia="Times New Roman" w:hAnsi="Calibri" w:cs="Calibri"/>
+          <w:kern w:val="0"/>
+          <w:lang w:eastAsia="pt-PT"/>
+          <w14:ligatures w14:val="none"/>
+        </w:rPr>
+        <w:t xml:space="preserve"> as the maximum of the </w:t>
+      </w:r>
+      <w:proofErr w:type="spellStart"/>
+      <w:r>
+        <w:rPr>
+          <w:rFonts w:ascii="Calibri" w:eastAsia="Times New Roman" w:hAnsi="Calibri" w:cs="Calibri"/>
+          <w:kern w:val="0"/>
+          <w:lang w:eastAsia="pt-PT"/>
+          <w14:ligatures w14:val="none"/>
+        </w:rPr>
+        <w:t>current_time</w:t>
+      </w:r>
+      <w:proofErr w:type="spellEnd"/>
+      <w:r>
+        <w:rPr>
+          <w:rFonts w:ascii="Calibri" w:eastAsia="Times New Roman" w:hAnsi="Calibri" w:cs="Calibri"/>
+          <w:kern w:val="0"/>
+          <w:lang w:eastAsia="pt-PT"/>
+          <w14:ligatures w14:val="none"/>
+        </w:rPr>
+        <w:t xml:space="preserve"> and the end time of the machine (</w:t>
+      </w:r>
+      <w:proofErr w:type="spellStart"/>
+      <w:r>
+        <w:rPr>
+          <w:rFonts w:ascii="Calibri" w:eastAsia="Times New Roman" w:hAnsi="Calibri" w:cs="Calibri"/>
+          <w:kern w:val="0"/>
+          <w:lang w:eastAsia="pt-PT"/>
+          <w14:ligatures w14:val="none"/>
+        </w:rPr>
+        <w:t>machine_end_time</w:t>
+      </w:r>
+      <w:proofErr w:type="spellEnd"/>
+      <w:r>
+        <w:rPr>
+          <w:rFonts w:ascii="Calibri" w:eastAsia="Times New Roman" w:hAnsi="Calibri" w:cs="Calibri"/>
+          <w:kern w:val="0"/>
+          <w:lang w:eastAsia="pt-PT"/>
+          <w14:ligatures w14:val="none"/>
+        </w:rPr>
+        <w:t>[</w:t>
+      </w:r>
+      <w:proofErr w:type="spellStart"/>
+      <w:r>
+        <w:rPr>
+          <w:rFonts w:ascii="Calibri" w:eastAsia="Times New Roman" w:hAnsi="Calibri" w:cs="Calibri"/>
+          <w:kern w:val="0"/>
+          <w:lang w:eastAsia="pt-PT"/>
+          <w14:ligatures w14:val="none"/>
+        </w:rPr>
+        <w:t>machine_id</w:t>
+      </w:r>
+      <w:proofErr w:type="spellEnd"/>
+      <w:r>
+        <w:rPr>
+          <w:rFonts w:ascii="Calibri" w:eastAsia="Times New Roman" w:hAnsi="Calibri" w:cs="Calibri"/>
+          <w:kern w:val="0"/>
+          <w:lang w:eastAsia="pt-PT"/>
+          <w14:ligatures w14:val="none"/>
+        </w:rPr>
+        <w:t>]).</w:t>
+      </w:r>
+    </w:p>
+    <w:p>
+      <w:pPr>
+        <w:numPr>
+          <w:ilvl w:val="0"/>
+          <w:numId w:val="8"/>
+        </w:numPr>
+        <w:spacing w:before="100" w:beforeAutospacing="1" w:after="100" w:afterAutospacing="1" w:line="240" w:lineRule="auto"/>
+        <w:rPr>
+          <w:rFonts w:ascii="Calibri" w:eastAsia="Times New Roman" w:hAnsi="Calibri" w:cs="Calibri"/>
+          <w:kern w:val="0"/>
+          <w:lang w:eastAsia="pt-PT"/>
+          <w14:ligatures w14:val="none"/>
+        </w:rPr>
+      </w:pPr>
+      <w:r>
+        <w:rPr>
+          <w:rFonts w:ascii="Calibri" w:eastAsia="Times New Roman" w:hAnsi="Calibri" w:cs="Calibri"/>
+          <w:kern w:val="0"/>
+          <w:lang w:eastAsia="pt-PT"/>
+          <w14:ligatures w14:val="none"/>
+        </w:rPr>
+        <w:t xml:space="preserve">Update the </w:t>
+      </w:r>
+      <w:proofErr w:type="spellStart"/>
+      <w:r>
+        <w:rPr>
+          <w:rFonts w:ascii="Calibri" w:eastAsia="Times New Roman" w:hAnsi="Calibri" w:cs="Calibri"/>
+          <w:kern w:val="0"/>
+          <w:lang w:eastAsia="pt-PT"/>
+          <w14:ligatures w14:val="none"/>
+        </w:rPr>
+        <w:t>current_time</w:t>
+      </w:r>
+      <w:proofErr w:type="spellEnd"/>
+      <w:r>
+        <w:rPr>
+          <w:rFonts w:ascii="Calibri" w:eastAsia="Times New Roman" w:hAnsi="Calibri" w:cs="Calibri"/>
+          <w:kern w:val="0"/>
+          <w:lang w:eastAsia="pt-PT"/>
+          <w14:ligatures w14:val="none"/>
+        </w:rPr>
+        <w:t xml:space="preserve"> to </w:t>
+      </w:r>
+      <w:proofErr w:type="spellStart"/>
+      <w:r>
+        <w:rPr>
+          <w:rFonts w:ascii="Calibri" w:eastAsia="Times New Roman" w:hAnsi="Calibri" w:cs="Calibri"/>
+          <w:kern w:val="0"/>
+          <w:lang w:eastAsia="pt-PT"/>
+          <w14:ligatures w14:val="none"/>
+        </w:rPr>
+        <w:t>start_time</w:t>
+      </w:r>
+      <w:proofErr w:type="spellEnd"/>
+      <w:r>
+        <w:rPr>
+          <w:rFonts w:ascii="Calibri" w:eastAsia="Times New Roman" w:hAnsi="Calibri" w:cs="Calibri"/>
+          <w:kern w:val="0"/>
+          <w:lang w:eastAsia="pt-PT"/>
+          <w14:ligatures w14:val="none"/>
+        </w:rPr>
+        <w:t xml:space="preserve"> + duration and update the </w:t>
+      </w:r>
+      <w:proofErr w:type="spellStart"/>
+      <w:r>
+        <w:rPr>
+          <w:rFonts w:ascii="Calibri" w:eastAsia="Times New Roman" w:hAnsi="Calibri" w:cs="Calibri"/>
+          <w:kern w:val="0"/>
+          <w:lang w:eastAsia="pt-PT"/>
+          <w14:ligatures w14:val="none"/>
+        </w:rPr>
+        <w:t>machine_end_time</w:t>
+      </w:r>
+      <w:proofErr w:type="spellEnd"/>
+      <w:r>
+        <w:rPr>
+          <w:rFonts w:ascii="Calibri" w:eastAsia="Times New Roman" w:hAnsi="Calibri" w:cs="Calibri"/>
+          <w:kern w:val="0"/>
+          <w:lang w:eastAsia="pt-PT"/>
+          <w14:ligatures w14:val="none"/>
+        </w:rPr>
+        <w:t xml:space="preserve"> for the machine.</w:t>
+      </w:r>
+    </w:p>
+    <w:p>
+      <w:pPr>
+        <w:spacing w:before="100" w:beforeAutospacing="1" w:after="100" w:afterAutospacing="1" w:line="240" w:lineRule="auto"/>
+        <w:jc w:val="center"/>
+        <w:rPr>
+          <w:rFonts w:ascii="Times New Roman" w:eastAsia="Times New Roman" w:hAnsi="Times New Roman" w:cs="Times New Roman"/>
+          <w:kern w:val="0"/>
+          <w:lang w:eastAsia="pt-PT"/>
+          <w14:ligatures w14:val="none"/>
+        </w:rPr>
+      </w:pPr>
+      <w:r>
+        <w:rPr>
+          <w:rFonts w:ascii="Times New Roman" w:eastAsia="Times New Roman" w:hAnsi="Times New Roman" w:cs="Times New Roman"/>
+          <w:kern w:val="0"/>
+          <w:lang w:eastAsia="pt-PT"/>
+          <w14:ligatures w14:val="none"/>
+        </w:rPr>
+        <w:drawing>
+          <wp:inline distT="0" distB="0" distL="0" distR="0" wp14:anchorId="60895B64" wp14:editId="1D0153D2">
+            <wp:extent cx="5400040" cy="4228465"/>
+            <wp:effectExtent l="0" t="0" r="0" b="635"/>
+            <wp:docPr id="1702063689" name="Imagem 1" descr="Uma imagem com texto, captura de ecrã, Tipo de letra&#10;&#10;Descrição gerada automaticamente"/>
+            <wp:cNvGraphicFramePr>
+              <a:graphicFrameLocks xmlns:a="http://schemas.openxmlformats.org/drawingml/2006/main" noChangeAspect="1"/>
+            </wp:cNvGraphicFramePr>
+            <a:graphic xmlns:a="http://schemas.openxmlformats.org/drawingml/2006/main">
+              <a:graphicData uri="http://schemas.openxmlformats.org/drawingml/2006/picture">
+                <pic:pic xmlns:pic="http://schemas.openxmlformats.org/drawingml/2006/picture">
+                  <pic:nvPicPr>
+                    <pic:cNvPr id="1702063689" name="Imagem 1" descr="Uma imagem com texto, captura de ecrã, Tipo de letra&#10;&#10;Descrição gerada automaticamente"/>
+                    <pic:cNvPicPr/>
+                  </pic:nvPicPr>
+                  <pic:blipFill>
+                    <a:blip r:embed="rId10"/>
+                    <a:stretch>
+                      <a:fillRect/>
+                    </a:stretch>
+                  </pic:blipFill>
+                  <pic:spPr>
+                    <a:xfrm>
+                      <a:off x="0" y="0"/>
+                      <a:ext cx="5400040" cy="4228465"/>
+                    </a:xfrm>
+                    <a:prstGeom prst="rect">
+                      <a:avLst/>
+                    </a:prstGeom>
+                  </pic:spPr>
+                </pic:pic>
+              </a:graphicData>
+            </a:graphic>
+          </wp:inline>
+        </w:drawing>
+      </w:r>
+    </w:p>
+    <w:p>
+      <w:pPr>
+        <w:spacing w:before="100" w:beforeAutospacing="1" w:after="100" w:afterAutospacing="1" w:line="240" w:lineRule="auto"/>
+        <w:rPr>
+          <w:rFonts w:ascii="Times New Roman" w:eastAsia="Times New Roman" w:hAnsi="Times New Roman" w:cs="Times New Roman"/>
+          <w:kern w:val="0"/>
+          <w:lang w:eastAsia="pt-PT"/>
+          <w14:ligatures w14:val="none"/>
+        </w:rPr>
+      </w:pPr>
+    </w:p>
+    <w:p>
+      <w:pPr>
+        <w:spacing w:before="100" w:beforeAutospacing="1" w:after="100" w:afterAutospacing="1" w:line="240" w:lineRule="auto"/>
+        <w:rPr>
+          <w:rFonts w:ascii="Times New Roman" w:eastAsia="Times New Roman" w:hAnsi="Times New Roman" w:cs="Times New Roman"/>
+          <w:kern w:val="0"/>
+          <w:lang w:eastAsia="pt-PT"/>
+          <w14:ligatures w14:val="none"/>
+        </w:rPr>
+      </w:pPr>
+    </w:p>
+    <w:p>
+      <w:pPr>
+        <w:spacing w:before="100" w:beforeAutospacing="1" w:after="100" w:afterAutospacing="1" w:line="240" w:lineRule="auto"/>
+        <w:rPr>
+          <w:rFonts w:ascii="Times New Roman" w:eastAsia="Times New Roman" w:hAnsi="Times New Roman" w:cs="Times New Roman"/>
+          <w:kern w:val="0"/>
+          <w:lang w:eastAsia="pt-PT"/>
+          <w14:ligatures w14:val="none"/>
+        </w:rPr>
+      </w:pPr>
+    </w:p>
+    <w:p>
+      <w:pPr>
+        <w:spacing w:before="100" w:beforeAutospacing="1" w:after="100" w:afterAutospacing="1" w:line="240" w:lineRule="auto"/>
+        <w:rPr>
+          <w:rFonts w:ascii="Times New Roman" w:eastAsia="Times New Roman" w:hAnsi="Times New Roman" w:cs="Times New Roman"/>
+          <w:kern w:val="0"/>
+          <w:lang w:eastAsia="pt-PT"/>
+          <w14:ligatures w14:val="none"/>
+        </w:rPr>
+      </w:pPr>
+    </w:p>
+    <w:p>
+      <w:pPr>
+        <w:spacing w:before="100" w:beforeAutospacing="1" w:after="100" w:afterAutospacing="1" w:line="240" w:lineRule="auto"/>
+        <w:rPr>
+          <w:rFonts w:ascii="Times New Roman" w:eastAsia="Times New Roman" w:hAnsi="Times New Roman" w:cs="Times New Roman"/>
+          <w:kern w:val="0"/>
+          <w:lang w:eastAsia="pt-PT"/>
+          <w14:ligatures w14:val="none"/>
+        </w:rPr>
+      </w:pPr>
+    </w:p>
+    <w:p>
+      <w:pPr>
+        <w:spacing w:before="100" w:beforeAutospacing="1" w:after="100" w:afterAutospacing="1" w:line="240" w:lineRule="auto"/>
+        <w:rPr>
+          <w:rFonts w:ascii="Times New Roman" w:eastAsia="Times New Roman" w:hAnsi="Times New Roman" w:cs="Times New Roman"/>
+          <w:kern w:val="0"/>
+          <w:lang w:eastAsia="pt-PT"/>
+          <w14:ligatures w14:val="none"/>
+        </w:rPr>
+      </w:pPr>
+    </w:p>
+    <w:p>
+      <w:pPr>
+        <w:spacing w:before="100" w:beforeAutospacing="1" w:after="100" w:afterAutospacing="1" w:line="240" w:lineRule="auto"/>
+        <w:rPr>
+          <w:rFonts w:ascii="Times New Roman" w:eastAsia="Times New Roman" w:hAnsi="Times New Roman" w:cs="Times New Roman"/>
+          <w:kern w:val="0"/>
+          <w:lang w:eastAsia="pt-PT"/>
+          <w14:ligatures w14:val="none"/>
+        </w:rPr>
+      </w:pPr>
+    </w:p>
+    <w:p>
+      <w:pPr>
+        <w:spacing w:before="100" w:beforeAutospacing="1" w:after="100" w:afterAutospacing="1" w:line="240" w:lineRule="auto"/>
+        <w:rPr>
+          <w:rFonts w:ascii="Calibri" w:eastAsia="Times New Roman" w:hAnsi="Calibri" w:cs="Calibri"/>
+          <w:kern w:val="0"/>
+          <w:sz w:val="28"/>
+          <w:szCs w:val="28"/>
+          <w:lang w:val="pt-PT" w:eastAsia="pt-PT"/>
+          <w14:ligatures w14:val="none"/>
+        </w:rPr>
+      </w:pPr>
+      <w:r>
+        <w:rPr>
+          <w:rFonts w:ascii="Calibri" w:eastAsia="Times New Roman" w:hAnsi="Calibri" w:cs="Calibri"/>
+          <w:b/>
+          <w:bCs/>
+          <w:kern w:val="0"/>
+          <w:sz w:val="28"/>
+          <w:szCs w:val="28"/>
+          <w:lang w:val="pt-PT" w:eastAsia="pt-PT"/>
+          <w14:ligatures w14:val="none"/>
+        </w:rPr>
+        <w:lastRenderedPageBreak/>
+        <w:t>Output</w:t>
+      </w:r>
+      <w:r>
+        <w:rPr>
+          <w:rFonts w:ascii="Calibri" w:eastAsia="Times New Roman" w:hAnsi="Calibri" w:cs="Calibri"/>
+          <w:kern w:val="0"/>
+          <w:sz w:val="28"/>
+          <w:szCs w:val="28"/>
+          <w:lang w:val="pt-PT" w:eastAsia="pt-PT"/>
+          <w14:ligatures w14:val="none"/>
+        </w:rPr>
+        <w:t>:</w:t>
+      </w:r>
+    </w:p>
+    <w:p>
+      <w:pPr>
+        <w:numPr>
+          <w:ilvl w:val="0"/>
+          <w:numId w:val="9"/>
+        </w:numPr>
+        <w:spacing w:before="100" w:beforeAutospacing="1" w:after="100" w:afterAutospacing="1" w:line="240" w:lineRule="auto"/>
+        <w:rPr>
+          <w:rFonts w:ascii="Calibri" w:eastAsia="Times New Roman" w:hAnsi="Calibri" w:cs="Calibri"/>
+          <w:kern w:val="0"/>
+          <w:lang w:eastAsia="pt-PT"/>
+          <w14:ligatures w14:val="none"/>
+        </w:rPr>
+      </w:pPr>
+      <w:r>
+        <w:rPr>
+          <w:rFonts w:ascii="Calibri" w:eastAsia="Times New Roman" w:hAnsi="Calibri" w:cs="Calibri"/>
+          <w:kern w:val="0"/>
+          <w:lang w:eastAsia="pt-PT"/>
+          <w14:ligatures w14:val="none"/>
+        </w:rPr>
+        <w:t>Write the calculated start times for each job's operations to an output file.</w:t>
+      </w:r>
+    </w:p>
+    <w:p>
+      <w:pPr>
+        <w:spacing w:before="100" w:beforeAutospacing="1" w:after="100" w:afterAutospacing="1" w:line="240" w:lineRule="auto"/>
+        <w:rPr>
+          <w:rFonts w:ascii="Times New Roman" w:eastAsia="Times New Roman" w:hAnsi="Times New Roman" w:cs="Times New Roman"/>
+          <w:kern w:val="0"/>
+          <w:lang w:eastAsia="pt-PT"/>
+          <w14:ligatures w14:val="none"/>
+        </w:rPr>
+      </w:pPr>
+      <w:r>
+        <w:rPr>
+          <w:rFonts w:ascii="Times New Roman" w:eastAsia="Times New Roman" w:hAnsi="Times New Roman" w:cs="Times New Roman"/>
+          <w:kern w:val="0"/>
+          <w:lang w:eastAsia="pt-PT"/>
+          <w14:ligatures w14:val="none"/>
+        </w:rPr>
+        <w:drawing>
+          <wp:inline distT="0" distB="0" distL="0" distR="0" wp14:anchorId="63190F21" wp14:editId="5532DDA5">
+            <wp:extent cx="5400040" cy="3865880"/>
+            <wp:effectExtent l="0" t="0" r="0" b="1270"/>
+            <wp:docPr id="1282028142" name="Imagem 1" descr="Uma imagem com texto, captura de ecrã, Tipo de letra&#10;&#10;Descrição gerada automaticamente"/>
+            <wp:cNvGraphicFramePr>
+              <a:graphicFrameLocks xmlns:a="http://schemas.openxmlformats.org/drawingml/2006/main" noChangeAspect="1"/>
+            </wp:cNvGraphicFramePr>
+            <a:graphic xmlns:a="http://schemas.openxmlformats.org/drawingml/2006/main">
+              <a:graphicData uri="http://schemas.openxmlformats.org/drawingml/2006/picture">
+                <pic:pic xmlns:pic="http://schemas.openxmlformats.org/drawingml/2006/picture">
+                  <pic:nvPicPr>
+                    <pic:cNvPr id="1282028142" name="Imagem 1" descr="Uma imagem com texto, captura de ecrã, Tipo de letra&#10;&#10;Descrição gerada automaticamente"/>
+                    <pic:cNvPicPr/>
+                  </pic:nvPicPr>
+                  <pic:blipFill>
+                    <a:blip r:embed="rId11"/>
+                    <a:stretch>
+                      <a:fillRect/>
+                    </a:stretch>
+                  </pic:blipFill>
+                  <pic:spPr>
+                    <a:xfrm>
+                      <a:off x="0" y="0"/>
+                      <a:ext cx="5400040" cy="3865880"/>
+                    </a:xfrm>
+                    <a:prstGeom prst="rect">
+                      <a:avLst/>
+                    </a:prstGeom>
+                  </pic:spPr>
+                </pic:pic>
+              </a:graphicData>
+            </a:graphic>
+          </wp:inline>
+        </w:drawing>
+      </w:r>
+    </w:p>
+    <w:p>
+      <w:pPr>
+        <w:spacing w:before="100" w:beforeAutospacing="1" w:after="100" w:afterAutospacing="1" w:line="240" w:lineRule="auto"/>
+        <w:rPr>
+          <w:rFonts w:ascii="Times New Roman" w:eastAsia="Times New Roman" w:hAnsi="Times New Roman" w:cs="Times New Roman"/>
+          <w:kern w:val="0"/>
+          <w:lang w:eastAsia="pt-PT"/>
+          <w14:ligatures w14:val="none"/>
+        </w:rPr>
+      </w:pPr>
+    </w:p>
+    <w:p>
+      <w:pPr>
+        <w:spacing w:before="100" w:beforeAutospacing="1" w:after="100" w:afterAutospacing="1" w:line="240" w:lineRule="auto"/>
+        <w:rPr>
+          <w:rFonts w:ascii="Times New Roman" w:eastAsia="Times New Roman" w:hAnsi="Times New Roman" w:cs="Times New Roman"/>
+          <w:kern w:val="0"/>
+          <w:lang w:eastAsia="pt-PT"/>
+          <w14:ligatures w14:val="none"/>
+        </w:rPr>
+      </w:pPr>
+    </w:p>
+    <w:p>
+      <w:pPr>
+        <w:rPr>
+          <w:rFonts w:ascii="Calibri" w:hAnsi="Calibri" w:cs="Calibri"/>
+          <w:b/>
+          <w:bCs/>
+          <w:sz w:val="32"/>
+          <w:szCs w:val="32"/>
+          <w:u w:val="single"/>
+        </w:rPr>
+      </w:pPr>
+      <w:r>
+        <w:rPr>
+          <w:rFonts w:ascii="Calibri" w:hAnsi="Calibri" w:cs="Calibri"/>
+          <w:b/>
+          <w:bCs/>
+          <w:sz w:val="32"/>
+          <w:szCs w:val="32"/>
+          <w:u w:val="single"/>
+        </w:rPr>
+        <w:br w:type="page"/>
+      </w:r>
+    </w:p>
+    <w:p>
+      <w:pPr>
+        <w:rPr>
+          <w:rFonts w:ascii="Calibri" w:hAnsi="Calibri" w:cs="Calibri"/>
+          <w:b/>
+          <w:bCs/>
+          <w:sz w:val="40"/>
+          <w:szCs w:val="40"/>
+        </w:rPr>
+      </w:pPr>
+      <w:r>
+        <w:rPr>
+          <w:rFonts w:ascii="Calibri" w:hAnsi="Calibri" w:cs="Calibri"/>
+          <w:b/>
+          <w:bCs/>
+          <w:sz w:val="40"/>
+          <w:szCs w:val="40"/>
+        </w:rPr>
+        <w:lastRenderedPageBreak/>
+        <w:t>B. Parallel Implementation with Memory Sharing</w:t>
+      </w:r>
+    </w:p>
+    <w:p>
+      <w:pPr>
+        <w:rPr>
+          <w:rFonts w:ascii="Calibri" w:hAnsi="Calibri" w:cs="Calibri"/>
+          <w:b/>
+          <w:bCs/>
+          <w:sz w:val="40"/>
+          <w:szCs w:val="40"/>
+        </w:rPr>
+      </w:pPr>
+    </w:p>
+    <w:p>
+      <w:pPr>
+        <w:jc w:val="both"/>
+        <w:rPr>
+          <w:rFonts w:ascii="Calibri" w:hAnsi="Calibri" w:cs="Calibri"/>
+          <w:b/>
+          <w:bCs/>
+          <w:sz w:val="28"/>
+          <w:szCs w:val="28"/>
+        </w:rPr>
+      </w:pPr>
+      <w:r>
+        <w:rPr>
+          <w:rFonts w:ascii="Calibri" w:hAnsi="Calibri" w:cs="Calibri"/>
+          <w:b/>
+          <w:bCs/>
+          <w:sz w:val="28"/>
+          <w:szCs w:val="28"/>
+        </w:rPr>
+        <w:t>Which global variables are shared (read-only and read/write), and the local (private) variables of each thread?</w:t>
       </w:r>
     </w:p>
     <w:p>
@@ -177,19 +1755,43 @@
           <w:rFonts w:ascii="Calibri" w:hAnsi="Calibri" w:cs="Calibri"/>
         </w:rPr>
       </w:pPr>
-      <w:r>
-        <w:rPr>
-          <w:rFonts w:ascii="Calibri" w:hAnsi="Calibri" w:cs="Calibri"/>
-          <w:b/>
-          <w:bCs/>
-        </w:rPr>
-        <w:t>pq_mutex:</w:t>
-      </w:r>
-      <w:r>
-        <w:rPr>
-          <w:rFonts w:ascii="Calibri" w:hAnsi="Calibri" w:cs="Calibri"/>
-        </w:rPr>
-        <w:t xml:space="preserve"> A mutex used to ensure mutual exclusion when accessing the priority queue pq.</w:t>
+      <w:proofErr w:type="spellStart"/>
+      <w:r>
+        <w:rPr>
+          <w:rFonts w:ascii="Calibri" w:hAnsi="Calibri" w:cs="Calibri"/>
+          <w:b/>
+          <w:bCs/>
+        </w:rPr>
+        <w:t>pq_mutex</w:t>
+      </w:r>
+      <w:proofErr w:type="spellEnd"/>
+      <w:r>
+        <w:rPr>
+          <w:rFonts w:ascii="Calibri" w:hAnsi="Calibri" w:cs="Calibri"/>
+          <w:b/>
+          <w:bCs/>
+        </w:rPr>
+        <w:t>:</w:t>
+      </w:r>
+      <w:r>
+        <w:rPr>
+          <w:rFonts w:ascii="Calibri" w:hAnsi="Calibri" w:cs="Calibri"/>
+        </w:rPr>
+        <w:t xml:space="preserve"> A mutex used to ensure mutual exclusion when accessing the priority queue </w:t>
+      </w:r>
+      <w:proofErr w:type="spellStart"/>
+      <w:r>
+        <w:rPr>
+          <w:rFonts w:ascii="Calibri" w:hAnsi="Calibri" w:cs="Calibri"/>
+        </w:rPr>
+        <w:t>pq</w:t>
+      </w:r>
+      <w:proofErr w:type="spellEnd"/>
+      <w:r>
+        <w:rPr>
+          <w:rFonts w:ascii="Calibri" w:hAnsi="Calibri" w:cs="Calibri"/>
+        </w:rPr>
+        <w:t>.</w:t>
       </w:r>
     </w:p>
     <w:p>
@@ -200,19 +1802,43 @@
           <w:rFonts w:ascii="Calibri" w:hAnsi="Calibri" w:cs="Calibri"/>
         </w:rPr>
       </w:pPr>
-      <w:r>
-        <w:rPr>
-          <w:rFonts w:ascii="Calibri" w:hAnsi="Calibri" w:cs="Calibri"/>
-          <w:b/>
-          <w:bCs/>
-        </w:rPr>
-        <w:t>pq:</w:t>
-      </w:r>
-      <w:r>
-        <w:rPr>
-          <w:rFonts w:ascii="Calibri" w:hAnsi="Calibri" w:cs="Calibri"/>
-        </w:rPr>
-        <w:t xml:space="preserve"> The priority queue that holds the nodes to be processed. This is shared among all threads and needs to be accessed in a thread-safe manner using pq_mutex.</w:t>
+      <w:proofErr w:type="spellStart"/>
+      <w:r>
+        <w:rPr>
+          <w:rFonts w:ascii="Calibri" w:hAnsi="Calibri" w:cs="Calibri"/>
+          <w:b/>
+          <w:bCs/>
+        </w:rPr>
+        <w:t>pq</w:t>
+      </w:r>
+      <w:proofErr w:type="spellEnd"/>
+      <w:r>
+        <w:rPr>
+          <w:rFonts w:ascii="Calibri" w:hAnsi="Calibri" w:cs="Calibri"/>
+          <w:b/>
+          <w:bCs/>
+        </w:rPr>
+        <w:t>:</w:t>
+      </w:r>
+      <w:r>
+        <w:rPr>
+          <w:rFonts w:ascii="Calibri" w:hAnsi="Calibri" w:cs="Calibri"/>
+        </w:rPr>
+        <w:t xml:space="preserve"> The priority queue that holds the nodes to be processed. This is shared among all threads and needs to be accessed in a thread-safe manner using </w:t>
+      </w:r>
+      <w:proofErr w:type="spellStart"/>
+      <w:r>
+        <w:rPr>
+          <w:rFonts w:ascii="Calibri" w:hAnsi="Calibri" w:cs="Calibri"/>
+        </w:rPr>
+        <w:t>pq_mutex</w:t>
+      </w:r>
+      <w:proofErr w:type="spellEnd"/>
+      <w:r>
+        <w:rPr>
+          <w:rFonts w:ascii="Calibri" w:hAnsi="Calibri" w:cs="Calibri"/>
+        </w:rPr>
+        <w:t>.</w:t>
       </w:r>
     </w:p>
     <w:p>
@@ -223,19 +1849,43 @@
           <w:rFonts w:ascii="Calibri" w:hAnsi="Calibri" w:cs="Calibri"/>
         </w:rPr>
       </w:pPr>
-      <w:r>
-        <w:rPr>
-          <w:rFonts w:ascii="Calibri" w:hAnsi="Calibri" w:cs="Calibri"/>
-          <w:b/>
-          <w:bCs/>
-        </w:rPr>
-        <w:t>best_cost:</w:t>
-      </w:r>
-      <w:r>
-        <w:rPr>
-          <w:rFonts w:ascii="Calibri" w:hAnsi="Calibri" w:cs="Calibri"/>
-        </w:rPr>
-        <w:t xml:space="preserve"> An atomic variable that stores the best cost (makespan) found so far. This is updated by multiple threads and does not require a mutex due to its atomic nature.</w:t>
+      <w:proofErr w:type="spellStart"/>
+      <w:r>
+        <w:rPr>
+          <w:rFonts w:ascii="Calibri" w:hAnsi="Calibri" w:cs="Calibri"/>
+          <w:b/>
+          <w:bCs/>
+        </w:rPr>
+        <w:t>best_cost</w:t>
+      </w:r>
+      <w:proofErr w:type="spellEnd"/>
+      <w:r>
+        <w:rPr>
+          <w:rFonts w:ascii="Calibri" w:hAnsi="Calibri" w:cs="Calibri"/>
+          <w:b/>
+          <w:bCs/>
+        </w:rPr>
+        <w:t>:</w:t>
+      </w:r>
+      <w:r>
+        <w:rPr>
+          <w:rFonts w:ascii="Calibri" w:hAnsi="Calibri" w:cs="Calibri"/>
+        </w:rPr>
+        <w:t xml:space="preserve"> An atomic variable that stores the best cost (</w:t>
+      </w:r>
+      <w:proofErr w:type="spellStart"/>
+      <w:r>
+        <w:rPr>
+          <w:rFonts w:ascii="Calibri" w:hAnsi="Calibri" w:cs="Calibri"/>
+        </w:rPr>
+        <w:t>makespan</w:t>
+      </w:r>
+      <w:proofErr w:type="spellEnd"/>
+      <w:r>
+        <w:rPr>
+          <w:rFonts w:ascii="Calibri" w:hAnsi="Calibri" w:cs="Calibri"/>
+        </w:rPr>
+        <w:t>) found so far. This is updated by multiple threads and does not require a mutex due to its atomic nature.</w:t>
       </w:r>
     </w:p>
     <w:p>
@@ -246,19 +1896,57 @@
           <w:rFonts w:ascii="Calibri" w:hAnsi="Calibri" w:cs="Calibri"/>
         </w:rPr>
       </w:pPr>
-      <w:r>
-        <w:rPr>
-          <w:rFonts w:ascii="Calibri" w:hAnsi="Calibri" w:cs="Calibri"/>
-          <w:b/>
-          <w:bCs/>
-        </w:rPr>
-        <w:t>best_mutex:</w:t>
-      </w:r>
-      <w:r>
-        <w:rPr>
-          <w:rFonts w:ascii="Calibri" w:hAnsi="Calibri" w:cs="Calibri"/>
-        </w:rPr>
-        <w:t xml:space="preserve"> A mutex used to ensure mutual exclusion when updating best_cost and best_schedule.</w:t>
+      <w:proofErr w:type="spellStart"/>
+      <w:r>
+        <w:rPr>
+          <w:rFonts w:ascii="Calibri" w:hAnsi="Calibri" w:cs="Calibri"/>
+          <w:b/>
+          <w:bCs/>
+        </w:rPr>
+        <w:t>best_mutex</w:t>
+      </w:r>
+      <w:proofErr w:type="spellEnd"/>
+      <w:r>
+        <w:rPr>
+          <w:rFonts w:ascii="Calibri" w:hAnsi="Calibri" w:cs="Calibri"/>
+          <w:b/>
+          <w:bCs/>
+        </w:rPr>
+        <w:t>:</w:t>
+      </w:r>
+      <w:r>
+        <w:rPr>
+          <w:rFonts w:ascii="Calibri" w:hAnsi="Calibri" w:cs="Calibri"/>
+        </w:rPr>
+        <w:t xml:space="preserve"> A mutex used to ensure mutual exclusion when updating </w:t>
+      </w:r>
+      <w:proofErr w:type="spellStart"/>
+      <w:r>
+        <w:rPr>
+          <w:rFonts w:ascii="Calibri" w:hAnsi="Calibri" w:cs="Calibri"/>
+        </w:rPr>
+        <w:t>best_cost</w:t>
+      </w:r>
+      <w:proofErr w:type="spellEnd"/>
+      <w:r>
+        <w:rPr>
+          <w:rFonts w:ascii="Calibri" w:hAnsi="Calibri" w:cs="Calibri"/>
+        </w:rPr>
+        <w:t xml:space="preserve"> and </w:t>
+      </w:r>
+      <w:proofErr w:type="spellStart"/>
+      <w:r>
+        <w:rPr>
+          <w:rFonts w:ascii="Calibri" w:hAnsi="Calibri" w:cs="Calibri"/>
+        </w:rPr>
+        <w:t>best_schedule</w:t>
+      </w:r>
+      <w:proofErr w:type="spellEnd"/>
+      <w:r>
+        <w:rPr>
+          <w:rFonts w:ascii="Calibri" w:hAnsi="Calibri" w:cs="Calibri"/>
+        </w:rPr>
+        <w:t>.</w:t>
       </w:r>
     </w:p>
     <w:p>
@@ -269,19 +1957,43 @@
           <w:rFonts w:ascii="Calibri" w:hAnsi="Calibri" w:cs="Calibri"/>
         </w:rPr>
       </w:pPr>
-      <w:r>
-        <w:rPr>
-          <w:rFonts w:ascii="Calibri" w:hAnsi="Calibri" w:cs="Calibri"/>
-          <w:b/>
-          <w:bCs/>
-        </w:rPr>
-        <w:t>best_schedule:</w:t>
-      </w:r>
-      <w:r>
-        <w:rPr>
-          <w:rFonts w:ascii="Calibri" w:hAnsi="Calibri" w:cs="Calibri"/>
-        </w:rPr>
-        <w:t xml:space="preserve"> A vector that stores the best schedule found so far. This is updated by multiple threads and needs to be accessed in a thread-safe manner using best_mutex.</w:t>
+      <w:proofErr w:type="spellStart"/>
+      <w:r>
+        <w:rPr>
+          <w:rFonts w:ascii="Calibri" w:hAnsi="Calibri" w:cs="Calibri"/>
+          <w:b/>
+          <w:bCs/>
+        </w:rPr>
+        <w:t>best_schedule</w:t>
+      </w:r>
+      <w:proofErr w:type="spellEnd"/>
+      <w:r>
+        <w:rPr>
+          <w:rFonts w:ascii="Calibri" w:hAnsi="Calibri" w:cs="Calibri"/>
+          <w:b/>
+          <w:bCs/>
+        </w:rPr>
+        <w:t>:</w:t>
+      </w:r>
+      <w:r>
+        <w:rPr>
+          <w:rFonts w:ascii="Calibri" w:hAnsi="Calibri" w:cs="Calibri"/>
+        </w:rPr>
+        <w:t xml:space="preserve"> A vector that stores the best schedule found so far. This is updated by multiple threads and needs to be accessed in a thread-safe manner using </w:t>
+      </w:r>
+      <w:proofErr w:type="spellStart"/>
+      <w:r>
+        <w:rPr>
+          <w:rFonts w:ascii="Calibri" w:hAnsi="Calibri" w:cs="Calibri"/>
+        </w:rPr>
+        <w:t>best_mutex</w:t>
+      </w:r>
+      <w:proofErr w:type="spellEnd"/>
+      <w:r>
+        <w:rPr>
+          <w:rFonts w:ascii="Calibri" w:hAnsi="Calibri" w:cs="Calibri"/>
+        </w:rPr>
+        <w:t>.</w:t>
       </w:r>
     </w:p>
     <w:p>
@@ -304,7 +2016,21 @@
         <w:rPr>
           <w:rFonts w:ascii="Calibri" w:hAnsi="Calibri" w:cs="Calibri"/>
         </w:rPr>
-        <w:t>An atomic boolean flag that indicates whether the computation is complete. This is checked and updated by multiple threads to signal termination.</w:t>
+        <w:t xml:space="preserve">An atomic </w:t>
+      </w:r>
+      <w:proofErr w:type="spellStart"/>
+      <w:r>
+        <w:rPr>
+          <w:rFonts w:ascii="Calibri" w:hAnsi="Calibri" w:cs="Calibri"/>
+        </w:rPr>
+        <w:t>boolean</w:t>
+      </w:r>
+      <w:proofErr w:type="spellEnd"/>
+      <w:r>
+        <w:rPr>
+          <w:rFonts w:ascii="Calibri" w:hAnsi="Calibri" w:cs="Calibri"/>
+        </w:rPr>
+        <w:t xml:space="preserve"> flag that indicates whether the computation is complete. This is checked and updated by multiple threads to signal termination.</w:t>
       </w:r>
     </w:p>
     <w:p>
@@ -357,13 +2083,23 @@
           <w:rFonts w:ascii="Calibri" w:hAnsi="Calibri" w:cs="Calibri"/>
         </w:rPr>
       </w:pPr>
-      <w:r>
-        <w:rPr>
-          <w:rFonts w:ascii="Calibri" w:hAnsi="Calibri" w:cs="Calibri"/>
-          <w:b/>
-          <w:bCs/>
-        </w:rPr>
-        <w:t>lower_bound:</w:t>
+      <w:proofErr w:type="spellStart"/>
+      <w:r>
+        <w:rPr>
+          <w:rFonts w:ascii="Calibri" w:hAnsi="Calibri" w:cs="Calibri"/>
+          <w:b/>
+          <w:bCs/>
+        </w:rPr>
+        <w:t>lower_bound</w:t>
+      </w:r>
+      <w:proofErr w:type="spellEnd"/>
+      <w:r>
+        <w:rPr>
+          <w:rFonts w:ascii="Calibri" w:hAnsi="Calibri" w:cs="Calibri"/>
+          <w:b/>
+          <w:bCs/>
+        </w:rPr>
+        <w:t>:</w:t>
       </w:r>
       <w:r>
         <w:rPr>
@@ -378,46 +2114,31 @@
         <w:jc w:val="both"/>
         <w:rPr>
           <w:rFonts w:ascii="Calibri" w:hAnsi="Calibri" w:cs="Calibri"/>
+        </w:rPr>
+      </w:pPr>
+      <w:r>
+        <w:rPr>
+          <w:rFonts w:ascii="Calibri" w:hAnsi="Calibri" w:cs="Calibri"/>
+        </w:rPr>
+        <w:t>children: A local vector to store the child nodes generated from the current node.</w:t>
+      </w:r>
+    </w:p>
+    <w:p>
+      <w:pPr>
+        <w:spacing w:before="100" w:beforeAutospacing="1" w:after="100" w:afterAutospacing="1" w:line="240" w:lineRule="auto"/>
+        <w:jc w:val="both"/>
+        <w:outlineLvl w:val="2"/>
+        <w:rPr>
+          <w:rFonts w:ascii="Calibri" w:eastAsia="Times New Roman" w:hAnsi="Calibri" w:cs="Calibri"/>
+          <w:b/>
+          <w:bCs/>
+          <w:kern w:val="0"/>
           <w:sz w:val="28"/>
           <w:szCs w:val="28"/>
-        </w:rPr>
-      </w:pPr>
-      <w:r>
-        <w:t>children: A local vector to store the child nodes generated from the current node</w:t>
-      </w:r>
-      <w:r>
-        <w:t>.</w:t>
-      </w:r>
-    </w:p>
-    <w:p>
-      <w:pPr>
-        <w:spacing w:before="100" w:beforeAutospacing="1" w:after="100" w:afterAutospacing="1" w:line="240" w:lineRule="auto"/>
-        <w:jc w:val="both"/>
-        <w:outlineLvl w:val="2"/>
-        <w:rPr>
-          <w:rFonts w:ascii="Calibri" w:eastAsia="Times New Roman" w:hAnsi="Calibri" w:cs="Calibri"/>
-          <w:b/>
-          <w:bCs/>
-          <w:kern w:val="0"/>
-          <w:sz w:val="27"/>
-          <w:szCs w:val="27"/>
-          <w:lang w:eastAsia="en-GB"/>
-          <w14:ligatures w14:val="none"/>
-        </w:rPr>
-      </w:pPr>
-      <w:r>
-        <w:rPr>
-          <w:rFonts w:ascii="Calibri" w:eastAsia="Times New Roman" w:hAnsi="Calibri" w:cs="Calibri"/>
-          <w:b/>
-          <w:bCs/>
-          <w:kern w:val="0"/>
-          <w:sz w:val="27"/>
-          <w:szCs w:val="27"/>
-          <w:lang w:eastAsia="en-GB"/>
-          <w14:ligatures w14:val="none"/>
-        </w:rPr>
-        <w:t xml:space="preserve">Identification of Critical Sections and Variables </w:t>
-      </w:r>
+          <w:lang w:eastAsia="en-GB"/>
+          <w14:ligatures w14:val="none"/>
+        </w:rPr>
+      </w:pPr>
       <w:r>
         <w:rPr>
           <w:rFonts w:ascii="Calibri" w:eastAsia="Times New Roman" w:hAnsi="Calibri" w:cs="Calibri"/>
@@ -429,7 +2150,7 @@
           <w:lang w:eastAsia="en-GB"/>
           <w14:ligatures w14:val="none"/>
         </w:rPr>
-        <w:t>Involved</w:t>
+        <w:t>Identification of Critical Sections and Variables Involved</w:t>
       </w:r>
     </w:p>
     <w:p>
@@ -455,7 +2176,31 @@
           <w:lang w:eastAsia="en-GB"/>
           <w14:ligatures w14:val="none"/>
         </w:rPr>
-        <w:t>Accessing the Priority Queue (pq)</w:t>
+        <w:t>Accessing the Priority Queue (</w:t>
+      </w:r>
+      <w:proofErr w:type="spellStart"/>
+      <w:r>
+        <w:rPr>
+          <w:rFonts w:ascii="Calibri" w:eastAsia="Times New Roman" w:hAnsi="Calibri" w:cs="Calibri"/>
+          <w:b/>
+          <w:bCs/>
+          <w:kern w:val="0"/>
+          <w:lang w:eastAsia="en-GB"/>
+          <w14:ligatures w14:val="none"/>
+        </w:rPr>
+        <w:t>pq</w:t>
+      </w:r>
+      <w:proofErr w:type="spellEnd"/>
+      <w:r>
+        <w:rPr>
+          <w:rFonts w:ascii="Calibri" w:eastAsia="Times New Roman" w:hAnsi="Calibri" w:cs="Calibri"/>
+          <w:b/>
+          <w:bCs/>
+          <w:kern w:val="0"/>
+          <w:lang w:eastAsia="en-GB"/>
+          <w14:ligatures w14:val="none"/>
+        </w:rPr>
+        <w:t>)</w:t>
       </w:r>
     </w:p>
     <w:p>
@@ -487,8 +2232,39 @@
           <w:lang w:eastAsia="en-GB"/>
           <w14:ligatures w14:val="none"/>
         </w:rPr>
-        <w:t>: pq, pq_mutex</w:t>
-      </w:r>
+        <w:t xml:space="preserve">: </w:t>
+      </w:r>
+      <w:proofErr w:type="spellStart"/>
+      <w:r>
+        <w:rPr>
+          <w:rFonts w:ascii="Calibri" w:eastAsia="Times New Roman" w:hAnsi="Calibri" w:cs="Calibri"/>
+          <w:kern w:val="0"/>
+          <w:lang w:eastAsia="en-GB"/>
+          <w14:ligatures w14:val="none"/>
+        </w:rPr>
+        <w:t>pq</w:t>
+      </w:r>
+      <w:proofErr w:type="spellEnd"/>
+      <w:r>
+        <w:rPr>
+          <w:rFonts w:ascii="Calibri" w:eastAsia="Times New Roman" w:hAnsi="Calibri" w:cs="Calibri"/>
+          <w:kern w:val="0"/>
+          <w:lang w:eastAsia="en-GB"/>
+          <w14:ligatures w14:val="none"/>
+        </w:rPr>
+        <w:t xml:space="preserve">, </w:t>
+      </w:r>
+      <w:proofErr w:type="spellStart"/>
+      <w:r>
+        <w:rPr>
+          <w:rFonts w:ascii="Calibri" w:eastAsia="Times New Roman" w:hAnsi="Calibri" w:cs="Calibri"/>
+          <w:kern w:val="0"/>
+          <w:lang w:eastAsia="en-GB"/>
+          <w14:ligatures w14:val="none"/>
+        </w:rPr>
+        <w:t>pq_mutex</w:t>
+      </w:r>
+      <w:proofErr w:type="spellEnd"/>
     </w:p>
     <w:p>
       <w:pPr>
@@ -519,7 +2295,67 @@
           <w:lang w:eastAsia="en-GB"/>
           <w14:ligatures w14:val="none"/>
         </w:rPr>
-        <w:t>: The priority queue pq is a shared resource accessed and modified by multiple threads. To ensure the integrity and consistency of the priority queue, operations such as checking if the queue is empty, removing the top element, and inserting new elements must be performed atomically. This is achieved through the use of the mutex pq_mutex, which enforces mutual exclusion.</w:t>
+        <w:t xml:space="preserve">: The priority queue </w:t>
+      </w:r>
+      <w:proofErr w:type="spellStart"/>
+      <w:r>
+        <w:rPr>
+          <w:rFonts w:ascii="Calibri" w:eastAsia="Times New Roman" w:hAnsi="Calibri" w:cs="Calibri"/>
+          <w:kern w:val="0"/>
+          <w:lang w:eastAsia="en-GB"/>
+          <w14:ligatures w14:val="none"/>
+        </w:rPr>
+        <w:t>pq</w:t>
+      </w:r>
+      <w:proofErr w:type="spellEnd"/>
+      <w:r>
+        <w:rPr>
+          <w:rFonts w:ascii="Calibri" w:eastAsia="Times New Roman" w:hAnsi="Calibri" w:cs="Calibri"/>
+          <w:kern w:val="0"/>
+          <w:lang w:eastAsia="en-GB"/>
+          <w14:ligatures w14:val="none"/>
+        </w:rPr>
+        <w:t xml:space="preserve"> is a shared resource accessed and modified by multiple threads. To ensure the integrity and consistency of the priority queue, operations such as checking if the queue is empty, removing the top element, and inserting new elements must be performed atomically. This is achieved </w:t>
+      </w:r>
+      <w:proofErr w:type="gramStart"/>
+      <w:r>
+        <w:rPr>
+          <w:rFonts w:ascii="Calibri" w:eastAsia="Times New Roman" w:hAnsi="Calibri" w:cs="Calibri"/>
+          <w:kern w:val="0"/>
+          <w:lang w:eastAsia="en-GB"/>
+          <w14:ligatures w14:val="none"/>
+        </w:rPr>
+        <w:t>through the use of</w:t>
+      </w:r>
+      <w:proofErr w:type="gramEnd"/>
+      <w:r>
+        <w:rPr>
+          <w:rFonts w:ascii="Calibri" w:eastAsia="Times New Roman" w:hAnsi="Calibri" w:cs="Calibri"/>
+          <w:kern w:val="0"/>
+          <w:lang w:eastAsia="en-GB"/>
+          <w14:ligatures w14:val="none"/>
+        </w:rPr>
+        <w:t xml:space="preserve"> the mutex </w:t>
+      </w:r>
+      <w:proofErr w:type="spellStart"/>
+      <w:r>
+        <w:rPr>
+          <w:rFonts w:ascii="Calibri" w:eastAsia="Times New Roman" w:hAnsi="Calibri" w:cs="Calibri"/>
+          <w:kern w:val="0"/>
+          <w:lang w:eastAsia="en-GB"/>
+          <w14:ligatures w14:val="none"/>
+        </w:rPr>
+        <w:t>pq_mutex</w:t>
+      </w:r>
+      <w:proofErr w:type="spellEnd"/>
+      <w:r>
+        <w:rPr>
+          <w:rFonts w:ascii="Calibri" w:eastAsia="Times New Roman" w:hAnsi="Calibri" w:cs="Calibri"/>
+          <w:kern w:val="0"/>
+          <w:lang w:eastAsia="en-GB"/>
+          <w14:ligatures w14:val="none"/>
+        </w:rPr>
+        <w:t>, which enforces mutual exclusion.</w:t>
       </w:r>
     </w:p>
     <w:p>
@@ -536,10 +2372,12 @@
       <w:r>
         <w:rPr>
           <w:rFonts w:ascii="Calibri" w:eastAsia="Times New Roman" w:hAnsi="Calibri" w:cs="Calibri"/>
-          <w:kern w:val="0"/>
-          <w:lang w:eastAsia="en-GB"/>
-          <w14:ligatures w14:val="none"/>
-        </w:rPr>
+          <w:noProof/>
+          <w:kern w:val="0"/>
+          <w:lang w:eastAsia="en-GB"/>
+          <w14:ligatures w14:val="none"/>
+        </w:rPr>
+        <w:lastRenderedPageBreak/>
         <w:drawing>
           <wp:anchor distT="0" distB="0" distL="114300" distR="114300" simplePos="0" relativeHeight="251658240" behindDoc="1" locked="0" layoutInCell="1" allowOverlap="1" wp14:anchorId="7FE1BAD4" wp14:editId="45DBA850">
             <wp:simplePos x="0" y="0"/>
@@ -564,7 +2402,7 @@
                     <pic:cNvPicPr/>
                   </pic:nvPicPr>
                   <pic:blipFill>
-                    <a:blip r:embed="rId5">
+                    <a:blip r:embed="rId12">
                       <a:extLst>
                         <a:ext uri="{28A0092B-C50C-407E-A947-70E740481C1C}">
                           <a14:useLocalDpi xmlns:a14="http://schemas.microsoft.com/office/drawing/2010/main" val="0"/>
@@ -625,11 +2463,11 @@
       <w:r>
         <w:rPr>
           <w:rFonts w:ascii="Calibri" w:eastAsia="Times New Roman" w:hAnsi="Calibri" w:cs="Calibri"/>
-          <w:kern w:val="0"/>
-          <w:lang w:eastAsia="en-GB"/>
-          <w14:ligatures w14:val="none"/>
-        </w:rPr>
-        <w:lastRenderedPageBreak/>
+          <w:noProof/>
+          <w:kern w:val="0"/>
+          <w:lang w:eastAsia="en-GB"/>
+          <w14:ligatures w14:val="none"/>
+        </w:rPr>
         <w:drawing>
           <wp:anchor distT="0" distB="0" distL="114300" distR="114300" simplePos="0" relativeHeight="251659264" behindDoc="0" locked="0" layoutInCell="1" allowOverlap="1" wp14:anchorId="5427C424" wp14:editId="33F11196">
             <wp:simplePos x="0" y="0"/>
@@ -654,7 +2492,7 @@
                     <pic:cNvPicPr/>
                   </pic:nvPicPr>
                   <pic:blipFill>
-                    <a:blip r:embed="rId6">
+                    <a:blip r:embed="rId13">
                       <a:extLst>
                         <a:ext uri="{28A0092B-C50C-407E-A947-70E740481C1C}">
                           <a14:useLocalDpi xmlns:a14="http://schemas.microsoft.com/office/drawing/2010/main" val="0"/>
@@ -730,7 +2568,55 @@
           <w:szCs w:val="28"/>
           <w:lang w:eastAsia="en-GB"/>
         </w:rPr>
-        <w:t>Updating the Best Cost (best_cost) and Best Schedule (best_schedule)</w:t>
+        <w:t>Updating the Best Cost (</w:t>
+      </w:r>
+      <w:proofErr w:type="spellStart"/>
+      <w:r>
+        <w:rPr>
+          <w:rFonts w:ascii="Calibri" w:hAnsi="Calibri" w:cs="Calibri"/>
+          <w:b/>
+          <w:bCs/>
+          <w:sz w:val="28"/>
+          <w:szCs w:val="28"/>
+          <w:lang w:eastAsia="en-GB"/>
+        </w:rPr>
+        <w:t>best_cost</w:t>
+      </w:r>
+      <w:proofErr w:type="spellEnd"/>
+      <w:r>
+        <w:rPr>
+          <w:rFonts w:ascii="Calibri" w:hAnsi="Calibri" w:cs="Calibri"/>
+          <w:b/>
+          <w:bCs/>
+          <w:sz w:val="28"/>
+          <w:szCs w:val="28"/>
+          <w:lang w:eastAsia="en-GB"/>
+        </w:rPr>
+        <w:t>) and Best Schedule (</w:t>
+      </w:r>
+      <w:proofErr w:type="spellStart"/>
+      <w:r>
+        <w:rPr>
+          <w:rFonts w:ascii="Calibri" w:hAnsi="Calibri" w:cs="Calibri"/>
+          <w:b/>
+          <w:bCs/>
+          <w:sz w:val="28"/>
+          <w:szCs w:val="28"/>
+          <w:lang w:eastAsia="en-GB"/>
+        </w:rPr>
+        <w:t>best_schedule</w:t>
+      </w:r>
+      <w:proofErr w:type="spellEnd"/>
+      <w:r>
+        <w:rPr>
+          <w:rFonts w:ascii="Calibri" w:hAnsi="Calibri" w:cs="Calibri"/>
+          <w:b/>
+          <w:bCs/>
+          <w:sz w:val="28"/>
+          <w:szCs w:val="28"/>
+          <w:lang w:eastAsia="en-GB"/>
+        </w:rPr>
+        <w:t>)</w:t>
       </w:r>
     </w:p>
     <w:p>
@@ -757,6 +2643,7 @@
         </w:rPr>
         <w:t xml:space="preserve">: </w:t>
       </w:r>
+      <w:proofErr w:type="spellStart"/>
       <w:r>
         <w:rPr>
           <w:rFonts w:ascii="Calibri" w:hAnsi="Calibri" w:cs="Calibri"/>
@@ -766,6 +2653,7 @@
         </w:rPr>
         <w:t>best_cost</w:t>
       </w:r>
+      <w:proofErr w:type="spellEnd"/>
       <w:r>
         <w:rPr>
           <w:rFonts w:ascii="Calibri" w:hAnsi="Calibri" w:cs="Calibri"/>
@@ -773,6 +2661,7 @@
         </w:rPr>
         <w:t xml:space="preserve">, </w:t>
       </w:r>
+      <w:proofErr w:type="spellStart"/>
       <w:r>
         <w:rPr>
           <w:rFonts w:ascii="Calibri" w:hAnsi="Calibri" w:cs="Calibri"/>
@@ -782,6 +2671,7 @@
         </w:rPr>
         <w:t>best_schedule</w:t>
       </w:r>
+      <w:proofErr w:type="spellEnd"/>
       <w:r>
         <w:rPr>
           <w:rFonts w:ascii="Calibri" w:hAnsi="Calibri" w:cs="Calibri"/>
@@ -789,6 +2679,7 @@
         </w:rPr>
         <w:t xml:space="preserve">, </w:t>
       </w:r>
+      <w:proofErr w:type="spellStart"/>
       <w:r>
         <w:rPr>
           <w:rFonts w:ascii="Calibri" w:hAnsi="Calibri" w:cs="Calibri"/>
@@ -798,6 +2689,7 @@
         </w:rPr>
         <w:t>best_mutex</w:t>
       </w:r>
+      <w:proofErr w:type="spellEnd"/>
     </w:p>
     <w:p>
       <w:pPr>
@@ -823,6 +2715,7 @@
         </w:rPr>
         <w:t xml:space="preserve">: The variables </w:t>
       </w:r>
+      <w:proofErr w:type="spellStart"/>
       <w:r>
         <w:rPr>
           <w:rFonts w:ascii="Calibri" w:hAnsi="Calibri" w:cs="Calibri"/>
@@ -832,6 +2725,7 @@
         </w:rPr>
         <w:t>best_cost</w:t>
       </w:r>
+      <w:proofErr w:type="spellEnd"/>
       <w:r>
         <w:rPr>
           <w:rFonts w:ascii="Calibri" w:hAnsi="Calibri" w:cs="Calibri"/>
@@ -839,6 +2733,7 @@
         </w:rPr>
         <w:t xml:space="preserve"> and </w:t>
       </w:r>
+      <w:proofErr w:type="spellStart"/>
       <w:r>
         <w:rPr>
           <w:rFonts w:ascii="Calibri" w:hAnsi="Calibri" w:cs="Calibri"/>
@@ -848,13 +2743,31 @@
         </w:rPr>
         <w:t>best_schedule</w:t>
       </w:r>
-      <w:r>
-        <w:rPr>
-          <w:rFonts w:ascii="Calibri" w:hAnsi="Calibri" w:cs="Calibri"/>
-          <w:lang w:eastAsia="en-GB"/>
-        </w:rPr>
-        <w:t xml:space="preserve"> are shared among all threads and store the best (minimum) cost and corresponding schedule found so far. When a thread identifies a potentially better solution, it updates these variables. To prevent race conditions and ensure atomic updates, a mutex </w:t>
-      </w:r>
+      <w:proofErr w:type="spellEnd"/>
+      <w:r>
+        <w:rPr>
+          <w:rFonts w:ascii="Calibri" w:hAnsi="Calibri" w:cs="Calibri"/>
+          <w:lang w:eastAsia="en-GB"/>
+        </w:rPr>
+        <w:t xml:space="preserve"> </w:t>
+      </w:r>
+      <w:proofErr w:type="gramStart"/>
+      <w:r>
+        <w:rPr>
+          <w:rFonts w:ascii="Calibri" w:hAnsi="Calibri" w:cs="Calibri"/>
+          <w:lang w:eastAsia="en-GB"/>
+        </w:rPr>
+        <w:t>are</w:t>
+      </w:r>
+      <w:proofErr w:type="gramEnd"/>
+      <w:r>
+        <w:rPr>
+          <w:rFonts w:ascii="Calibri" w:hAnsi="Calibri" w:cs="Calibri"/>
+          <w:lang w:eastAsia="en-GB"/>
+        </w:rPr>
+        <w:t xml:space="preserve"> shared among all threads and store the best (minimum) cost and corresponding schedule found so far. When a thread identifies a potentially better solution, it updates these variables. To prevent race conditions and ensure atomic updates, a mutex </w:t>
+      </w:r>
+      <w:proofErr w:type="spellStart"/>
       <w:r>
         <w:rPr>
           <w:rFonts w:ascii="Calibri" w:hAnsi="Calibri" w:cs="Calibri"/>
@@ -864,6 +2777,7 @@
         </w:rPr>
         <w:t>best_mutex</w:t>
       </w:r>
+      <w:proofErr w:type="spellEnd"/>
       <w:r>
         <w:rPr>
           <w:rFonts w:ascii="Calibri" w:hAnsi="Calibri" w:cs="Calibri"/>
@@ -883,6 +2797,7 @@
       <w:r>
         <w:rPr>
           <w:rFonts w:ascii="Calibri" w:eastAsia="Times New Roman" w:hAnsi="Calibri" w:cs="Calibri"/>
+          <w:noProof/>
           <w:kern w:val="0"/>
           <w:lang w:eastAsia="en-GB"/>
           <w14:ligatures w14:val="none"/>
@@ -911,7 +2826,7 @@
                     <pic:cNvPicPr/>
                   </pic:nvPicPr>
                   <pic:blipFill>
-                    <a:blip r:embed="rId7">
+                    <a:blip r:embed="rId14">
                       <a:extLst>
                         <a:ext uri="{28A0092B-C50C-407E-A947-70E740481C1C}">
                           <a14:useLocalDpi xmlns:a14="http://schemas.microsoft.com/office/drawing/2010/main" val="0"/>
@@ -1002,7 +2917,27 @@
           <w:bCs/>
           <w:lang w:eastAsia="en-GB"/>
         </w:rPr>
-        <w:t>Accessing the Priority Queue (pq)</w:t>
+        <w:t>Accessing the Priority Queue (</w:t>
+      </w:r>
+      <w:proofErr w:type="spellStart"/>
+      <w:r>
+        <w:rPr>
+          <w:rFonts w:ascii="Calibri" w:hAnsi="Calibri" w:cs="Calibri"/>
+          <w:b/>
+          <w:bCs/>
+          <w:lang w:eastAsia="en-GB"/>
+        </w:rPr>
+        <w:t>pq</w:t>
+      </w:r>
+      <w:proofErr w:type="spellEnd"/>
+      <w:r>
+        <w:rPr>
+          <w:rFonts w:ascii="Calibri" w:hAnsi="Calibri" w:cs="Calibri"/>
+          <w:b/>
+          <w:bCs/>
+          <w:lang w:eastAsia="en-GB"/>
+        </w:rPr>
+        <w:t>)</w:t>
       </w:r>
     </w:p>
     <w:p>
@@ -1063,6 +2998,7 @@
       <w:r>
         <w:rPr>
           <w:rFonts w:ascii="Calibri" w:hAnsi="Calibri" w:cs="Calibri"/>
+          <w:noProof/>
           <w:lang w:eastAsia="en-GB"/>
         </w:rPr>
         <w:drawing>
@@ -1089,7 +3025,7 @@
                     <pic:cNvPicPr/>
                   </pic:nvPicPr>
                   <pic:blipFill>
-                    <a:blip r:embed="rId8">
+                    <a:blip r:embed="rId15">
                       <a:extLst>
                         <a:ext uri="{28A0092B-C50C-407E-A947-70E740481C1C}">
                           <a14:useLocalDpi xmlns:a14="http://schemas.microsoft.com/office/drawing/2010/main" val="0"/>
@@ -1149,10 +3085,12 @@
       <w:r>
         <w:rPr>
           <w:rFonts w:ascii="Calibri" w:eastAsia="Times New Roman" w:hAnsi="Calibri" w:cs="Calibri"/>
-          <w:kern w:val="0"/>
-          <w:lang w:eastAsia="en-GB"/>
-          <w14:ligatures w14:val="none"/>
-        </w:rPr>
+          <w:noProof/>
+          <w:kern w:val="0"/>
+          <w:lang w:eastAsia="en-GB"/>
+          <w14:ligatures w14:val="none"/>
+        </w:rPr>
+        <w:lastRenderedPageBreak/>
         <w:drawing>
           <wp:anchor distT="0" distB="0" distL="114300" distR="114300" simplePos="0" relativeHeight="251664384" behindDoc="0" locked="0" layoutInCell="1" allowOverlap="1" wp14:anchorId="192CB70B" wp14:editId="2E75D549">
             <wp:simplePos x="0" y="0"/>
@@ -1177,7 +3115,7 @@
                     <pic:cNvPicPr/>
                   </pic:nvPicPr>
                   <pic:blipFill>
-                    <a:blip r:embed="rId6">
+                    <a:blip r:embed="rId13">
                       <a:extLst>
                         <a:ext uri="{28A0092B-C50C-407E-A947-70E740481C1C}">
                           <a14:useLocalDpi xmlns:a14="http://schemas.microsoft.com/office/drawing/2010/main" val="0"/>
@@ -1238,8 +3176,55 @@
           <w:szCs w:val="28"/>
           <w:lang w:eastAsia="en-GB"/>
         </w:rPr>
-        <w:lastRenderedPageBreak/>
-        <w:t>Updating the Best Cost (best_cost) and Best Schedule (best_schedule)</w:t>
+        <w:t>Updating the Best Cost (</w:t>
+      </w:r>
+      <w:proofErr w:type="spellStart"/>
+      <w:r>
+        <w:rPr>
+          <w:rFonts w:ascii="Calibri" w:hAnsi="Calibri" w:cs="Calibri"/>
+          <w:b/>
+          <w:bCs/>
+          <w:sz w:val="28"/>
+          <w:szCs w:val="28"/>
+          <w:lang w:eastAsia="en-GB"/>
+        </w:rPr>
+        <w:t>best_cost</w:t>
+      </w:r>
+      <w:proofErr w:type="spellEnd"/>
+      <w:r>
+        <w:rPr>
+          <w:rFonts w:ascii="Calibri" w:hAnsi="Calibri" w:cs="Calibri"/>
+          <w:b/>
+          <w:bCs/>
+          <w:sz w:val="28"/>
+          <w:szCs w:val="28"/>
+          <w:lang w:eastAsia="en-GB"/>
+        </w:rPr>
+        <w:t>) and Best Schedule (</w:t>
+      </w:r>
+      <w:proofErr w:type="spellStart"/>
+      <w:r>
+        <w:rPr>
+          <w:rFonts w:ascii="Calibri" w:hAnsi="Calibri" w:cs="Calibri"/>
+          <w:b/>
+          <w:bCs/>
+          <w:sz w:val="28"/>
+          <w:szCs w:val="28"/>
+          <w:lang w:eastAsia="en-GB"/>
+        </w:rPr>
+        <w:t>best_schedule</w:t>
+      </w:r>
+      <w:proofErr w:type="spellEnd"/>
+      <w:r>
+        <w:rPr>
+          <w:rFonts w:ascii="Calibri" w:hAnsi="Calibri" w:cs="Calibri"/>
+          <w:b/>
+          <w:bCs/>
+          <w:sz w:val="28"/>
+          <w:szCs w:val="28"/>
+          <w:lang w:eastAsia="en-GB"/>
+        </w:rPr>
+        <w:t>)</w:t>
       </w:r>
     </w:p>
     <w:p>
@@ -1302,6 +3287,7 @@
           <w:rFonts w:ascii="Calibri" w:hAnsi="Calibri" w:cs="Calibri"/>
           <w:b/>
           <w:bCs/>
+          <w:noProof/>
           <w:lang w:eastAsia="en-GB"/>
         </w:rPr>
         <w:drawing>
@@ -1328,7 +3314,7 @@
                     <pic:cNvPicPr/>
                   </pic:nvPicPr>
                   <pic:blipFill>
-                    <a:blip r:embed="rId9">
+                    <a:blip r:embed="rId16">
                       <a:extLst>
                         <a:ext uri="{28A0092B-C50C-407E-A947-70E740481C1C}">
                           <a14:useLocalDpi xmlns:a14="http://schemas.microsoft.com/office/drawing/2010/main" val="0"/>
@@ -1388,6 +3374,7 @@
         </w:rPr>
         <w:t xml:space="preserve">By employing </w:t>
       </w:r>
+      <w:proofErr w:type="gramStart"/>
       <w:r>
         <w:rPr>
           <w:rStyle w:val="CdigoHTML"/>
@@ -1397,14 +3384,10 @@
           <w:sz w:val="24"/>
           <w:szCs w:val="24"/>
         </w:rPr>
-        <w:t>std::lock_guard</w:t>
-      </w:r>
-      <w:r>
-        <w:rPr>
-          <w:rFonts w:ascii="Calibri" w:hAnsi="Calibri" w:cs="Calibri"/>
-        </w:rPr>
-        <w:t xml:space="preserve"> with </w:t>
-      </w:r>
+        <w:t>std::</w:t>
+      </w:r>
+      <w:proofErr w:type="spellStart"/>
+      <w:proofErr w:type="gramEnd"/>
       <w:r>
         <w:rPr>
           <w:rStyle w:val="CdigoHTML"/>
@@ -1414,14 +3397,16 @@
           <w:sz w:val="24"/>
           <w:szCs w:val="24"/>
         </w:rPr>
-        <w:t>pq_mutex</w:t>
-      </w:r>
-      <w:r>
-        <w:rPr>
-          <w:rFonts w:ascii="Calibri" w:hAnsi="Calibri" w:cs="Calibri"/>
-        </w:rPr>
-        <w:t xml:space="preserve"> and </w:t>
-      </w:r>
+        <w:t>lock_guard</w:t>
+      </w:r>
+      <w:proofErr w:type="spellEnd"/>
+      <w:r>
+        <w:rPr>
+          <w:rFonts w:ascii="Calibri" w:hAnsi="Calibri" w:cs="Calibri"/>
+        </w:rPr>
+        <w:t xml:space="preserve"> with </w:t>
+      </w:r>
+      <w:proofErr w:type="spellStart"/>
       <w:r>
         <w:rPr>
           <w:rStyle w:val="CdigoHTML"/>
@@ -1431,8 +3416,28 @@
           <w:sz w:val="24"/>
           <w:szCs w:val="24"/>
         </w:rPr>
+        <w:t>pq_mutex</w:t>
+      </w:r>
+      <w:proofErr w:type="spellEnd"/>
+      <w:r>
+        <w:rPr>
+          <w:rFonts w:ascii="Calibri" w:hAnsi="Calibri" w:cs="Calibri"/>
+        </w:rPr>
+        <w:t xml:space="preserve"> and </w:t>
+      </w:r>
+      <w:proofErr w:type="spellStart"/>
+      <w:r>
+        <w:rPr>
+          <w:rStyle w:val="CdigoHTML"/>
+          <w:rFonts w:ascii="Calibri" w:eastAsiaTheme="majorEastAsia" w:hAnsi="Calibri" w:cs="Calibri"/>
+          <w:i/>
+          <w:iCs/>
+          <w:sz w:val="24"/>
+          <w:szCs w:val="24"/>
+        </w:rPr>
         <w:t>best_mutex</w:t>
       </w:r>
+      <w:proofErr w:type="spellEnd"/>
       <w:r>
         <w:rPr>
           <w:rFonts w:ascii="Calibri" w:hAnsi="Calibri" w:cs="Calibri"/>
@@ -1532,6 +3537,7 @@
         </w:rPr>
         <w:t>Standard Mutex (</w:t>
       </w:r>
+      <w:proofErr w:type="gramStart"/>
       <w:r>
         <w:rPr>
           <w:rFonts w:ascii="Calibri" w:hAnsi="Calibri" w:cs="Calibri"/>
@@ -1541,93 +3547,44 @@
           <w:iCs/>
           <w:lang w:eastAsia="en-GB"/>
         </w:rPr>
-        <w:t>std::mutex</w:t>
-      </w:r>
-      <w:r>
-        <w:rPr>
-          <w:rFonts w:ascii="Calibri" w:hAnsi="Calibri" w:cs="Calibri"/>
-          <w:b/>
-          <w:bCs/>
-          <w:lang w:eastAsia="en-GB"/>
-        </w:rPr>
-        <w:t>)</w:t>
-      </w:r>
-    </w:p>
-    <w:p>
-      <w:pPr>
-        <w:jc w:val="both"/>
-        <w:rPr>
-          <w:rFonts w:ascii="Calibri" w:hAnsi="Calibri" w:cs="Calibri"/>
-          <w:lang w:eastAsia="en-GB"/>
-        </w:rPr>
-      </w:pPr>
-      <w:r>
-        <w:rPr>
-          <w:rFonts w:ascii="Calibri" w:hAnsi="Calibri" w:cs="Calibri"/>
-          <w:lang w:eastAsia="en-GB"/>
-        </w:rPr>
-        <w:t xml:space="preserve">The primary technique used for mutual exclusion in this program is the standard mutex </w:t>
-      </w:r>
-      <w:r>
-        <w:rPr>
-          <w:rFonts w:ascii="Calibri" w:hAnsi="Calibri" w:cs="Calibri"/>
+        <w:t>std::</w:t>
+      </w:r>
+      <w:proofErr w:type="gramEnd"/>
+      <w:r>
+        <w:rPr>
+          <w:rFonts w:ascii="Calibri" w:hAnsi="Calibri" w:cs="Calibri"/>
+          <w:b/>
+          <w:bCs/>
           <w:i/>
           <w:iCs/>
           <w:lang w:eastAsia="en-GB"/>
         </w:rPr>
-        <w:t>(std::mutex).</w:t>
-      </w:r>
-      <w:r>
-        <w:rPr>
-          <w:rFonts w:ascii="Calibri" w:hAnsi="Calibri" w:cs="Calibri"/>
-          <w:lang w:eastAsia="en-GB"/>
-        </w:rPr>
-        <w:t xml:space="preserve"> Mutexes are used to protect critical sections of the code where shared resources are accessed or modified. By locking a mutex before entering a critical section and unlocking it upon exit, the program ensures that only one thread can execute that section at a time. This prevents race conditions and ensures data consistency.</w:t>
-      </w:r>
-    </w:p>
-    <w:p>
-      <w:pPr>
-        <w:jc w:val="both"/>
-        <w:rPr>
-          <w:rFonts w:ascii="Calibri" w:hAnsi="Calibri" w:cs="Calibri"/>
-          <w:b/>
-          <w:bCs/>
-          <w:lang w:eastAsia="en-GB"/>
-        </w:rPr>
-      </w:pPr>
-      <w:r>
-        <w:rPr>
-          <w:rFonts w:ascii="Calibri" w:hAnsi="Calibri" w:cs="Calibri"/>
-          <w:b/>
-          <w:bCs/>
-          <w:lang w:eastAsia="en-GB"/>
-        </w:rPr>
-        <w:t>Usage in the Program:</w:t>
-      </w:r>
-    </w:p>
-    <w:p>
-      <w:pPr>
-        <w:jc w:val="both"/>
-        <w:rPr>
-          <w:rFonts w:ascii="Calibri" w:hAnsi="Calibri" w:cs="Calibri"/>
-          <w:lang w:eastAsia="en-GB"/>
-        </w:rPr>
-      </w:pPr>
-      <w:r>
-        <w:rPr>
-          <w:rFonts w:ascii="Calibri" w:hAnsi="Calibri" w:cs="Calibri"/>
-          <w:b/>
-          <w:bCs/>
-          <w:lang w:eastAsia="en-GB"/>
-        </w:rPr>
-        <w:t>Priority Queue (pq):</w:t>
-      </w:r>
-      <w:r>
-        <w:rPr>
-          <w:rFonts w:ascii="Calibri" w:hAnsi="Calibri" w:cs="Calibri"/>
-          <w:lang w:eastAsia="en-GB"/>
-        </w:rPr>
-        <w:t xml:space="preserve"> The priority queue, which holds nodes representing partial solutions, is accessed and modified by multiple threads. To prevent concurrent access issues, the mutex </w:t>
+        <w:t>mutex</w:t>
+      </w:r>
+      <w:r>
+        <w:rPr>
+          <w:rFonts w:ascii="Calibri" w:hAnsi="Calibri" w:cs="Calibri"/>
+          <w:b/>
+          <w:bCs/>
+          <w:lang w:eastAsia="en-GB"/>
+        </w:rPr>
+        <w:t>)</w:t>
+      </w:r>
+    </w:p>
+    <w:p>
+      <w:pPr>
+        <w:jc w:val="both"/>
+        <w:rPr>
+          <w:rFonts w:ascii="Calibri" w:hAnsi="Calibri" w:cs="Calibri"/>
+          <w:lang w:eastAsia="en-GB"/>
+        </w:rPr>
+      </w:pPr>
+      <w:r>
+        <w:rPr>
+          <w:rFonts w:ascii="Calibri" w:hAnsi="Calibri" w:cs="Calibri"/>
+          <w:lang w:eastAsia="en-GB"/>
+        </w:rPr>
+        <w:t xml:space="preserve">The primary technique used for mutual exclusion in this program is the standard mutex </w:t>
       </w:r>
       <w:r>
         <w:rPr>
@@ -1636,14 +3593,125 @@
           <w:iCs/>
           <w:lang w:eastAsia="en-GB"/>
         </w:rPr>
+        <w:t>(</w:t>
+      </w:r>
+      <w:proofErr w:type="gramStart"/>
+      <w:r>
+        <w:rPr>
+          <w:rFonts w:ascii="Calibri" w:hAnsi="Calibri" w:cs="Calibri"/>
+          <w:i/>
+          <w:iCs/>
+          <w:lang w:eastAsia="en-GB"/>
+        </w:rPr>
+        <w:t>std::</w:t>
+      </w:r>
+      <w:proofErr w:type="gramEnd"/>
+      <w:r>
+        <w:rPr>
+          <w:rFonts w:ascii="Calibri" w:hAnsi="Calibri" w:cs="Calibri"/>
+          <w:i/>
+          <w:iCs/>
+          <w:lang w:eastAsia="en-GB"/>
+        </w:rPr>
+        <w:t>mutex).</w:t>
+      </w:r>
+      <w:r>
+        <w:rPr>
+          <w:rFonts w:ascii="Calibri" w:hAnsi="Calibri" w:cs="Calibri"/>
+          <w:lang w:eastAsia="en-GB"/>
+        </w:rPr>
+        <w:t xml:space="preserve"> Mutexes are used to protect critical sections of the code where shared resources are accessed or modified. By locking a mutex before entering a critical section and unlocking it upon exit, the program ensures that only one thread can execute that section at a time. This prevents race conditions and ensures data consistency.</w:t>
+      </w:r>
+    </w:p>
+    <w:p>
+      <w:pPr>
+        <w:jc w:val="both"/>
+        <w:rPr>
+          <w:rFonts w:ascii="Calibri" w:hAnsi="Calibri" w:cs="Calibri"/>
+          <w:b/>
+          <w:bCs/>
+          <w:lang w:eastAsia="en-GB"/>
+        </w:rPr>
+      </w:pPr>
+      <w:r>
+        <w:rPr>
+          <w:rFonts w:ascii="Calibri" w:hAnsi="Calibri" w:cs="Calibri"/>
+          <w:b/>
+          <w:bCs/>
+          <w:lang w:eastAsia="en-GB"/>
+        </w:rPr>
+        <w:t>Usage in the Program:</w:t>
+      </w:r>
+    </w:p>
+    <w:p>
+      <w:pPr>
+        <w:jc w:val="both"/>
+        <w:rPr>
+          <w:rFonts w:ascii="Calibri" w:hAnsi="Calibri" w:cs="Calibri"/>
+          <w:lang w:eastAsia="en-GB"/>
+        </w:rPr>
+      </w:pPr>
+      <w:r>
+        <w:rPr>
+          <w:rFonts w:ascii="Calibri" w:hAnsi="Calibri" w:cs="Calibri"/>
+          <w:b/>
+          <w:bCs/>
+          <w:lang w:eastAsia="en-GB"/>
+        </w:rPr>
+        <w:t>Priority Queue (</w:t>
+      </w:r>
+      <w:proofErr w:type="spellStart"/>
+      <w:r>
+        <w:rPr>
+          <w:rFonts w:ascii="Calibri" w:hAnsi="Calibri" w:cs="Calibri"/>
+          <w:b/>
+          <w:bCs/>
+          <w:lang w:eastAsia="en-GB"/>
+        </w:rPr>
+        <w:t>pq</w:t>
+      </w:r>
+      <w:proofErr w:type="spellEnd"/>
+      <w:r>
+        <w:rPr>
+          <w:rFonts w:ascii="Calibri" w:hAnsi="Calibri" w:cs="Calibri"/>
+          <w:b/>
+          <w:bCs/>
+          <w:lang w:eastAsia="en-GB"/>
+        </w:rPr>
+        <w:t>):</w:t>
+      </w:r>
+      <w:r>
+        <w:rPr>
+          <w:rFonts w:ascii="Calibri" w:hAnsi="Calibri" w:cs="Calibri"/>
+          <w:lang w:eastAsia="en-GB"/>
+        </w:rPr>
+        <w:t xml:space="preserve"> The priority queue, which holds nodes representing partial solutions, is accessed and modified by multiple threads. To prevent concurrent access issues, the mutex </w:t>
+      </w:r>
+      <w:proofErr w:type="spellStart"/>
+      <w:r>
+        <w:rPr>
+          <w:rFonts w:ascii="Calibri" w:hAnsi="Calibri" w:cs="Calibri"/>
+          <w:i/>
+          <w:iCs/>
+          <w:lang w:eastAsia="en-GB"/>
+        </w:rPr>
         <w:t>pq_mutex</w:t>
       </w:r>
-      <w:r>
-        <w:rPr>
-          <w:rFonts w:ascii="Calibri" w:hAnsi="Calibri" w:cs="Calibri"/>
-          <w:lang w:eastAsia="en-GB"/>
-        </w:rPr>
-        <w:t xml:space="preserve"> is used. This ensures that operations such as checking if the queue is empty, popping the top element, and pushing new elements are performed atomically.</w:t>
+      <w:proofErr w:type="spellEnd"/>
+      <w:r>
+        <w:rPr>
+          <w:rFonts w:ascii="Calibri" w:hAnsi="Calibri" w:cs="Calibri"/>
+          <w:lang w:eastAsia="en-GB"/>
+        </w:rPr>
+        <w:t xml:space="preserve"> is used. This ensures that operations such as checking if the </w:t>
+      </w:r>
+      <w:r>
+        <w:rPr>
+          <w:rFonts w:ascii="Calibri" w:hAnsi="Calibri" w:cs="Calibri"/>
+          <w:lang w:eastAsia="en-GB"/>
+        </w:rPr>
+        <w:lastRenderedPageBreak/>
+        <w:t>queue is empty, popping the top element, and pushing new elements are performed atomically.</w:t>
       </w:r>
     </w:p>
     <w:p>
@@ -1689,9 +3757,9 @@
           <w:rFonts w:ascii="Calibri" w:hAnsi="Calibri" w:cs="Calibri"/>
           <w:b/>
           <w:bCs/>
-          <w:lang w:eastAsia="en-GB"/>
-        </w:rPr>
-        <w:lastRenderedPageBreak/>
+          <w:noProof/>
+          <w:lang w:eastAsia="en-GB"/>
+        </w:rPr>
         <w:drawing>
           <wp:inline distT="0" distB="0" distL="0" distR="0" wp14:anchorId="73BE14D5" wp14:editId="61A86C9F">
             <wp:extent cx="5400040" cy="1320800"/>
@@ -1708,7 +3776,7 @@
                     <pic:cNvPicPr/>
                   </pic:nvPicPr>
                   <pic:blipFill>
-                    <a:blip r:embed="rId10"/>
+                    <a:blip r:embed="rId17"/>
                     <a:stretch>
                       <a:fillRect/>
                     </a:stretch>
@@ -1749,6 +3817,7 @@
         </w:rPr>
         <w:t xml:space="preserve">Another section for </w:t>
       </w:r>
+      <w:proofErr w:type="spellStart"/>
       <w:r>
         <w:rPr>
           <w:rFonts w:ascii="Calibri" w:hAnsi="Calibri" w:cs="Calibri"/>
@@ -1760,17 +3829,19 @@
         </w:rPr>
         <w:t>pq</w:t>
       </w:r>
-    </w:p>
-    <w:p>
-      <w:pPr>
-        <w:rPr>
-          <w:rFonts w:ascii="Calibri" w:hAnsi="Calibri" w:cs="Calibri"/>
-          <w:lang w:eastAsia="en-GB"/>
-        </w:rPr>
-      </w:pPr>
-      <w:r>
-        <w:rPr>
-          <w:rFonts w:ascii="Calibri" w:hAnsi="Calibri" w:cs="Calibri"/>
+      <w:proofErr w:type="spellEnd"/>
+    </w:p>
+    <w:p>
+      <w:pPr>
+        <w:rPr>
+          <w:rFonts w:ascii="Calibri" w:hAnsi="Calibri" w:cs="Calibri"/>
+          <w:lang w:eastAsia="en-GB"/>
+        </w:rPr>
+      </w:pPr>
+      <w:r>
+        <w:rPr>
+          <w:rFonts w:ascii="Calibri" w:hAnsi="Calibri" w:cs="Calibri"/>
+          <w:noProof/>
           <w:lang w:eastAsia="en-GB"/>
         </w:rPr>
         <w:drawing>
@@ -1789,7 +3860,7 @@
                     <pic:cNvPicPr/>
                   </pic:nvPicPr>
                   <pic:blipFill>
-                    <a:blip r:embed="rId11"/>
+                    <a:blip r:embed="rId18"/>
                     <a:stretch>
                       <a:fillRect/>
                     </a:stretch>
@@ -1833,6 +3904,7 @@
         </w:rPr>
         <w:t>(</w:t>
       </w:r>
+      <w:proofErr w:type="spellStart"/>
       <w:r>
         <w:rPr>
           <w:rStyle w:val="CdigoHTML"/>
@@ -1846,6 +3918,7 @@
         </w:rPr>
         <w:t>best_cost</w:t>
       </w:r>
+      <w:proofErr w:type="spellEnd"/>
       <w:r>
         <w:rPr>
           <w:rStyle w:val="Forte"/>
@@ -1871,6 +3944,7 @@
         </w:rPr>
         <w:t>(</w:t>
       </w:r>
+      <w:proofErr w:type="spellStart"/>
       <w:r>
         <w:rPr>
           <w:rStyle w:val="CdigoHTML"/>
@@ -1884,6 +3958,7 @@
         </w:rPr>
         <w:t>best_schedule</w:t>
       </w:r>
+      <w:proofErr w:type="spellEnd"/>
       <w:r>
         <w:rPr>
           <w:rStyle w:val="Forte"/>
@@ -1907,6 +3982,7 @@
         </w:rPr>
         <w:t xml:space="preserve"> The best cost and best schedule found so far are shared variables updated by multiple threads. To ensure these updates are done safely, the mutex </w:t>
       </w:r>
+      <w:proofErr w:type="spellStart"/>
       <w:r>
         <w:rPr>
           <w:rStyle w:val="CdigoHTML"/>
@@ -1918,6 +3994,7 @@
         </w:rPr>
         <w:t>best_mutex</w:t>
       </w:r>
+      <w:proofErr w:type="spellEnd"/>
       <w:r>
         <w:rPr>
           <w:rFonts w:ascii="Calibri" w:hAnsi="Calibri" w:cs="Calibri"/>
@@ -1956,6 +4033,7 @@
       <w:r>
         <w:rPr>
           <w:rFonts w:ascii="Calibri" w:hAnsi="Calibri" w:cs="Calibri"/>
+          <w:noProof/>
         </w:rPr>
         <w:drawing>
           <wp:inline distT="0" distB="0" distL="0" distR="0" wp14:anchorId="0B9D54DD" wp14:editId="28714A63">
@@ -1973,7 +4051,7 @@
                     <pic:cNvPicPr/>
                   </pic:nvPicPr>
                   <pic:blipFill>
-                    <a:blip r:embed="rId12"/>
+                    <a:blip r:embed="rId19"/>
                     <a:stretch>
                       <a:fillRect/>
                     </a:stretch>
@@ -2045,6 +4123,7 @@
         </w:rPr>
         <w:t>Atomic Operations (</w:t>
       </w:r>
+      <w:proofErr w:type="gramStart"/>
       <w:r>
         <w:rPr>
           <w:rFonts w:ascii="Calibri" w:hAnsi="Calibri" w:cs="Calibri"/>
@@ -2054,71 +4133,9 @@
           <w:iCs/>
           <w:lang w:eastAsia="en-GB"/>
         </w:rPr>
-        <w:t>std::atomic</w:t>
-      </w:r>
-      <w:r>
-        <w:rPr>
-          <w:rFonts w:ascii="Calibri" w:hAnsi="Calibri" w:cs="Calibri"/>
-          <w:b/>
-          <w:bCs/>
-          <w:lang w:eastAsia="en-GB"/>
-        </w:rPr>
-        <w:t>)</w:t>
-      </w:r>
-    </w:p>
-    <w:p>
-      <w:pPr>
-        <w:jc w:val="both"/>
-        <w:rPr>
-          <w:rFonts w:ascii="Calibri" w:hAnsi="Calibri" w:cs="Calibri"/>
-          <w:lang w:eastAsia="en-GB"/>
-        </w:rPr>
-      </w:pPr>
-      <w:r>
-        <w:rPr>
-          <w:rFonts w:ascii="Calibri" w:hAnsi="Calibri" w:cs="Calibri"/>
-          <w:lang w:eastAsia="en-GB"/>
-        </w:rPr>
-        <w:t>The program also utilizes atomic variables to manage certain shared data without the need for explicit locking mechanisms. Atomic operations are inherently thread-safe as they are guaranteed to be executed without interruption.</w:t>
-      </w:r>
-    </w:p>
-    <w:p>
-      <w:pPr>
-        <w:jc w:val="both"/>
-        <w:rPr>
-          <w:rFonts w:ascii="Calibri" w:hAnsi="Calibri" w:cs="Calibri"/>
-          <w:b/>
-          <w:bCs/>
-          <w:lang w:eastAsia="en-GB"/>
-        </w:rPr>
-      </w:pPr>
-      <w:r>
-        <w:rPr>
-          <w:rFonts w:ascii="Calibri" w:hAnsi="Calibri" w:cs="Calibri"/>
-          <w:b/>
-          <w:bCs/>
-          <w:lang w:eastAsia="en-GB"/>
-        </w:rPr>
-        <w:t>Usage in the Program:</w:t>
-      </w:r>
-    </w:p>
-    <w:p>
-      <w:pPr>
-        <w:jc w:val="both"/>
-        <w:rPr>
-          <w:rFonts w:ascii="Calibri" w:hAnsi="Calibri" w:cs="Calibri"/>
-          <w:lang w:eastAsia="en-GB"/>
-        </w:rPr>
-      </w:pPr>
-      <w:r>
-        <w:rPr>
-          <w:rFonts w:ascii="Calibri" w:hAnsi="Calibri" w:cs="Calibri"/>
-          <w:b/>
-          <w:bCs/>
-          <w:lang w:eastAsia="en-GB"/>
-        </w:rPr>
-        <w:t>Best Cost (</w:t>
-      </w:r>
+        <w:t>std::</w:t>
+      </w:r>
+      <w:proofErr w:type="gramEnd"/>
       <w:r>
         <w:rPr>
           <w:rFonts w:ascii="Calibri" w:hAnsi="Calibri" w:cs="Calibri"/>
@@ -2128,40 +4145,117 @@
           <w:iCs/>
           <w:lang w:eastAsia="en-GB"/>
         </w:rPr>
-        <w:t>best_cost</w:t>
-      </w:r>
-      <w:r>
-        <w:rPr>
-          <w:rFonts w:ascii="Calibri" w:hAnsi="Calibri" w:cs="Calibri"/>
-          <w:b/>
-          <w:bCs/>
-          <w:lang w:eastAsia="en-GB"/>
-        </w:rPr>
-        <w:t>):</w:t>
-      </w:r>
-      <w:r>
-        <w:rPr>
-          <w:rFonts w:ascii="Calibri" w:hAnsi="Calibri" w:cs="Calibri"/>
-          <w:lang w:eastAsia="en-GB"/>
-        </w:rPr>
-        <w:t xml:space="preserve"> The </w:t>
-      </w:r>
-      <w:r>
-        <w:rPr>
-          <w:rFonts w:ascii="Calibri" w:hAnsi="Calibri" w:cs="Calibri"/>
+        <w:t>atomic</w:t>
+      </w:r>
+      <w:r>
+        <w:rPr>
+          <w:rFonts w:ascii="Calibri" w:hAnsi="Calibri" w:cs="Calibri"/>
+          <w:b/>
+          <w:bCs/>
+          <w:lang w:eastAsia="en-GB"/>
+        </w:rPr>
+        <w:t>)</w:t>
+      </w:r>
+    </w:p>
+    <w:p>
+      <w:pPr>
+        <w:jc w:val="both"/>
+        <w:rPr>
+          <w:rFonts w:ascii="Calibri" w:hAnsi="Calibri" w:cs="Calibri"/>
+          <w:lang w:eastAsia="en-GB"/>
+        </w:rPr>
+      </w:pPr>
+      <w:r>
+        <w:rPr>
+          <w:rFonts w:ascii="Calibri" w:hAnsi="Calibri" w:cs="Calibri"/>
+          <w:lang w:eastAsia="en-GB"/>
+        </w:rPr>
+        <w:t xml:space="preserve">The program also utilizes atomic variables to manage certain shared data without the need for explicit locking mechanisms. Atomic operations are inherently </w:t>
+      </w:r>
+      <w:proofErr w:type="gramStart"/>
+      <w:r>
+        <w:rPr>
+          <w:rFonts w:ascii="Calibri" w:hAnsi="Calibri" w:cs="Calibri"/>
+          <w:lang w:eastAsia="en-GB"/>
+        </w:rPr>
+        <w:t>thread-safe</w:t>
+      </w:r>
+      <w:proofErr w:type="gramEnd"/>
+      <w:r>
+        <w:rPr>
+          <w:rFonts w:ascii="Calibri" w:hAnsi="Calibri" w:cs="Calibri"/>
+          <w:lang w:eastAsia="en-GB"/>
+        </w:rPr>
+        <w:t xml:space="preserve"> as they are guaranteed to be executed without interruption.</w:t>
+      </w:r>
+    </w:p>
+    <w:p>
+      <w:pPr>
+        <w:jc w:val="both"/>
+        <w:rPr>
+          <w:rFonts w:ascii="Calibri" w:hAnsi="Calibri" w:cs="Calibri"/>
+          <w:b/>
+          <w:bCs/>
+          <w:lang w:eastAsia="en-GB"/>
+        </w:rPr>
+      </w:pPr>
+      <w:r>
+        <w:rPr>
+          <w:rFonts w:ascii="Calibri" w:hAnsi="Calibri" w:cs="Calibri"/>
+          <w:b/>
+          <w:bCs/>
+          <w:lang w:eastAsia="en-GB"/>
+        </w:rPr>
+        <w:t>Usage in the Program:</w:t>
+      </w:r>
+    </w:p>
+    <w:p>
+      <w:pPr>
+        <w:jc w:val="both"/>
+        <w:rPr>
+          <w:rFonts w:ascii="Calibri" w:hAnsi="Calibri" w:cs="Calibri"/>
+          <w:lang w:eastAsia="en-GB"/>
+        </w:rPr>
+      </w:pPr>
+      <w:r>
+        <w:rPr>
+          <w:rFonts w:ascii="Calibri" w:hAnsi="Calibri" w:cs="Calibri"/>
+          <w:b/>
+          <w:bCs/>
+          <w:lang w:eastAsia="en-GB"/>
+        </w:rPr>
+        <w:t>Best Cost (</w:t>
+      </w:r>
+      <w:proofErr w:type="spellStart"/>
+      <w:r>
+        <w:rPr>
+          <w:rFonts w:ascii="Calibri" w:hAnsi="Calibri" w:cs="Calibri"/>
+          <w:b/>
+          <w:bCs/>
           <w:i/>
           <w:iCs/>
           <w:lang w:eastAsia="en-GB"/>
         </w:rPr>
         <w:t>best_cost</w:t>
       </w:r>
-      <w:r>
-        <w:rPr>
-          <w:rFonts w:ascii="Calibri" w:hAnsi="Calibri" w:cs="Calibri"/>
-          <w:lang w:eastAsia="en-GB"/>
-        </w:rPr>
-        <w:t xml:space="preserve"> variable is an atomic integer that tracks the lowest cost found by any thread. Using an atomic variable for </w:t>
-      </w:r>
+      <w:proofErr w:type="spellEnd"/>
+      <w:r>
+        <w:rPr>
+          <w:rFonts w:ascii="Calibri" w:hAnsi="Calibri" w:cs="Calibri"/>
+          <w:b/>
+          <w:bCs/>
+          <w:lang w:eastAsia="en-GB"/>
+        </w:rPr>
+        <w:t>):</w:t>
+      </w:r>
+      <w:r>
+        <w:rPr>
+          <w:rFonts w:ascii="Calibri" w:hAnsi="Calibri" w:cs="Calibri"/>
+          <w:lang w:eastAsia="en-GB"/>
+        </w:rPr>
+        <w:t xml:space="preserve"> The </w:t>
+      </w:r>
+      <w:proofErr w:type="spellStart"/>
       <w:r>
         <w:rPr>
           <w:rFonts w:ascii="Calibri" w:hAnsi="Calibri" w:cs="Calibri"/>
@@ -2171,6 +4265,25 @@
         </w:rPr>
         <w:t>best_cost</w:t>
       </w:r>
+      <w:proofErr w:type="spellEnd"/>
+      <w:r>
+        <w:rPr>
+          <w:rFonts w:ascii="Calibri" w:hAnsi="Calibri" w:cs="Calibri"/>
+          <w:lang w:eastAsia="en-GB"/>
+        </w:rPr>
+        <w:t xml:space="preserve"> variable is an atomic integer that tracks the lowest cost found by any thread. Using an atomic variable for </w:t>
+      </w:r>
+      <w:proofErr w:type="spellStart"/>
+      <w:r>
+        <w:rPr>
+          <w:rFonts w:ascii="Calibri" w:hAnsi="Calibri" w:cs="Calibri"/>
+          <w:i/>
+          <w:iCs/>
+          <w:lang w:eastAsia="en-GB"/>
+        </w:rPr>
+        <w:t>best_cost</w:t>
+      </w:r>
+      <w:proofErr w:type="spellEnd"/>
       <w:r>
         <w:rPr>
           <w:rFonts w:ascii="Calibri" w:hAnsi="Calibri" w:cs="Calibri"/>
@@ -2196,6 +4309,7 @@
           <w:bCs/>
           <w:lang w:eastAsia="en-GB"/>
         </w:rPr>
+        <w:lastRenderedPageBreak/>
         <w:t>Code Example:</w:t>
       </w:r>
     </w:p>
@@ -2210,6 +4324,7 @@
       <w:r>
         <w:rPr>
           <w:rFonts w:ascii="Calibri" w:hAnsi="Calibri" w:cs="Calibri"/>
+          <w:noProof/>
           <w:lang w:eastAsia="en-GB"/>
         </w:rPr>
         <w:drawing>
@@ -2228,7 +4343,7 @@
                     <pic:cNvPicPr/>
                   </pic:nvPicPr>
                   <pic:blipFill>
-                    <a:blip r:embed="rId13"/>
+                    <a:blip r:embed="rId20"/>
                     <a:stretch>
                       <a:fillRect/>
                     </a:stretch>
@@ -2264,7 +4379,6 @@
           <w:bCs/>
           <w:lang w:eastAsia="en-GB"/>
         </w:rPr>
-        <w:lastRenderedPageBreak/>
         <w:t>Completion Flag (</w:t>
       </w:r>
       <w:r>
@@ -2292,7 +4406,23 @@
           <w:rFonts w:ascii="Calibri" w:hAnsi="Calibri" w:cs="Calibri"/>
           <w:lang w:eastAsia="en-GB"/>
         </w:rPr>
-        <w:t xml:space="preserve"> The done flag is an atomic boolean used to signal when the computation is complete. By making this flag atomic, the program ensures that its value can be safely updated and checked by multiple threads.</w:t>
+        <w:t xml:space="preserve"> The done flag is an atomic </w:t>
+      </w:r>
+      <w:proofErr w:type="spellStart"/>
+      <w:r>
+        <w:rPr>
+          <w:rFonts w:ascii="Calibri" w:hAnsi="Calibri" w:cs="Calibri"/>
+          <w:lang w:eastAsia="en-GB"/>
+        </w:rPr>
+        <w:t>boolean</w:t>
+      </w:r>
+      <w:proofErr w:type="spellEnd"/>
+      <w:r>
+        <w:rPr>
+          <w:rFonts w:ascii="Calibri" w:hAnsi="Calibri" w:cs="Calibri"/>
+          <w:lang w:eastAsia="en-GB"/>
+        </w:rPr>
+        <w:t xml:space="preserve"> used to signal when the computation is complete. By making this flag atomic, the program ensures that its value can be safely updated and checked by multiple threads.</w:t>
       </w:r>
     </w:p>
     <w:p>
@@ -2325,6 +4455,7 @@
       <w:r>
         <w:rPr>
           <w:rFonts w:ascii="Calibri" w:hAnsi="Calibri" w:cs="Calibri"/>
+          <w:noProof/>
           <w:lang w:eastAsia="en-GB"/>
         </w:rPr>
         <w:drawing>
@@ -2343,7 +4474,7 @@
                     <pic:cNvPicPr/>
                   </pic:nvPicPr>
                   <pic:blipFill>
-                    <a:blip r:embed="rId14"/>
+                    <a:blip r:embed="rId21"/>
                     <a:stretch>
                       <a:fillRect/>
                     </a:stretch>
@@ -2396,6 +4527,7 @@
         </w:rPr>
         <w:t>Standard Mutex (</w:t>
       </w:r>
+      <w:proofErr w:type="gramStart"/>
       <w:r>
         <w:rPr>
           <w:rStyle w:val="CdigoHTML"/>
@@ -2407,7 +4539,21 @@
           <w:sz w:val="24"/>
           <w:szCs w:val="24"/>
         </w:rPr>
-        <w:t>std::mutex</w:t>
+        <w:t>std::</w:t>
+      </w:r>
+      <w:proofErr w:type="gramEnd"/>
+      <w:r>
+        <w:rPr>
+          <w:rStyle w:val="CdigoHTML"/>
+          <w:rFonts w:ascii="Calibri" w:eastAsiaTheme="majorEastAsia" w:hAnsi="Calibri" w:cs="Calibri"/>
+          <w:b/>
+          <w:bCs/>
+          <w:i/>
+          <w:iCs/>
+          <w:sz w:val="24"/>
+          <w:szCs w:val="24"/>
+        </w:rPr>
+        <w:t>mutex</w:t>
       </w:r>
       <w:r>
         <w:rPr>
@@ -2422,6 +4568,7 @@
         </w:rPr>
         <w:t>: Employed to protect critical sections involving the priority queue (</w:t>
       </w:r>
+      <w:proofErr w:type="spellStart"/>
       <w:r>
         <w:rPr>
           <w:rStyle w:val="CdigoHTML"/>
@@ -2433,12 +4580,14 @@
         </w:rPr>
         <w:t>pq</w:t>
       </w:r>
+      <w:proofErr w:type="spellEnd"/>
       <w:r>
         <w:rPr>
           <w:rFonts w:ascii="Calibri" w:hAnsi="Calibri" w:cs="Calibri"/>
         </w:rPr>
         <w:t>) and the best cost and schedule variables (</w:t>
       </w:r>
+      <w:proofErr w:type="spellStart"/>
       <w:r>
         <w:rPr>
           <w:rStyle w:val="CdigoHTML"/>
@@ -2450,6 +4599,7 @@
         </w:rPr>
         <w:t>best_cost</w:t>
       </w:r>
+      <w:proofErr w:type="spellEnd"/>
       <w:r>
         <w:rPr>
           <w:rFonts w:ascii="Calibri" w:hAnsi="Calibri" w:cs="Calibri"/>
@@ -2472,6 +4622,7 @@
         </w:rPr>
         <w:t xml:space="preserve"> </w:t>
       </w:r>
+      <w:proofErr w:type="spellStart"/>
       <w:r>
         <w:rPr>
           <w:rStyle w:val="CdigoHTML"/>
@@ -2483,12 +4634,14 @@
         </w:rPr>
         <w:t>best_schedule</w:t>
       </w:r>
+      <w:proofErr w:type="spellEnd"/>
       <w:r>
         <w:rPr>
           <w:rFonts w:ascii="Calibri" w:hAnsi="Calibri" w:cs="Calibri"/>
         </w:rPr>
         <w:t xml:space="preserve">). The mutexes </w:t>
       </w:r>
+      <w:proofErr w:type="spellStart"/>
       <w:r>
         <w:rPr>
           <w:rStyle w:val="CdigoHTML"/>
@@ -2500,6 +4653,7 @@
         </w:rPr>
         <w:t>pq_mutex</w:t>
       </w:r>
+      <w:proofErr w:type="spellEnd"/>
       <w:r>
         <w:rPr>
           <w:rFonts w:ascii="Calibri" w:hAnsi="Calibri" w:cs="Calibri"/>
@@ -2522,6 +4676,7 @@
         </w:rPr>
         <w:t xml:space="preserve"> </w:t>
       </w:r>
+      <w:proofErr w:type="spellStart"/>
       <w:r>
         <w:rPr>
           <w:rStyle w:val="CdigoHTML"/>
@@ -2533,6 +4688,7 @@
         </w:rPr>
         <w:t>best_mutex</w:t>
       </w:r>
+      <w:proofErr w:type="spellEnd"/>
       <w:r>
         <w:rPr>
           <w:rFonts w:ascii="Calibri" w:hAnsi="Calibri" w:cs="Calibri"/>
@@ -2554,6 +4710,7 @@
         </w:rPr>
         <w:t>Atomic Variables (</w:t>
       </w:r>
+      <w:proofErr w:type="gramStart"/>
       <w:r>
         <w:rPr>
           <w:rStyle w:val="CdigoHTML"/>
@@ -2565,7 +4722,21 @@
           <w:sz w:val="24"/>
           <w:szCs w:val="24"/>
         </w:rPr>
-        <w:t>std::atomic</w:t>
+        <w:t>std::</w:t>
+      </w:r>
+      <w:proofErr w:type="gramEnd"/>
+      <w:r>
+        <w:rPr>
+          <w:rStyle w:val="CdigoHTML"/>
+          <w:rFonts w:ascii="Calibri" w:eastAsiaTheme="majorEastAsia" w:hAnsi="Calibri" w:cs="Calibri"/>
+          <w:b/>
+          <w:bCs/>
+          <w:i/>
+          <w:iCs/>
+          <w:sz w:val="24"/>
+          <w:szCs w:val="24"/>
+        </w:rPr>
+        <w:t>atomic</w:t>
       </w:r>
       <w:r>
         <w:rPr>
@@ -2580,6 +4751,7 @@
         </w:rPr>
         <w:t xml:space="preserve">: Used for the </w:t>
       </w:r>
+      <w:proofErr w:type="spellStart"/>
       <w:r>
         <w:rPr>
           <w:rStyle w:val="CdigoHTML"/>
@@ -2591,6 +4763,7 @@
         </w:rPr>
         <w:t>best_cost</w:t>
       </w:r>
+      <w:proofErr w:type="spellEnd"/>
       <w:r>
         <w:rPr>
           <w:rFonts w:ascii="Calibri" w:hAnsi="Calibri" w:cs="Calibri"/>
@@ -2642,36 +4815,75 @@
           <w:lang w:eastAsia="en-GB"/>
         </w:rPr>
       </w:pPr>
-    </w:p>
-    <w:p>
-      <w:pPr>
-        <w:rPr>
-          <w:rFonts w:ascii="Calibri" w:hAnsi="Calibri" w:cs="Calibri"/>
-          <w:b/>
-          <w:bCs/>
-          <w:lang w:eastAsia="en-GB"/>
-        </w:rPr>
-      </w:pPr>
-    </w:p>
-    <w:p>
-      <w:pPr>
-        <w:rPr>
-          <w:rFonts w:ascii="Calibri" w:hAnsi="Calibri" w:cs="Calibri"/>
-          <w:b/>
-          <w:bCs/>
-          <w:lang w:eastAsia="en-GB"/>
-        </w:rPr>
-      </w:pPr>
-    </w:p>
-    <w:p>
-      <w:pPr>
-        <w:rPr>
-          <w:rFonts w:ascii="Calibri" w:hAnsi="Calibri" w:cs="Calibri"/>
-          <w:b/>
-          <w:bCs/>
-          <w:lang w:eastAsia="en-GB"/>
-        </w:rPr>
-      </w:pPr>
+      <w:r>
+        <w:rPr>
+          <w:rFonts w:ascii="Calibri" w:hAnsi="Calibri" w:cs="Calibri"/>
+          <w:lang w:eastAsia="en-GB"/>
+        </w:rPr>
+        <w:br w:type="page"/>
+      </w:r>
+    </w:p>
+    <w:p>
+      <w:pPr>
+        <w:rPr>
+          <w:rFonts w:ascii="Calibri" w:hAnsi="Calibri" w:cs="Calibri"/>
+          <w:b/>
+          <w:bCs/>
+          <w:sz w:val="40"/>
+          <w:szCs w:val="40"/>
+        </w:rPr>
+      </w:pPr>
+      <w:r>
+        <w:rPr>
+          <w:rFonts w:ascii="Calibri" w:hAnsi="Calibri" w:cs="Calibri"/>
+          <w:b/>
+          <w:bCs/>
+          <w:sz w:val="40"/>
+          <w:szCs w:val="40"/>
+        </w:rPr>
+        <w:lastRenderedPageBreak/>
+        <w:t>C. Performance Analysis</w:t>
+      </w:r>
+    </w:p>
+    <w:p>
+      <w:pPr>
+        <w:rPr>
+          <w:rFonts w:ascii="Calibri" w:hAnsi="Calibri" w:cs="Calibri"/>
+          <w:b/>
+          <w:bCs/>
+          <w:lang w:eastAsia="en-GB"/>
+        </w:rPr>
+      </w:pPr>
+    </w:p>
+    <w:p>
+      <w:pPr>
+        <w:pStyle w:val="NormalWeb"/>
+        <w:jc w:val="both"/>
+        <w:rPr>
+          <w:rFonts w:ascii="Calibri" w:hAnsi="Calibri" w:cs="Calibri"/>
+        </w:rPr>
+      </w:pPr>
+      <w:r>
+        <w:rPr>
+          <w:rFonts w:ascii="Calibri" w:hAnsi="Calibri" w:cs="Calibri"/>
+        </w:rPr>
+        <w:t>In this study, our primary objective is not to achieve the optimal solution to the Job-Shop Scheduling Problem but rather to demonstrate the implementation of scheduling algorithms. Due to this focus, the performance improvement gained from parallelizing the algorithm is minimal. The nature of the problem and our chosen approach result in only marginal differences in execution time between the sequential and parallel implementations.</w:t>
+      </w:r>
+    </w:p>
+    <w:p>
+      <w:pPr>
+        <w:pStyle w:val="NormalWeb"/>
+        <w:jc w:val="both"/>
+        <w:rPr>
+          <w:rFonts w:ascii="Calibri" w:hAnsi="Calibri" w:cs="Calibri"/>
+        </w:rPr>
+      </w:pPr>
+      <w:r>
+        <w:rPr>
+          <w:rFonts w:ascii="Calibri" w:hAnsi="Calibri" w:cs="Calibri"/>
+        </w:rPr>
+        <w:t>As a result, we did not find it meaningful to compute the speedup value, which typically quantifies the performance enhancement achieved through parallelization. The speedup value is particularly relevant when significant efficiency gains are observed, which is not the case in our current scope. Therefore, we have opted to exclude this metric from our analysis, as it would not provide additional insights into the effectiveness or efficiency of our implemented algorithms.</w:t>
+      </w:r>
     </w:p>
     <w:p>
       <w:pPr>
@@ -2681,6 +4893,157 @@
           <w:rFonts w:ascii="Calibri" w:hAnsi="Calibri" w:cs="Calibri"/>
         </w:rPr>
       </w:pPr>
+    </w:p>
+    <w:p>
+      <w:pPr>
+        <w:spacing w:after="0" w:line="240" w:lineRule="auto"/>
+        <w:jc w:val="both"/>
+        <w:rPr>
+          <w:rFonts w:ascii="Calibri" w:hAnsi="Calibri" w:cs="Calibri"/>
+        </w:rPr>
+      </w:pPr>
+      <w:r>
+        <w:rPr>
+          <w:rFonts w:ascii="Calibri" w:hAnsi="Calibri" w:cs="Calibri"/>
+        </w:rPr>
+        <w:t>Sequential</w:t>
+      </w:r>
+    </w:p>
+    <w:p>
+      <w:pPr>
+        <w:spacing w:after="0" w:line="240" w:lineRule="auto"/>
+        <w:jc w:val="both"/>
+        <w:rPr>
+          <w:rFonts w:ascii="Calibri" w:hAnsi="Calibri" w:cs="Calibri"/>
+        </w:rPr>
+      </w:pPr>
+      <w:r>
+        <w:rPr>
+          <w:rFonts w:ascii="Calibri" w:hAnsi="Calibri" w:cs="Calibri"/>
+          <w:noProof/>
+        </w:rPr>
+        <w:drawing>
+          <wp:inline distT="0" distB="0" distL="0" distR="0" wp14:anchorId="7CBCCC3E" wp14:editId="50BB0A90">
+            <wp:extent cx="5400040" cy="975360"/>
+            <wp:effectExtent l="0" t="0" r="0" b="0"/>
+            <wp:docPr id="1677898472" name="Imagem 2" descr="Uma imagem com texto, captura de ecrã, Tipo de letra, preto&#10;&#10;Descrição gerada automaticamente"/>
+            <wp:cNvGraphicFramePr>
+              <a:graphicFrameLocks xmlns:a="http://schemas.openxmlformats.org/drawingml/2006/main" noChangeAspect="1"/>
+            </wp:cNvGraphicFramePr>
+            <a:graphic xmlns:a="http://schemas.openxmlformats.org/drawingml/2006/main">
+              <a:graphicData uri="http://schemas.openxmlformats.org/drawingml/2006/picture">
+                <pic:pic xmlns:pic="http://schemas.openxmlformats.org/drawingml/2006/picture">
+                  <pic:nvPicPr>
+                    <pic:cNvPr id="1677898472" name="Imagem 2" descr="Uma imagem com texto, captura de ecrã, Tipo de letra, preto&#10;&#10;Descrição gerada automaticamente"/>
+                    <pic:cNvPicPr/>
+                  </pic:nvPicPr>
+                  <pic:blipFill>
+                    <a:blip r:embed="rId22">
+                      <a:extLst>
+                        <a:ext uri="{28A0092B-C50C-407E-A947-70E740481C1C}">
+                          <a14:useLocalDpi xmlns:a14="http://schemas.microsoft.com/office/drawing/2010/main" val="0"/>
+                        </a:ext>
+                      </a:extLst>
+                    </a:blip>
+                    <a:stretch>
+                      <a:fillRect/>
+                    </a:stretch>
+                  </pic:blipFill>
+                  <pic:spPr>
+                    <a:xfrm>
+                      <a:off x="0" y="0"/>
+                      <a:ext cx="5400040" cy="975360"/>
+                    </a:xfrm>
+                    <a:prstGeom prst="rect">
+                      <a:avLst/>
+                    </a:prstGeom>
+                  </pic:spPr>
+                </pic:pic>
+              </a:graphicData>
+            </a:graphic>
+          </wp:inline>
+        </w:drawing>
+      </w:r>
+    </w:p>
+    <w:p>
+      <w:pPr>
+        <w:spacing w:after="0" w:line="240" w:lineRule="auto"/>
+        <w:jc w:val="both"/>
+        <w:rPr>
+          <w:rFonts w:ascii="Calibri" w:hAnsi="Calibri" w:cs="Calibri"/>
+        </w:rPr>
+      </w:pPr>
+    </w:p>
+    <w:p>
+      <w:pPr>
+        <w:spacing w:after="0" w:line="240" w:lineRule="auto"/>
+        <w:jc w:val="both"/>
+        <w:rPr>
+          <w:rFonts w:ascii="Calibri" w:hAnsi="Calibri" w:cs="Calibri"/>
+        </w:rPr>
+      </w:pPr>
+      <w:r>
+        <w:rPr>
+          <w:rFonts w:ascii="Calibri" w:hAnsi="Calibri" w:cs="Calibri"/>
+        </w:rPr>
+        <w:t>Parallel</w:t>
+      </w:r>
+    </w:p>
+    <w:p>
+      <w:pPr>
+        <w:spacing w:after="0" w:line="240" w:lineRule="auto"/>
+        <w:jc w:val="both"/>
+        <w:rPr>
+          <w:rFonts w:ascii="Calibri" w:hAnsi="Calibri" w:cs="Calibri"/>
+        </w:rPr>
+      </w:pPr>
+      <w:r>
+        <w:rPr>
+          <w:rFonts w:ascii="Calibri" w:hAnsi="Calibri" w:cs="Calibri"/>
+          <w:noProof/>
+        </w:rPr>
+        <w:drawing>
+          <wp:inline distT="0" distB="0" distL="0" distR="0" wp14:anchorId="5CA5E3DA" wp14:editId="45B28DCB">
+            <wp:extent cx="5400040" cy="1167130"/>
+            <wp:effectExtent l="0" t="0" r="0" b="0"/>
+            <wp:docPr id="848055437" name="Imagem 3" descr="Uma imagem com texto, captura de ecrã, Tipo de letra&#10;&#10;Descrição gerada automaticamente"/>
+            <wp:cNvGraphicFramePr>
+              <a:graphicFrameLocks xmlns:a="http://schemas.openxmlformats.org/drawingml/2006/main" noChangeAspect="1"/>
+            </wp:cNvGraphicFramePr>
+            <a:graphic xmlns:a="http://schemas.openxmlformats.org/drawingml/2006/main">
+              <a:graphicData uri="http://schemas.openxmlformats.org/drawingml/2006/picture">
+                <pic:pic xmlns:pic="http://schemas.openxmlformats.org/drawingml/2006/picture">
+                  <pic:nvPicPr>
+                    <pic:cNvPr id="848055437" name="Imagem 3" descr="Uma imagem com texto, captura de ecrã, Tipo de letra&#10;&#10;Descrição gerada automaticamente"/>
+                    <pic:cNvPicPr/>
+                  </pic:nvPicPr>
+                  <pic:blipFill>
+                    <a:blip r:embed="rId23">
+                      <a:extLst>
+                        <a:ext uri="{28A0092B-C50C-407E-A947-70E740481C1C}">
+                          <a14:useLocalDpi xmlns:a14="http://schemas.microsoft.com/office/drawing/2010/main" val="0"/>
+                        </a:ext>
+                      </a:extLst>
+                    </a:blip>
+                    <a:stretch>
+                      <a:fillRect/>
+                    </a:stretch>
+                  </pic:blipFill>
+                  <pic:spPr>
+                    <a:xfrm>
+                      <a:off x="0" y="0"/>
+                      <a:ext cx="5400040" cy="1167130"/>
+                    </a:xfrm>
+                    <a:prstGeom prst="rect">
+                      <a:avLst/>
+                    </a:prstGeom>
+                  </pic:spPr>
+                </pic:pic>
+              </a:graphicData>
+            </a:graphic>
+          </wp:inline>
+        </w:drawing>
+      </w:r>
     </w:p>
     <w:sectPr>
       <w:pgSz w:w="11906" w:h="16838"/>
@@ -2695,6 +5058,155 @@
 <file path=word/numbering.xml><?xml version="1.0" encoding="utf-8"?>
 <w:numbering xmlns:wpc="http://schemas.microsoft.com/office/word/2010/wordprocessingCanvas" xmlns:cx="http://schemas.microsoft.com/office/drawing/2014/chartex" xmlns:cx1="http://schemas.microsoft.com/office/drawing/2015/9/8/chartex" xmlns:cx2="http://schemas.microsoft.com/office/drawing/2015/10/21/chartex" xmlns:cx3="http://schemas.microsoft.com/office/drawing/2016/5/9/chartex" xmlns:cx4="http://schemas.microsoft.com/office/drawing/2016/5/10/chartex" xmlns:cx5="http://schemas.microsoft.com/office/drawing/2016/5/11/chartex" xmlns:cx6="http://schemas.microsoft.com/office/drawing/2016/5/12/chartex" xmlns:cx7="http://schemas.microsoft.com/office/drawing/2016/5/13/chartex" xmlns:cx8="http://schemas.microsoft.com/office/drawing/2016/5/14/chartex" xmlns:mc="http://schemas.openxmlformats.org/markup-compatibility/2006" xmlns:aink="http://schemas.microsoft.com/office/drawing/2016/ink" xmlns:am3d="http://schemas.microsoft.com/office/drawing/2017/model3d" xmlns:o="urn:schemas-microsoft-com:office:office" xmlns:oel="http://schemas.microsoft.com/office/2019/extlst" xmlns:r="http://schemas.openxmlformats.org/officeDocument/2006/relationships" xmlns:m="http://schemas.openxmlformats.org/officeDocument/2006/math" xmlns:v="urn:schemas-microsoft-com:vml" xmlns:wp14="http://schemas.microsoft.com/office/word/2010/wordprocessingDrawing" xmlns:wp="http://schemas.openxmlformats.org/drawingml/2006/wordprocessingDrawing" xmlns:w10="urn:schemas-microsoft-com:office:word" xmlns:w="http://schemas.openxmlformats.org/wordprocessingml/2006/main" xmlns:w14="http://schemas.microsoft.com/office/word/2010/wordml" xmlns:w15="http://schemas.microsoft.com/office/word/2012/wordml" xmlns:w16cex="http://schemas.microsoft.com/office/word/2018/wordml/cex" xmlns:w16cid="http://schemas.microsoft.com/office/word/2016/wordml/cid" xmlns:w16="http://schemas.microsoft.com/office/word/2018/wordml" xmlns:w16du="http://schemas.microsoft.com/office/word/2023/wordml/word16du" xmlns:w16sdtdh="http://schemas.microsoft.com/office/word/2020/wordml/sdtdatahash" xmlns:w16se="http://schemas.microsoft.com/office/word/2015/wordml/symex" xmlns:wpg="http://schemas.microsoft.com/office/word/2010/wordprocessingGroup" xmlns:wpi="http://schemas.microsoft.com/office/word/2010/wordprocessingInk" xmlns:wne="http://schemas.microsoft.com/office/word/2006/wordml" xmlns:wps="http://schemas.microsoft.com/office/word/2010/wordprocessingShape" mc:Ignorable="w14 w15 w16se w16cid w16 w16cex w16sdtdh w16du wp14">
   <w:abstractNum w:abstractNumId="0" w15:restartNumberingAfterBreak="0">
+    <w:nsid w:val="02DD1182"/>
+    <w:multiLevelType w:val="multilevel"/>
+    <w:tmpl w:val="C00C2A8A"/>
+    <w:lvl w:ilvl="0">
+      <w:start w:val="1"/>
+      <w:numFmt w:val="bullet"/>
+      <w:lvlText w:val=""/>
+      <w:lvlJc w:val="left"/>
+      <w:pPr>
+        <w:tabs>
+          <w:tab w:val="num" w:pos="720"/>
+        </w:tabs>
+        <w:ind w:left="720" w:hanging="360"/>
+      </w:pPr>
+      <w:rPr>
+        <w:rFonts w:ascii="Symbol" w:hAnsi="Symbol" w:hint="default"/>
+        <w:sz w:val="20"/>
+      </w:rPr>
+    </w:lvl>
+    <w:lvl w:ilvl="1" w:tentative="1">
+      <w:start w:val="1"/>
+      <w:numFmt w:val="bullet"/>
+      <w:lvlText w:val="o"/>
+      <w:lvlJc w:val="left"/>
+      <w:pPr>
+        <w:tabs>
+          <w:tab w:val="num" w:pos="1440"/>
+        </w:tabs>
+        <w:ind w:left="1440" w:hanging="360"/>
+      </w:pPr>
+      <w:rPr>
+        <w:rFonts w:ascii="Courier New" w:hAnsi="Courier New" w:hint="default"/>
+        <w:sz w:val="20"/>
+      </w:rPr>
+    </w:lvl>
+    <w:lvl w:ilvl="2" w:tentative="1">
+      <w:start w:val="1"/>
+      <w:numFmt w:val="bullet"/>
+      <w:lvlText w:val=""/>
+      <w:lvlJc w:val="left"/>
+      <w:pPr>
+        <w:tabs>
+          <w:tab w:val="num" w:pos="2160"/>
+        </w:tabs>
+        <w:ind w:left="2160" w:hanging="360"/>
+      </w:pPr>
+      <w:rPr>
+        <w:rFonts w:ascii="Wingdings" w:hAnsi="Wingdings" w:hint="default"/>
+        <w:sz w:val="20"/>
+      </w:rPr>
+    </w:lvl>
+    <w:lvl w:ilvl="3" w:tentative="1">
+      <w:start w:val="1"/>
+      <w:numFmt w:val="bullet"/>
+      <w:lvlText w:val=""/>
+      <w:lvlJc w:val="left"/>
+      <w:pPr>
+        <w:tabs>
+          <w:tab w:val="num" w:pos="2880"/>
+        </w:tabs>
+        <w:ind w:left="2880" w:hanging="360"/>
+      </w:pPr>
+      <w:rPr>
+        <w:rFonts w:ascii="Wingdings" w:hAnsi="Wingdings" w:hint="default"/>
+        <w:sz w:val="20"/>
+      </w:rPr>
+    </w:lvl>
+    <w:lvl w:ilvl="4" w:tentative="1">
+      <w:start w:val="1"/>
+      <w:numFmt w:val="bullet"/>
+      <w:lvlText w:val=""/>
+      <w:lvlJc w:val="left"/>
+      <w:pPr>
+        <w:tabs>
+          <w:tab w:val="num" w:pos="3600"/>
+        </w:tabs>
+        <w:ind w:left="3600" w:hanging="360"/>
+      </w:pPr>
+      <w:rPr>
+        <w:rFonts w:ascii="Wingdings" w:hAnsi="Wingdings" w:hint="default"/>
+        <w:sz w:val="20"/>
+      </w:rPr>
+    </w:lvl>
+    <w:lvl w:ilvl="5" w:tentative="1">
+      <w:start w:val="1"/>
+      <w:numFmt w:val="bullet"/>
+      <w:lvlText w:val=""/>
+      <w:lvlJc w:val="left"/>
+      <w:pPr>
+        <w:tabs>
+          <w:tab w:val="num" w:pos="4320"/>
+        </w:tabs>
+        <w:ind w:left="4320" w:hanging="360"/>
+      </w:pPr>
+      <w:rPr>
+        <w:rFonts w:ascii="Wingdings" w:hAnsi="Wingdings" w:hint="default"/>
+        <w:sz w:val="20"/>
+      </w:rPr>
+    </w:lvl>
+    <w:lvl w:ilvl="6" w:tentative="1">
+      <w:start w:val="1"/>
+      <w:numFmt w:val="bullet"/>
+      <w:lvlText w:val=""/>
+      <w:lvlJc w:val="left"/>
+      <w:pPr>
+        <w:tabs>
+          <w:tab w:val="num" w:pos="5040"/>
+        </w:tabs>
+        <w:ind w:left="5040" w:hanging="360"/>
+      </w:pPr>
+      <w:rPr>
+        <w:rFonts w:ascii="Wingdings" w:hAnsi="Wingdings" w:hint="default"/>
+        <w:sz w:val="20"/>
+      </w:rPr>
+    </w:lvl>
+    <w:lvl w:ilvl="7" w:tentative="1">
+      <w:start w:val="1"/>
+      <w:numFmt w:val="bullet"/>
+      <w:lvlText w:val=""/>
+      <w:lvlJc w:val="left"/>
+      <w:pPr>
+        <w:tabs>
+          <w:tab w:val="num" w:pos="5760"/>
+        </w:tabs>
+        <w:ind w:left="5760" w:hanging="360"/>
+      </w:pPr>
+      <w:rPr>
+        <w:rFonts w:ascii="Wingdings" w:hAnsi="Wingdings" w:hint="default"/>
+        <w:sz w:val="20"/>
+      </w:rPr>
+    </w:lvl>
+    <w:lvl w:ilvl="8" w:tentative="1">
+      <w:start w:val="1"/>
+      <w:numFmt w:val="bullet"/>
+      <w:lvlText w:val=""/>
+      <w:lvlJc w:val="left"/>
+      <w:pPr>
+        <w:tabs>
+          <w:tab w:val="num" w:pos="6480"/>
+        </w:tabs>
+        <w:ind w:left="6480" w:hanging="360"/>
+      </w:pPr>
+      <w:rPr>
+        <w:rFonts w:ascii="Wingdings" w:hAnsi="Wingdings" w:hint="default"/>
+        <w:sz w:val="20"/>
+      </w:rPr>
+    </w:lvl>
+  </w:abstractNum>
+  <w:abstractNum w:abstractNumId="1" w15:restartNumberingAfterBreak="0">
     <w:nsid w:val="0B267429"/>
     <w:multiLevelType w:val="multilevel"/>
     <w:tmpl w:val="4ACABB58"/>
@@ -2843,7 +5355,7 @@
       </w:rPr>
     </w:lvl>
   </w:abstractNum>
-  <w:abstractNum w:abstractNumId="1" w15:restartNumberingAfterBreak="0">
+  <w:abstractNum w:abstractNumId="2" w15:restartNumberingAfterBreak="0">
     <w:nsid w:val="0C183196"/>
     <w:multiLevelType w:val="multilevel"/>
     <w:tmpl w:val="198EA77E"/>
@@ -2992,7 +5504,120 @@
       </w:rPr>
     </w:lvl>
   </w:abstractNum>
-  <w:abstractNum w:abstractNumId="2" w15:restartNumberingAfterBreak="0">
+  <w:abstractNum w:abstractNumId="3" w15:restartNumberingAfterBreak="0">
+    <w:nsid w:val="0F4207F8"/>
+    <w:multiLevelType w:val="multilevel"/>
+    <w:tmpl w:val="BD6A417C"/>
+    <w:lvl w:ilvl="0">
+      <w:start w:val="1"/>
+      <w:numFmt w:val="decimal"/>
+      <w:lvlText w:val="%1."/>
+      <w:lvlJc w:val="left"/>
+      <w:pPr>
+        <w:tabs>
+          <w:tab w:val="num" w:pos="720"/>
+        </w:tabs>
+        <w:ind w:left="720" w:hanging="360"/>
+      </w:pPr>
+    </w:lvl>
+    <w:lvl w:ilvl="1" w:tentative="1">
+      <w:start w:val="1"/>
+      <w:numFmt w:val="decimal"/>
+      <w:lvlText w:val="%2."/>
+      <w:lvlJc w:val="left"/>
+      <w:pPr>
+        <w:tabs>
+          <w:tab w:val="num" w:pos="1440"/>
+        </w:tabs>
+        <w:ind w:left="1440" w:hanging="360"/>
+      </w:pPr>
+    </w:lvl>
+    <w:lvl w:ilvl="2" w:tentative="1">
+      <w:start w:val="1"/>
+      <w:numFmt w:val="decimal"/>
+      <w:lvlText w:val="%3."/>
+      <w:lvlJc w:val="left"/>
+      <w:pPr>
+        <w:tabs>
+          <w:tab w:val="num" w:pos="2160"/>
+        </w:tabs>
+        <w:ind w:left="2160" w:hanging="360"/>
+      </w:pPr>
+    </w:lvl>
+    <w:lvl w:ilvl="3" w:tentative="1">
+      <w:start w:val="1"/>
+      <w:numFmt w:val="decimal"/>
+      <w:lvlText w:val="%4."/>
+      <w:lvlJc w:val="left"/>
+      <w:pPr>
+        <w:tabs>
+          <w:tab w:val="num" w:pos="2880"/>
+        </w:tabs>
+        <w:ind w:left="2880" w:hanging="360"/>
+      </w:pPr>
+    </w:lvl>
+    <w:lvl w:ilvl="4" w:tentative="1">
+      <w:start w:val="1"/>
+      <w:numFmt w:val="decimal"/>
+      <w:lvlText w:val="%5."/>
+      <w:lvlJc w:val="left"/>
+      <w:pPr>
+        <w:tabs>
+          <w:tab w:val="num" w:pos="3600"/>
+        </w:tabs>
+        <w:ind w:left="3600" w:hanging="360"/>
+      </w:pPr>
+    </w:lvl>
+    <w:lvl w:ilvl="5" w:tentative="1">
+      <w:start w:val="1"/>
+      <w:numFmt w:val="decimal"/>
+      <w:lvlText w:val="%6."/>
+      <w:lvlJc w:val="left"/>
+      <w:pPr>
+        <w:tabs>
+          <w:tab w:val="num" w:pos="4320"/>
+        </w:tabs>
+        <w:ind w:left="4320" w:hanging="360"/>
+      </w:pPr>
+    </w:lvl>
+    <w:lvl w:ilvl="6" w:tentative="1">
+      <w:start w:val="1"/>
+      <w:numFmt w:val="decimal"/>
+      <w:lvlText w:val="%7."/>
+      <w:lvlJc w:val="left"/>
+      <w:pPr>
+        <w:tabs>
+          <w:tab w:val="num" w:pos="5040"/>
+        </w:tabs>
+        <w:ind w:left="5040" w:hanging="360"/>
+      </w:pPr>
+    </w:lvl>
+    <w:lvl w:ilvl="7" w:tentative="1">
+      <w:start w:val="1"/>
+      <w:numFmt w:val="decimal"/>
+      <w:lvlText w:val="%8."/>
+      <w:lvlJc w:val="left"/>
+      <w:pPr>
+        <w:tabs>
+          <w:tab w:val="num" w:pos="5760"/>
+        </w:tabs>
+        <w:ind w:left="5760" w:hanging="360"/>
+      </w:pPr>
+    </w:lvl>
+    <w:lvl w:ilvl="8" w:tentative="1">
+      <w:start w:val="1"/>
+      <w:numFmt w:val="decimal"/>
+      <w:lvlText w:val="%9."/>
+      <w:lvlJc w:val="left"/>
+      <w:pPr>
+        <w:tabs>
+          <w:tab w:val="num" w:pos="6480"/>
+        </w:tabs>
+        <w:ind w:left="6480" w:hanging="360"/>
+      </w:pPr>
+    </w:lvl>
+  </w:abstractNum>
+  <w:abstractNum w:abstractNumId="4" w15:restartNumberingAfterBreak="0">
     <w:nsid w:val="1E031826"/>
     <w:multiLevelType w:val="multilevel"/>
     <w:tmpl w:val="2CCC0552"/>
@@ -3141,7 +5766,7 @@
       </w:rPr>
     </w:lvl>
   </w:abstractNum>
-  <w:abstractNum w:abstractNumId="3" w15:restartNumberingAfterBreak="0">
+  <w:abstractNum w:abstractNumId="5" w15:restartNumberingAfterBreak="0">
     <w:nsid w:val="22F43536"/>
     <w:multiLevelType w:val="multilevel"/>
     <w:tmpl w:val="29528CD0"/>
@@ -3290,7 +5915,156 @@
       </w:rPr>
     </w:lvl>
   </w:abstractNum>
-  <w:abstractNum w:abstractNumId="4" w15:restartNumberingAfterBreak="0">
+  <w:abstractNum w:abstractNumId="6" w15:restartNumberingAfterBreak="0">
+    <w:nsid w:val="2A52570F"/>
+    <w:multiLevelType w:val="multilevel"/>
+    <w:tmpl w:val="4BEAE5BA"/>
+    <w:lvl w:ilvl="0">
+      <w:start w:val="1"/>
+      <w:numFmt w:val="bullet"/>
+      <w:lvlText w:val=""/>
+      <w:lvlJc w:val="left"/>
+      <w:pPr>
+        <w:tabs>
+          <w:tab w:val="num" w:pos="720"/>
+        </w:tabs>
+        <w:ind w:left="720" w:hanging="360"/>
+      </w:pPr>
+      <w:rPr>
+        <w:rFonts w:ascii="Symbol" w:hAnsi="Symbol" w:hint="default"/>
+        <w:sz w:val="20"/>
+      </w:rPr>
+    </w:lvl>
+    <w:lvl w:ilvl="1" w:tentative="1">
+      <w:start w:val="1"/>
+      <w:numFmt w:val="bullet"/>
+      <w:lvlText w:val="o"/>
+      <w:lvlJc w:val="left"/>
+      <w:pPr>
+        <w:tabs>
+          <w:tab w:val="num" w:pos="1440"/>
+        </w:tabs>
+        <w:ind w:left="1440" w:hanging="360"/>
+      </w:pPr>
+      <w:rPr>
+        <w:rFonts w:ascii="Courier New" w:hAnsi="Courier New" w:hint="default"/>
+        <w:sz w:val="20"/>
+      </w:rPr>
+    </w:lvl>
+    <w:lvl w:ilvl="2" w:tentative="1">
+      <w:start w:val="1"/>
+      <w:numFmt w:val="bullet"/>
+      <w:lvlText w:val=""/>
+      <w:lvlJc w:val="left"/>
+      <w:pPr>
+        <w:tabs>
+          <w:tab w:val="num" w:pos="2160"/>
+        </w:tabs>
+        <w:ind w:left="2160" w:hanging="360"/>
+      </w:pPr>
+      <w:rPr>
+        <w:rFonts w:ascii="Wingdings" w:hAnsi="Wingdings" w:hint="default"/>
+        <w:sz w:val="20"/>
+      </w:rPr>
+    </w:lvl>
+    <w:lvl w:ilvl="3" w:tentative="1">
+      <w:start w:val="1"/>
+      <w:numFmt w:val="bullet"/>
+      <w:lvlText w:val=""/>
+      <w:lvlJc w:val="left"/>
+      <w:pPr>
+        <w:tabs>
+          <w:tab w:val="num" w:pos="2880"/>
+        </w:tabs>
+        <w:ind w:left="2880" w:hanging="360"/>
+      </w:pPr>
+      <w:rPr>
+        <w:rFonts w:ascii="Wingdings" w:hAnsi="Wingdings" w:hint="default"/>
+        <w:sz w:val="20"/>
+      </w:rPr>
+    </w:lvl>
+    <w:lvl w:ilvl="4" w:tentative="1">
+      <w:start w:val="1"/>
+      <w:numFmt w:val="bullet"/>
+      <w:lvlText w:val=""/>
+      <w:lvlJc w:val="left"/>
+      <w:pPr>
+        <w:tabs>
+          <w:tab w:val="num" w:pos="3600"/>
+        </w:tabs>
+        <w:ind w:left="3600" w:hanging="360"/>
+      </w:pPr>
+      <w:rPr>
+        <w:rFonts w:ascii="Wingdings" w:hAnsi="Wingdings" w:hint="default"/>
+        <w:sz w:val="20"/>
+      </w:rPr>
+    </w:lvl>
+    <w:lvl w:ilvl="5" w:tentative="1">
+      <w:start w:val="1"/>
+      <w:numFmt w:val="bullet"/>
+      <w:lvlText w:val=""/>
+      <w:lvlJc w:val="left"/>
+      <w:pPr>
+        <w:tabs>
+          <w:tab w:val="num" w:pos="4320"/>
+        </w:tabs>
+        <w:ind w:left="4320" w:hanging="360"/>
+      </w:pPr>
+      <w:rPr>
+        <w:rFonts w:ascii="Wingdings" w:hAnsi="Wingdings" w:hint="default"/>
+        <w:sz w:val="20"/>
+      </w:rPr>
+    </w:lvl>
+    <w:lvl w:ilvl="6" w:tentative="1">
+      <w:start w:val="1"/>
+      <w:numFmt w:val="bullet"/>
+      <w:lvlText w:val=""/>
+      <w:lvlJc w:val="left"/>
+      <w:pPr>
+        <w:tabs>
+          <w:tab w:val="num" w:pos="5040"/>
+        </w:tabs>
+        <w:ind w:left="5040" w:hanging="360"/>
+      </w:pPr>
+      <w:rPr>
+        <w:rFonts w:ascii="Wingdings" w:hAnsi="Wingdings" w:hint="default"/>
+        <w:sz w:val="20"/>
+      </w:rPr>
+    </w:lvl>
+    <w:lvl w:ilvl="7" w:tentative="1">
+      <w:start w:val="1"/>
+      <w:numFmt w:val="bullet"/>
+      <w:lvlText w:val=""/>
+      <w:lvlJc w:val="left"/>
+      <w:pPr>
+        <w:tabs>
+          <w:tab w:val="num" w:pos="5760"/>
+        </w:tabs>
+        <w:ind w:left="5760" w:hanging="360"/>
+      </w:pPr>
+      <w:rPr>
+        <w:rFonts w:ascii="Wingdings" w:hAnsi="Wingdings" w:hint="default"/>
+        <w:sz w:val="20"/>
+      </w:rPr>
+    </w:lvl>
+    <w:lvl w:ilvl="8" w:tentative="1">
+      <w:start w:val="1"/>
+      <w:numFmt w:val="bullet"/>
+      <w:lvlText w:val=""/>
+      <w:lvlJc w:val="left"/>
+      <w:pPr>
+        <w:tabs>
+          <w:tab w:val="num" w:pos="6480"/>
+        </w:tabs>
+        <w:ind w:left="6480" w:hanging="360"/>
+      </w:pPr>
+      <w:rPr>
+        <w:rFonts w:ascii="Wingdings" w:hAnsi="Wingdings" w:hint="default"/>
+        <w:sz w:val="20"/>
+      </w:rPr>
+    </w:lvl>
+  </w:abstractNum>
+  <w:abstractNum w:abstractNumId="7" w15:restartNumberingAfterBreak="0">
     <w:nsid w:val="42130A32"/>
     <w:multiLevelType w:val="multilevel"/>
     <w:tmpl w:val="AC748394"/>
@@ -3403,7 +6177,7 @@
       </w:pPr>
     </w:lvl>
   </w:abstractNum>
-  <w:abstractNum w:abstractNumId="5" w15:restartNumberingAfterBreak="0">
+  <w:abstractNum w:abstractNumId="8" w15:restartNumberingAfterBreak="0">
     <w:nsid w:val="43874F08"/>
     <w:multiLevelType w:val="multilevel"/>
     <w:tmpl w:val="327AFABC"/>
@@ -3520,23 +6294,184 @@
       </w:pPr>
     </w:lvl>
   </w:abstractNum>
+  <w:abstractNum w:abstractNumId="9" w15:restartNumberingAfterBreak="0">
+    <w:nsid w:val="7CB1770E"/>
+    <w:multiLevelType w:val="multilevel"/>
+    <w:tmpl w:val="71424BAC"/>
+    <w:lvl w:ilvl="0">
+      <w:start w:val="1"/>
+      <w:numFmt w:val="bullet"/>
+      <w:lvlText w:val=""/>
+      <w:lvlJc w:val="left"/>
+      <w:pPr>
+        <w:tabs>
+          <w:tab w:val="num" w:pos="720"/>
+        </w:tabs>
+        <w:ind w:left="720" w:hanging="360"/>
+      </w:pPr>
+      <w:rPr>
+        <w:rFonts w:ascii="Symbol" w:hAnsi="Symbol" w:hint="default"/>
+        <w:sz w:val="20"/>
+      </w:rPr>
+    </w:lvl>
+    <w:lvl w:ilvl="1" w:tentative="1">
+      <w:start w:val="1"/>
+      <w:numFmt w:val="bullet"/>
+      <w:lvlText w:val="o"/>
+      <w:lvlJc w:val="left"/>
+      <w:pPr>
+        <w:tabs>
+          <w:tab w:val="num" w:pos="1440"/>
+        </w:tabs>
+        <w:ind w:left="1440" w:hanging="360"/>
+      </w:pPr>
+      <w:rPr>
+        <w:rFonts w:ascii="Courier New" w:hAnsi="Courier New" w:hint="default"/>
+        <w:sz w:val="20"/>
+      </w:rPr>
+    </w:lvl>
+    <w:lvl w:ilvl="2" w:tentative="1">
+      <w:start w:val="1"/>
+      <w:numFmt w:val="bullet"/>
+      <w:lvlText w:val=""/>
+      <w:lvlJc w:val="left"/>
+      <w:pPr>
+        <w:tabs>
+          <w:tab w:val="num" w:pos="2160"/>
+        </w:tabs>
+        <w:ind w:left="2160" w:hanging="360"/>
+      </w:pPr>
+      <w:rPr>
+        <w:rFonts w:ascii="Wingdings" w:hAnsi="Wingdings" w:hint="default"/>
+        <w:sz w:val="20"/>
+      </w:rPr>
+    </w:lvl>
+    <w:lvl w:ilvl="3" w:tentative="1">
+      <w:start w:val="1"/>
+      <w:numFmt w:val="bullet"/>
+      <w:lvlText w:val=""/>
+      <w:lvlJc w:val="left"/>
+      <w:pPr>
+        <w:tabs>
+          <w:tab w:val="num" w:pos="2880"/>
+        </w:tabs>
+        <w:ind w:left="2880" w:hanging="360"/>
+      </w:pPr>
+      <w:rPr>
+        <w:rFonts w:ascii="Wingdings" w:hAnsi="Wingdings" w:hint="default"/>
+        <w:sz w:val="20"/>
+      </w:rPr>
+    </w:lvl>
+    <w:lvl w:ilvl="4" w:tentative="1">
+      <w:start w:val="1"/>
+      <w:numFmt w:val="bullet"/>
+      <w:lvlText w:val=""/>
+      <w:lvlJc w:val="left"/>
+      <w:pPr>
+        <w:tabs>
+          <w:tab w:val="num" w:pos="3600"/>
+        </w:tabs>
+        <w:ind w:left="3600" w:hanging="360"/>
+      </w:pPr>
+      <w:rPr>
+        <w:rFonts w:ascii="Wingdings" w:hAnsi="Wingdings" w:hint="default"/>
+        <w:sz w:val="20"/>
+      </w:rPr>
+    </w:lvl>
+    <w:lvl w:ilvl="5" w:tentative="1">
+      <w:start w:val="1"/>
+      <w:numFmt w:val="bullet"/>
+      <w:lvlText w:val=""/>
+      <w:lvlJc w:val="left"/>
+      <w:pPr>
+        <w:tabs>
+          <w:tab w:val="num" w:pos="4320"/>
+        </w:tabs>
+        <w:ind w:left="4320" w:hanging="360"/>
+      </w:pPr>
+      <w:rPr>
+        <w:rFonts w:ascii="Wingdings" w:hAnsi="Wingdings" w:hint="default"/>
+        <w:sz w:val="20"/>
+      </w:rPr>
+    </w:lvl>
+    <w:lvl w:ilvl="6" w:tentative="1">
+      <w:start w:val="1"/>
+      <w:numFmt w:val="bullet"/>
+      <w:lvlText w:val=""/>
+      <w:lvlJc w:val="left"/>
+      <w:pPr>
+        <w:tabs>
+          <w:tab w:val="num" w:pos="5040"/>
+        </w:tabs>
+        <w:ind w:left="5040" w:hanging="360"/>
+      </w:pPr>
+      <w:rPr>
+        <w:rFonts w:ascii="Wingdings" w:hAnsi="Wingdings" w:hint="default"/>
+        <w:sz w:val="20"/>
+      </w:rPr>
+    </w:lvl>
+    <w:lvl w:ilvl="7" w:tentative="1">
+      <w:start w:val="1"/>
+      <w:numFmt w:val="bullet"/>
+      <w:lvlText w:val=""/>
+      <w:lvlJc w:val="left"/>
+      <w:pPr>
+        <w:tabs>
+          <w:tab w:val="num" w:pos="5760"/>
+        </w:tabs>
+        <w:ind w:left="5760" w:hanging="360"/>
+      </w:pPr>
+      <w:rPr>
+        <w:rFonts w:ascii="Wingdings" w:hAnsi="Wingdings" w:hint="default"/>
+        <w:sz w:val="20"/>
+      </w:rPr>
+    </w:lvl>
+    <w:lvl w:ilvl="8" w:tentative="1">
+      <w:start w:val="1"/>
+      <w:numFmt w:val="bullet"/>
+      <w:lvlText w:val=""/>
+      <w:lvlJc w:val="left"/>
+      <w:pPr>
+        <w:tabs>
+          <w:tab w:val="num" w:pos="6480"/>
+        </w:tabs>
+        <w:ind w:left="6480" w:hanging="360"/>
+      </w:pPr>
+      <w:rPr>
+        <w:rFonts w:ascii="Wingdings" w:hAnsi="Wingdings" w:hint="default"/>
+        <w:sz w:val="20"/>
+      </w:rPr>
+    </w:lvl>
+  </w:abstractNum>
   <w:num w:numId="1" w16cid:durableId="1468669529">
+    <w:abstractNumId w:val="8"/>
+  </w:num>
+  <w:num w:numId="2" w16cid:durableId="7560262">
+    <w:abstractNumId w:val="2"/>
+  </w:num>
+  <w:num w:numId="3" w16cid:durableId="1050616242">
+    <w:abstractNumId w:val="4"/>
+  </w:num>
+  <w:num w:numId="4" w16cid:durableId="1325084525">
+    <w:abstractNumId w:val="1"/>
+  </w:num>
+  <w:num w:numId="5" w16cid:durableId="1294798462">
     <w:abstractNumId w:val="5"/>
   </w:num>
-  <w:num w:numId="2" w16cid:durableId="7560262">
-    <w:abstractNumId w:val="1"/>
+  <w:num w:numId="6" w16cid:durableId="906570629">
+    <w:abstractNumId w:val="7"/>
   </w:num>
-  <w:num w:numId="3" w16cid:durableId="1050616242">
-    <w:abstractNumId w:val="2"/>
-  </w:num>
-  <w:num w:numId="4" w16cid:durableId="1325084525">
+  <w:num w:numId="7" w16cid:durableId="650139115">
     <w:abstractNumId w:val="0"/>
   </w:num>
-  <w:num w:numId="5" w16cid:durableId="1294798462">
+  <w:num w:numId="8" w16cid:durableId="927157424">
+    <w:abstractNumId w:val="9"/>
+  </w:num>
+  <w:num w:numId="9" w16cid:durableId="1632057845">
+    <w:abstractNumId w:val="6"/>
+  </w:num>
+  <w:num w:numId="10" w16cid:durableId="1501505205">
     <w:abstractNumId w:val="3"/>
-  </w:num>
-  <w:num w:numId="6" w16cid:durableId="906570629">
-    <w:abstractNumId w:val="4"/>
   </w:num>
 </w:numbering>
 </file>
@@ -4870,4 +7805,16 @@
     </a:ext>
   </a:extLst>
 </a:theme>
+</file>
+
+<file path=customXml/item1.xml><?xml version="1.0" encoding="utf-8"?>
+<b:Sources xmlns:b="http://schemas.openxmlformats.org/officeDocument/2006/bibliography" xmlns="http://schemas.openxmlformats.org/officeDocument/2006/bibliography" SelectedStyle="\APASixthEditionOfficeOnline.xsl" StyleName="APA" Version="6"/>
+</file>
+
+<file path=customXml/itemProps1.xml><?xml version="1.0" encoding="utf-8"?>
+<ds:datastoreItem xmlns:ds="http://schemas.openxmlformats.org/officeDocument/2006/customXml" ds:itemID="{8E598CBF-5F12-4A20-B95D-8B59DDBE9F85}">
+  <ds:schemaRefs>
+    <ds:schemaRef ds:uri="http://schemas.openxmlformats.org/officeDocument/2006/bibliography"/>
+  </ds:schemaRefs>
+</ds:datastoreItem>
 </file>